--- a/CSE Class Notes/Thesis/Istiak_ID-05 Technical Writting.docx
+++ b/CSE Class Notes/Thesis/Istiak_ID-05 Technical Writting.docx
@@ -188,7 +188,7 @@
               <w:sz w:val="56"/>
               <w:u w:val="single"/>
             </w:rPr>
-            <w:t>Lab</w:t>
+            <w:t>Lab Task - 0</w:t>
           </w:r>
           <w:r>
             <w:rPr>
@@ -198,7 +198,7 @@
               <w:sz w:val="56"/>
               <w:u w:val="single"/>
             </w:rPr>
-            <w:t xml:space="preserve"> </w:t>
+            <w:t>3</w:t>
           </w:r>
           <w:r>
             <w:rPr>
@@ -208,17 +208,7 @@
               <w:sz w:val="56"/>
               <w:u w:val="single"/>
             </w:rPr>
-            <w:t>Task</w:t>
-          </w:r>
-          <w:r>
-            <w:rPr>
-              <w:rFonts w:ascii="Times New Roman" w:hAnsi="Times New Roman"/>
-              <w:b/>
-              <w:bCs/>
-              <w:sz w:val="56"/>
-              <w:u w:val="single"/>
-            </w:rPr>
-            <w:t xml:space="preserve"> - 01  </w:t>
+            <w:t xml:space="preserve">  </w:t>
           </w:r>
         </w:p>
         <w:p>
@@ -267,27 +257,7 @@
               <w:sz w:val="40"/>
               <w:szCs w:val="40"/>
             </w:rPr>
-            <w:t xml:space="preserve">Course Title: </w:t>
-          </w:r>
-          <w:r>
-            <w:rPr>
-              <w:rFonts w:ascii="Times New Roman" w:hAnsi="Times New Roman"/>
-              <w:b/>
-              <w:bCs/>
-              <w:sz w:val="40"/>
-              <w:szCs w:val="40"/>
-            </w:rPr>
-            <w:t xml:space="preserve">Technical Writing &amp; Presentation Lab </w:t>
-          </w:r>
-          <w:r>
-            <w:rPr>
-              <w:rFonts w:ascii="Times New Roman" w:hAnsi="Times New Roman"/>
-              <w:b/>
-              <w:bCs/>
-              <w:sz w:val="40"/>
-              <w:szCs w:val="40"/>
-            </w:rPr>
-            <w:t xml:space="preserve"> </w:t>
+            <w:t xml:space="preserve">Course Title: Technical Writing &amp; Presentation Lab  </w:t>
           </w:r>
         </w:p>
         <w:p>
@@ -311,57 +281,7 @@
               <w:sz w:val="40"/>
               <w:szCs w:val="40"/>
             </w:rPr>
-            <w:t xml:space="preserve">Course Code: </w:t>
-          </w:r>
-          <w:r>
-            <w:rPr>
-              <w:rFonts w:ascii="Times New Roman" w:hAnsi="Times New Roman"/>
-              <w:b/>
-              <w:bCs/>
-              <w:sz w:val="40"/>
-              <w:szCs w:val="40"/>
-            </w:rPr>
-            <w:t>CSE</w:t>
-          </w:r>
-          <w:r>
-            <w:rPr>
-              <w:rFonts w:ascii="Times New Roman" w:hAnsi="Times New Roman"/>
-              <w:b/>
-              <w:bCs/>
-              <w:sz w:val="40"/>
-              <w:szCs w:val="40"/>
-            </w:rPr>
-            <w:t xml:space="preserve"> </w:t>
-          </w:r>
-          <w:r>
-            <w:rPr>
-              <w:rFonts w:ascii="Times New Roman" w:hAnsi="Times New Roman"/>
-              <w:b/>
-              <w:bCs/>
-              <w:sz w:val="40"/>
-              <w:szCs w:val="40"/>
-            </w:rPr>
-            <w:t>3</w:t>
-          </w:r>
-          <w:r>
-            <w:rPr>
-              <w:rFonts w:ascii="Times New Roman" w:hAnsi="Times New Roman"/>
-              <w:b/>
-              <w:bCs/>
-              <w:sz w:val="40"/>
-              <w:szCs w:val="40"/>
-            </w:rPr>
-            <w:t>20</w:t>
-          </w:r>
-          <w:r>
-            <w:rPr>
-              <w:rFonts w:ascii="Times New Roman" w:hAnsi="Times New Roman"/>
-              <w:b/>
-              <w:bCs/>
-              <w:sz w:val="40"/>
-              <w:szCs w:val="40"/>
-            </w:rPr>
-            <w:t>7</w:t>
+            <w:t>Course Code: CSE 3207</w:t>
           </w:r>
         </w:p>
         <w:p>
@@ -501,7 +421,47 @@
               <w:sz w:val="40"/>
               <w:szCs w:val="40"/>
             </w:rPr>
-            <w:t>Submission Date: 29-01-25</w:t>
+            <w:t xml:space="preserve">Submission Date: </w:t>
+          </w:r>
+          <w:r>
+            <w:rPr>
+              <w:rFonts w:ascii="Times New Roman" w:hAnsi="Times New Roman"/>
+              <w:b/>
+              <w:bCs/>
+              <w:sz w:val="40"/>
+              <w:szCs w:val="40"/>
+            </w:rPr>
+            <w:t>1</w:t>
+          </w:r>
+          <w:r>
+            <w:rPr>
+              <w:rFonts w:ascii="Times New Roman" w:hAnsi="Times New Roman"/>
+              <w:b/>
+              <w:bCs/>
+              <w:sz w:val="40"/>
+              <w:szCs w:val="40"/>
+            </w:rPr>
+            <w:t>2-0</w:t>
+          </w:r>
+          <w:r>
+            <w:rPr>
+              <w:rFonts w:ascii="Times New Roman" w:hAnsi="Times New Roman"/>
+              <w:b/>
+              <w:bCs/>
+              <w:sz w:val="40"/>
+              <w:szCs w:val="40"/>
+            </w:rPr>
+            <w:t>2</w:t>
+          </w:r>
+          <w:r>
+            <w:rPr>
+              <w:rFonts w:ascii="Times New Roman" w:hAnsi="Times New Roman"/>
+              <w:b/>
+              <w:bCs/>
+              <w:sz w:val="40"/>
+              <w:szCs w:val="40"/>
+            </w:rPr>
+            <w:t>-25</w:t>
           </w:r>
         </w:p>
         <w:p>
@@ -525,17 +485,7 @@
               <w:sz w:val="40"/>
               <w:szCs w:val="40"/>
             </w:rPr>
-            <w:t xml:space="preserve">Assignment Topic: </w:t>
-          </w:r>
-          <w:r>
-            <w:rPr>
-              <w:rFonts w:ascii="Times New Roman" w:hAnsi="Times New Roman"/>
-              <w:b/>
-              <w:bCs/>
-              <w:sz w:val="40"/>
-              <w:szCs w:val="40"/>
-            </w:rPr>
-            <w:t xml:space="preserve">Making Document in Texmaker </w:t>
+            <w:t xml:space="preserve">Assignment Topic: Making Document in Texmaker </w:t>
           </w:r>
         </w:p>
         <w:p>
@@ -676,17 +626,7 @@
               <w:sz w:val="40"/>
               <w:szCs w:val="40"/>
             </w:rPr>
-            <w:t>Md. Tahmid Hasan</w:t>
-          </w:r>
-          <w:r>
-            <w:rPr>
-              <w:rFonts w:ascii="Times New Roman" w:hAnsi="Times New Roman"/>
-              <w:b/>
-              <w:bCs/>
-              <w:sz w:val="40"/>
-              <w:szCs w:val="40"/>
-            </w:rPr>
-            <w:t>,</w:t>
+            <w:t>Md. Tahmid Hasan,</w:t>
           </w:r>
         </w:p>
         <w:p>
@@ -711,17 +651,7 @@
               <w:sz w:val="40"/>
               <w:szCs w:val="40"/>
             </w:rPr>
-            <w:t>Lecturer</w:t>
-          </w:r>
-          <w:r>
-            <w:rPr>
-              <w:rFonts w:ascii="Times New Roman" w:hAnsi="Times New Roman"/>
-              <w:b/>
-              <w:bCs/>
-              <w:sz w:val="40"/>
-              <w:szCs w:val="40"/>
-            </w:rPr>
-            <w:t xml:space="preserve">, </w:t>
+            <w:t xml:space="preserve">Lecturer, </w:t>
           </w:r>
           <w:r>
             <w:rPr>
@@ -757,17 +687,7 @@
               <w:sz w:val="40"/>
               <w:szCs w:val="40"/>
             </w:rPr>
-            <w:t>N</w:t>
-          </w:r>
-          <w:r>
-            <w:rPr>
-              <w:rFonts w:ascii="Times New Roman" w:hAnsi="Times New Roman"/>
-              <w:b/>
-              <w:bCs/>
-              <w:sz w:val="40"/>
-              <w:szCs w:val="40"/>
-            </w:rPr>
-            <w:t>otre Dame Univesity Bangladesh</w:t>
+            <w:t>Notre Dame Univesity Bangladesh</w:t>
           </w:r>
         </w:p>
         <w:p>
@@ -791,7 +711,29 @@
               <w:szCs w:val="36"/>
               <w:u w:val="single"/>
             </w:rPr>
-            <w:t>Lab Task-01 :</w:t>
+            <w:t>Lab Task-0</w:t>
+          </w:r>
+          <w:r>
+            <w:rPr>
+              <w:rFonts w:cs="Times New Roman" w:ascii="Times New Roman" w:hAnsi="Times New Roman"/>
+              <w:b/>
+              <w:bCs/>
+              <w:sz w:val="36"/>
+              <w:szCs w:val="36"/>
+              <w:u w:val="single"/>
+            </w:rPr>
+            <w:t>3</w:t>
+          </w:r>
+          <w:r>
+            <w:rPr>
+              <w:rFonts w:cs="Times New Roman" w:ascii="Times New Roman" w:hAnsi="Times New Roman"/>
+              <w:b/>
+              <w:bCs/>
+              <w:sz w:val="36"/>
+              <w:szCs w:val="36"/>
+              <w:u w:val="single"/>
+            </w:rPr>
+            <w:t xml:space="preserve"> :</w:t>
           </w:r>
         </w:p>
         <w:p>
@@ -852,7 +794,7 @@
               <w:szCs w:val="26"/>
               <w:u w:val="none"/>
             </w:rPr>
-            <w:t>{article}</w:t>
+            <w:t>[13pt]{article}</w:t>
           </w:r>
         </w:p>
         <w:p>
@@ -892,7 +834,7 @@
             <w:rPr>
               <w:color w:val="000000"/>
             </w:rPr>
-            <w:t xml:space="preserve">{Practice Lab-01 :} </w:t>
+            <w:t xml:space="preserve">{Practice Lab-03 :} </w:t>
           </w:r>
         </w:p>
         <w:p>
@@ -934,63 +876,105 @@
         <w:p>
           <w:pPr>
             <w:pStyle w:val="PreformattedText"/>
-            <w:spacing w:before="0" w:after="283"/>
+            <w:spacing w:before="0" w:after="0"/>
             <w:ind w:hanging="0" w:left="0" w:right="0"/>
             <w:rPr/>
           </w:pPr>
           <w:r>
             <w:rPr>
+              <w:color w:val="800000"/>
+            </w:rPr>
+            <w:t>\textbf</w:t>
+          </w:r>
+          <w:r>
+            <w:rPr>
               <w:color w:val="000000"/>
             </w:rPr>
-            <w:t xml:space="preserve">In March 2006, Congress raised that ceiling an additional </w:t>
+            <w:t xml:space="preserve">{Integration Properies:} </w:t>
           </w:r>
           <w:r>
             <w:rPr>
               <w:color w:val="800000"/>
             </w:rPr>
-            <w:t>\$</w:t>
+            <w:t>\\</w:t>
           </w:r>
           <w:r>
             <w:rPr>
               <w:color w:val="000000"/>
             </w:rPr>
-            <w:t xml:space="preserve">0.79 trillion to </w:t>
+            <w:t xml:space="preserve"> </w:t>
           </w:r>
           <w:r>
             <w:rPr>
               <w:color w:val="800000"/>
             </w:rPr>
-            <w:t>\$</w:t>
-          </w:r>
+            <w:t>\\</w:t>
+          </w:r>
+        </w:p>
+        <w:p>
+          <w:pPr>
+            <w:pStyle w:val="PreformattedText"/>
+            <w:spacing w:before="0" w:after="0"/>
+            <w:ind w:hanging="0" w:left="0" w:right="0"/>
+            <w:rPr/>
+          </w:pPr>
           <w:r>
             <w:rPr>
               <w:color w:val="000000"/>
             </w:rPr>
-            <w:t>8.97 trillion, which is approximately 68</w:t>
-          </w:r>
-          <w:r>
-            <w:rPr>
-              <w:color w:val="800000"/>
-            </w:rPr>
-            <w:t>\</w:t>
-          </w:r>
+            <w:t xml:space="preserve">1. </w:t>
+          </w:r>
+          <w:r>
+            <w:rPr>
+              <w:color w:val="008000"/>
+            </w:rPr>
+            <w:t>$\int^b_a\ cf(x)\ dx = c \int^b_a\ f(x)\ dx$</w:t>
+          </w:r>
+        </w:p>
+        <w:p>
+          <w:pPr>
+            <w:pStyle w:val="PreformattedText"/>
+            <w:spacing w:before="0" w:after="0"/>
+            <w:ind w:hanging="0" w:left="0" w:right="0"/>
+            <w:rPr/>
+          </w:pPr>
           <w:r>
             <w:rPr>
               <w:color w:val="000000"/>
             </w:rPr>
-            <w:t xml:space="preserve">% of GDP. As of October 4, 2008, the ``Emergency Economic Srabilization Act of 2008" raised the current debt ceiling to </w:t>
-          </w:r>
-          <w:r>
-            <w:rPr>
-              <w:color w:val="800000"/>
-            </w:rPr>
-            <w:t>\$</w:t>
-          </w:r>
+            <w:t xml:space="preserve">2. </w:t>
+          </w:r>
+          <w:r>
+            <w:rPr>
+              <w:color w:val="008000"/>
+            </w:rPr>
+            <w:t>$\int^b_a\ f(x) \pm g(x)\ dx = \int^a_b\ f(x)\ dx \pm \int^a_b g(x)\ dx$</w:t>
+          </w:r>
+        </w:p>
+        <w:p>
+          <w:pPr>
+            <w:pStyle w:val="PreformattedText"/>
+            <w:spacing w:before="0" w:after="0"/>
+            <w:ind w:hanging="0" w:left="0" w:right="0"/>
+            <w:rPr/>
+          </w:pPr>
           <w:r>
             <w:rPr>
               <w:color w:val="000000"/>
             </w:rPr>
-            <w:t>11.3 trillion.</w:t>
+            <w:t xml:space="preserve">3. </w:t>
+          </w:r>
+          <w:r>
+            <w:rPr>
+              <w:color w:val="008000"/>
+            </w:rPr>
+            <w:t>$\int^b_a\ f(x)\ dx = 0\ and \int^b_a\ f(x)\ dx = - \int^b_a f(x)\ dx $</w:t>
+          </w:r>
+          <w:r>
+            <w:rPr>
+              <w:color w:val="000000"/>
+            </w:rPr>
+            <w:t xml:space="preserve"> </w:t>
           </w:r>
         </w:p>
         <w:p>
@@ -1002,6 +986,26 @@
           </w:pPr>
           <w:r>
             <w:rPr>
+              <w:color w:val="000000"/>
+            </w:rPr>
+            <w:t xml:space="preserve">4. </w:t>
+          </w:r>
+          <w:r>
+            <w:rPr>
+              <w:color w:val="008000"/>
+            </w:rPr>
+            <w:t>$\int^b_a\ f(x)\ dx + \int^c_b f(x)\ dx = \int^c_a f(x)\ dx$</w:t>
+          </w:r>
+        </w:p>
+        <w:p>
+          <w:pPr>
+            <w:pStyle w:val="PreformattedText"/>
+            <w:spacing w:before="0" w:after="283"/>
+            <w:ind w:hanging="0" w:left="0" w:right="0"/>
+            <w:rPr/>
+          </w:pPr>
+          <w:r>
+            <w:rPr>
               <w:color w:val="0000CC"/>
             </w:rPr>
             <w:t>\end</w:t>
@@ -1011,6 +1015,22 @@
               <w:color w:val="000000"/>
             </w:rPr>
             <w:t>{document}</w:t>
+          </w:r>
+        </w:p>
+        <w:p>
+          <w:pPr>
+            <w:pStyle w:val="PreformattedText"/>
+            <w:rPr>
+              <w:rFonts w:ascii="Times New Roman" w:hAnsi="Times New Roman" w:cs="Times New Roman"/>
+              <w:b w:val="false"/>
+              <w:bCs w:val="false"/>
+              <w:sz w:val="26"/>
+              <w:szCs w:val="26"/>
+              <w:u w:val="none"/>
+            </w:rPr>
+          </w:pPr>
+          <w:r>
+            <w:rPr/>
           </w:r>
         </w:p>
         <w:p>
@@ -1059,8 +1079,6 @@
               <w:szCs w:val="26"/>
               <w:u w:val="single"/>
             </w:rPr>
-          </w:r>
-          <w:r>
             <mc:AlternateContent>
               <mc:Choice Requires="wps">
                 <w:drawing>
@@ -1079,17 +1097,28 @@
                     <a:graphic xmlns:a="http://schemas.openxmlformats.org/drawingml/2006/main">
                       <a:graphicData uri="http://schemas.microsoft.com/office/word/2010/wordprocessingShape">
                         <wps:wsp>
-                          <wps:cNvSpPr txBox="1"/>
+                          <wps:cNvSpPr/>
                           <wps:spPr>
                             <a:xfrm>
                               <a:off x="0" y="0"/>
-                              <a:ext cx="5731510" cy="4197350"/>
+                              <a:ext cx="5731560" cy="4197240"/>
                             </a:xfrm>
-                            <a:prstGeom prst="rect"/>
+                            <a:prstGeom prst="rect">
+                              <a:avLst/>
+                            </a:prstGeom>
                             <a:solidFill>
-                              <a:srgbClr val="FFFFFF"/>
+                              <a:srgbClr val="ffffff"/>
                             </a:solidFill>
+                            <a:ln w="0">
+                              <a:noFill/>
+                            </a:ln>
                           </wps:spPr>
+                          <wps:style>
+                            <a:lnRef idx="0"/>
+                            <a:fillRef idx="0"/>
+                            <a:effectRef idx="0"/>
+                            <a:fontRef idx="minor"/>
+                          </wps:style>
                           <wps:txbx>
                             <w:txbxContent>
                               <w:p>
@@ -1105,7 +1134,7 @@
                                     <wp:inline distT="0" distB="0" distL="0" distR="0">
                                       <wp:extent cx="5731510" cy="3820795"/>
                                       <wp:effectExtent l="0" t="0" r="0" b="0"/>
-                                      <wp:docPr id="3" name="Image1" descr=""/>
+                                      <wp:docPr id="4" name="Image1" descr=""/>
                                       <wp:cNvGraphicFramePr>
                                         <a:graphicFrameLocks xmlns:a="http://schemas.openxmlformats.org/drawingml/2006/main" noChangeAspect="1"/>
                                       </wp:cNvGraphicFramePr>
@@ -1113,7 +1142,7 @@
                                         <a:graphicData uri="http://schemas.openxmlformats.org/drawingml/2006/picture">
                                           <pic:pic xmlns:pic="http://schemas.openxmlformats.org/drawingml/2006/picture">
                                             <pic:nvPicPr>
-                                              <pic:cNvPr id="3" name="Image1" descr=""/>
+                                              <pic:cNvPr id="4" name="Image1" descr=""/>
                                               <pic:cNvPicPr>
                                                 <a:picLocks noChangeAspect="1" noChangeArrowheads="1"/>
                                               </pic:cNvPicPr>
@@ -1139,6 +1168,9 @@
                                       </a:graphic>
                                     </wp:inline>
                                   </w:drawing>
+                                </w:r>
+                                <w:r>
+                                  <w:rPr/>
                                   <w:t xml:space="preserve">Figure </w:t>
                                 </w:r>
                                 <w:r>
@@ -1168,7 +1200,7 @@
                               </w:p>
                             </w:txbxContent>
                           </wps:txbx>
-                          <wps:bodyPr anchor="t" lIns="0" tIns="0" rIns="0" bIns="0">
+                          <wps:bodyPr lIns="0" rIns="0" tIns="0" bIns="0" anchor="t">
                             <a:noAutofit/>
                           </wps:bodyPr>
                         </wps:wsp>
@@ -1179,8 +1211,10 @@
               </mc:Choice>
               <mc:Fallback>
                 <w:pict>
-                  <v:rect style="position:absolute;rotation:-0;width:451.3pt;height:330.5pt;mso-wrap-distance-left:0pt;mso-wrap-distance-right:0pt;mso-wrap-distance-top:0pt;mso-wrap-distance-bottom:0pt;margin-top:9.4pt;mso-position-vertical-relative:text;margin-left:11.8pt;mso-position-horizontal-relative:text">
-                    <v:textbox inset="0in,0in,0in,0in">
+                  <v:rect id="shape_0" ID="Frame1" path="m0,0l-2147483645,0l-2147483645,-2147483646l0,-2147483646xe" fillcolor="white" stroked="f" o:allowincell="f" style="position:absolute;margin-left:11.8pt;margin-top:9.4pt;width:451.25pt;height:330.45pt;mso-wrap-style:square;v-text-anchor:top">
+                    <v:fill o:detectmouseclick="t" type="solid" color2="black"/>
+                    <v:stroke color="#3465a4" joinstyle="round" endcap="flat"/>
+                    <v:textbox>
                       <w:txbxContent>
                         <w:p>
                           <w:pPr>
@@ -1195,7 +1229,7 @@
                               <wp:inline distT="0" distB="0" distL="0" distR="0">
                                 <wp:extent cx="5731510" cy="3820795"/>
                                 <wp:effectExtent l="0" t="0" r="0" b="0"/>
-                                <wp:docPr id="4" name="Image1" descr=""/>
+                                <wp:docPr id="5" name="Image1" descr=""/>
                                 <wp:cNvGraphicFramePr>
                                   <a:graphicFrameLocks xmlns:a="http://schemas.openxmlformats.org/drawingml/2006/main" noChangeAspect="1"/>
                                 </wp:cNvGraphicFramePr>
@@ -1203,7 +1237,7 @@
                                   <a:graphicData uri="http://schemas.openxmlformats.org/drawingml/2006/picture">
                                     <pic:pic xmlns:pic="http://schemas.openxmlformats.org/drawingml/2006/picture">
                                       <pic:nvPicPr>
-                                        <pic:cNvPr id="4" name="Image1" descr=""/>
+                                        <pic:cNvPr id="5" name="Image1" descr=""/>
                                         <pic:cNvPicPr>
                                           <a:picLocks noChangeAspect="1" noChangeArrowheads="1"/>
                                         </pic:cNvPicPr>
@@ -1229,6 +1263,9 @@
                                 </a:graphic>
                               </wp:inline>
                             </w:drawing>
+                          </w:r>
+                          <w:r>
+                            <w:rPr/>
                             <w:t xml:space="preserve">Figure </w:t>
                           </w:r>
                           <w:r>
@@ -1784,6 +1821,7 @@
     <w:qFormat/>
     <w:pPr>
       <w:widowControl/>
+      <w:suppressAutoHyphens w:val="true"/>
       <w:bidi w:val="0"/>
       <w:spacing w:lineRule="auto" w:line="259" w:before="0" w:after="160"/>
       <w:jc w:val="left"/>
@@ -2439,6 +2477,13 @@
   <w:style w:type="paragraph" w:styleId="Figure">
     <w:name w:val="Figure"/>
     <w:basedOn w:val="Caption"/>
+    <w:qFormat/>
+    <w:pPr/>
+    <w:rPr/>
+  </w:style>
+  <w:style w:type="paragraph" w:styleId="FrameContents">
+    <w:name w:val="Frame Contents"/>
+    <w:basedOn w:val="Normal"/>
     <w:qFormat/>
     <w:pPr/>
     <w:rPr/>

--- a/CSE Class Notes/Thesis/Istiak_ID-05 Technical Writting.docx
+++ b/CSE Class Notes/Thesis/Istiak_ID-05 Technical Writting.docx
@@ -1,20 +1,19 @@
 
 <file path=word/document.xml><?xml version="1.0" encoding="utf-8"?>
-<w:document xmlns:o="urn:schemas-microsoft-com:office:office" xmlns:r="http://schemas.openxmlformats.org/officeDocument/2006/relationships" xmlns:v="urn:schemas-microsoft-com:vml" xmlns:w="http://schemas.openxmlformats.org/wordprocessingml/2006/main" xmlns:w10="urn:schemas-microsoft-com:office:word" xmlns:wp="http://schemas.openxmlformats.org/drawingml/2006/wordprocessingDrawing" xmlns:wps="http://schemas.microsoft.com/office/word/2010/wordprocessingShape" xmlns:wpg="http://schemas.microsoft.com/office/word/2010/wordprocessingGroup" xmlns:mc="http://schemas.openxmlformats.org/markup-compatibility/2006" xmlns:wp14="http://schemas.microsoft.com/office/word/2010/wordprocessingDrawing" xmlns:w14="http://schemas.microsoft.com/office/word/2010/wordml" xmlns:w15="http://schemas.microsoft.com/office/word/2012/wordml" mc:Ignorable="w14 wp14 w15">
+<w:document xmlns:wpc="http://schemas.microsoft.com/office/word/2010/wordprocessingCanvas" xmlns:cx="http://schemas.microsoft.com/office/drawing/2014/chartex" xmlns:cx1="http://schemas.microsoft.com/office/drawing/2015/9/8/chartex" xmlns:cx2="http://schemas.microsoft.com/office/drawing/2015/10/21/chartex" xmlns:cx3="http://schemas.microsoft.com/office/drawing/2016/5/9/chartex" xmlns:cx4="http://schemas.microsoft.com/office/drawing/2016/5/10/chartex" xmlns:cx5="http://schemas.microsoft.com/office/drawing/2016/5/11/chartex" xmlns:cx6="http://schemas.microsoft.com/office/drawing/2016/5/12/chartex" xmlns:cx7="http://schemas.microsoft.com/office/drawing/2016/5/13/chartex" xmlns:cx8="http://schemas.microsoft.com/office/drawing/2016/5/14/chartex" xmlns:mc="http://schemas.openxmlformats.org/markup-compatibility/2006" xmlns:aink="http://schemas.microsoft.com/office/drawing/2016/ink" xmlns:am3d="http://schemas.microsoft.com/office/drawing/2017/model3d" xmlns:o="urn:schemas-microsoft-com:office:office" xmlns:oel="http://schemas.microsoft.com/office/2019/extlst" xmlns:r="http://schemas.openxmlformats.org/officeDocument/2006/relationships" xmlns:m="http://schemas.openxmlformats.org/officeDocument/2006/math" xmlns:v="urn:schemas-microsoft-com:vml" xmlns:wp14="http://schemas.microsoft.com/office/word/2010/wordprocessingDrawing" xmlns:wp="http://schemas.openxmlformats.org/drawingml/2006/wordprocessingDrawing" xmlns:w10="urn:schemas-microsoft-com:office:word" xmlns:w="http://schemas.openxmlformats.org/wordprocessingml/2006/main" xmlns:w14="http://schemas.microsoft.com/office/word/2010/wordml" xmlns:w15="http://schemas.microsoft.com/office/word/2012/wordml" xmlns:w16cex="http://schemas.microsoft.com/office/word/2018/wordml/cex" xmlns:w16cid="http://schemas.microsoft.com/office/word/2016/wordml/cid" xmlns:w16="http://schemas.microsoft.com/office/word/2018/wordml" xmlns:w16du="http://schemas.microsoft.com/office/word/2023/wordml/word16du" xmlns:w16sdtdh="http://schemas.microsoft.com/office/word/2020/wordml/sdtdatahash" xmlns:w16sdtfl="http://schemas.microsoft.com/office/word/2024/wordml/sdtformatlock" xmlns:w16se="http://schemas.microsoft.com/office/word/2015/wordml/symex" xmlns:wpg="http://schemas.microsoft.com/office/word/2010/wordprocessingGroup" xmlns:wpi="http://schemas.microsoft.com/office/word/2010/wordprocessingInk" xmlns:wne="http://schemas.microsoft.com/office/word/2006/wordml" xmlns:wps="http://schemas.microsoft.com/office/word/2010/wordprocessingShape" mc:Ignorable="w14 w15 w16se w16cid w16 w16cex w16sdtdh w16sdtfl w16du wp14">
   <w:body>
     <w:sdt>
       <w:sdtPr>
+        <w:id w:val="1690724569"/>
         <w:docPartObj>
           <w:docPartGallery w:val="Cover Pages"/>
-          <w:docPartUnique w:val="true"/>
+          <w:docPartUnique/>
         </w:docPartObj>
-        <w:id w:val="1690724569"/>
       </w:sdtPr>
       <w:sdtContent>
         <w:p>
           <w:pPr>
-            <w:pStyle w:val="Normal"/>
-            <w:spacing w:lineRule="auto" w:line="240" w:before="0" w:after="0"/>
+            <w:spacing w:after="0" w:line="240" w:lineRule="auto"/>
             <w:ind w:right="2512"/>
             <w:rPr>
               <w:rFonts w:ascii="Times New Roman" w:hAnsi="Times New Roman"/>
@@ -24,10 +23,11 @@
           <w:r>
             <w:rPr>
               <w:rFonts w:ascii="Times New Roman" w:hAnsi="Times New Roman"/>
+              <w:noProof/>
               <w:sz w:val="56"/>
             </w:rPr>
             <w:drawing>
-              <wp:anchor behindDoc="0" distT="0" distB="0" distL="0" distR="0" simplePos="0" locked="0" layoutInCell="0" allowOverlap="1" relativeHeight="2">
+              <wp:anchor distT="0" distB="0" distL="0" distR="0" simplePos="0" relativeHeight="251657216" behindDoc="0" locked="0" layoutInCell="0" allowOverlap="1" wp14:anchorId="49469A3E" wp14:editId="24AB49A1">
                 <wp:simplePos x="0" y="0"/>
                 <wp:positionH relativeFrom="margin">
                   <wp:align>center</wp:align>
@@ -38,7 +38,7 @@
                 <wp:extent cx="2169160" cy="2169160"/>
                 <wp:effectExtent l="0" t="0" r="0" b="0"/>
                 <wp:wrapNone/>
-                <wp:docPr id="1" name="Picture 1" descr=""/>
+                <wp:docPr id="1" name="Picture 1"/>
                 <wp:cNvGraphicFramePr>
                   <a:graphicFrameLocks xmlns:a="http://schemas.openxmlformats.org/drawingml/2006/main" noChangeAspect="1"/>
                 </wp:cNvGraphicFramePr>
@@ -46,13 +46,13 @@
                   <a:graphicData uri="http://schemas.openxmlformats.org/drawingml/2006/picture">
                     <pic:pic xmlns:pic="http://schemas.openxmlformats.org/drawingml/2006/picture">
                       <pic:nvPicPr>
-                        <pic:cNvPr id="1" name="Picture 1" descr=""/>
+                        <pic:cNvPr id="1" name="Picture 1"/>
                         <pic:cNvPicPr>
                           <a:picLocks noChangeAspect="1" noChangeArrowheads="1"/>
                         </pic:cNvPicPr>
                       </pic:nvPicPr>
                       <pic:blipFill>
-                        <a:blip r:embed="rId2"/>
+                        <a:blip r:embed="rId6"/>
                         <a:stretch>
                           <a:fillRect/>
                         </a:stretch>
@@ -76,8 +76,7 @@
         </w:p>
         <w:p>
           <w:pPr>
-            <w:pStyle w:val="Normal"/>
-            <w:spacing w:lineRule="auto" w:line="240" w:before="0" w:after="0"/>
+            <w:spacing w:after="0" w:line="240" w:lineRule="auto"/>
             <w:ind w:right="2512"/>
             <w:jc w:val="center"/>
             <w:rPr>
@@ -85,37 +84,23 @@
               <w:sz w:val="56"/>
             </w:rPr>
           </w:pPr>
-          <w:r>
+        </w:p>
+        <w:p>
+          <w:pPr>
+            <w:spacing w:after="0" w:line="240" w:lineRule="auto"/>
             <w:rPr>
               <w:rFonts w:ascii="Times New Roman" w:hAnsi="Times New Roman"/>
               <w:sz w:val="56"/>
             </w:rPr>
-          </w:r>
-        </w:p>
-        <w:p>
-          <w:pPr>
-            <w:pStyle w:val="Normal"/>
-            <w:spacing w:lineRule="auto" w:line="240" w:before="0" w:after="0"/>
-            <w:rPr>
-              <w:rFonts w:ascii="Times New Roman" w:hAnsi="Times New Roman"/>
-              <w:sz w:val="56"/>
-            </w:rPr>
-          </w:pPr>
-          <w:r>
-            <w:rPr>
-              <w:rFonts w:ascii="Times New Roman" w:hAnsi="Times New Roman"/>
-              <w:sz w:val="56"/>
-            </w:rPr>
-          </w:r>
-        </w:p>
-        <w:p>
-          <w:pPr>
-            <w:pStyle w:val="Normal"/>
-            <w:spacing w:lineRule="auto" w:line="240"/>
+          </w:pPr>
+        </w:p>
+        <w:p>
+          <w:pPr>
+            <w:spacing w:line="240" w:lineRule="auto"/>
             <w:jc w:val="center"/>
             <w:rPr>
               <w:rFonts w:ascii="Times New Roman" w:hAnsi="Times New Roman"/>
-              <w:color w:themeColor="accent1" w:val="156082"/>
+              <w:color w:val="156082" w:themeColor="accent1"/>
               <w:sz w:val="56"/>
               <w:szCs w:val="56"/>
             </w:rPr>
@@ -125,7 +110,7 @@
               <w:rFonts w:ascii="Times New Roman" w:hAnsi="Times New Roman"/>
               <w:b/>
               <w:bCs/>
-              <w:color w:themeColor="accent1" w:val="156082"/>
+              <w:color w:val="156082" w:themeColor="accent1"/>
               <w:sz w:val="56"/>
               <w:szCs w:val="56"/>
             </w:rPr>
@@ -134,7 +119,7 @@
           <w:r>
             <w:rPr>
               <w:rFonts w:ascii="Times New Roman" w:hAnsi="Times New Roman"/>
-              <w:color w:themeColor="accent1" w:val="156082"/>
+              <w:color w:val="156082" w:themeColor="accent1"/>
               <w:sz w:val="56"/>
               <w:szCs w:val="56"/>
             </w:rPr>
@@ -143,8 +128,7 @@
         </w:p>
         <w:p>
           <w:pPr>
-            <w:pStyle w:val="Normal"/>
-            <w:spacing w:lineRule="auto" w:line="240"/>
+            <w:spacing w:line="240" w:lineRule="auto"/>
             <w:jc w:val="center"/>
             <w:rPr>
               <w:rFonts w:ascii="Times New Roman" w:hAnsi="Times New Roman"/>
@@ -169,8 +153,7 @@
         </w:p>
         <w:p>
           <w:pPr>
-            <w:pStyle w:val="Normal"/>
-            <w:spacing w:before="0" w:after="0"/>
+            <w:spacing w:after="0"/>
             <w:jc w:val="center"/>
             <w:rPr>
               <w:rFonts w:ascii="Times New Roman" w:hAnsi="Times New Roman"/>
@@ -188,33 +171,12 @@
               <w:sz w:val="56"/>
               <w:u w:val="single"/>
             </w:rPr>
-            <w:t>Lab Task - 0</w:t>
-          </w:r>
-          <w:r>
-            <w:rPr>
-              <w:rFonts w:ascii="Times New Roman" w:hAnsi="Times New Roman"/>
-              <w:b/>
-              <w:bCs/>
-              <w:sz w:val="56"/>
-              <w:u w:val="single"/>
-            </w:rPr>
-            <w:t>3</w:t>
-          </w:r>
-          <w:r>
-            <w:rPr>
-              <w:rFonts w:ascii="Times New Roman" w:hAnsi="Times New Roman"/>
-              <w:b/>
-              <w:bCs/>
-              <w:sz w:val="56"/>
-              <w:u w:val="single"/>
-            </w:rPr>
-            <w:t xml:space="preserve">  </w:t>
-          </w:r>
-        </w:p>
-        <w:p>
-          <w:pPr>
-            <w:pStyle w:val="Normal"/>
-            <w:spacing w:before="0" w:after="0"/>
+            <w:t xml:space="preserve">Lab Task - 03  </w:t>
+          </w:r>
+        </w:p>
+        <w:p>
+          <w:pPr>
+            <w:spacing w:after="0"/>
             <w:jc w:val="center"/>
             <w:rPr>
               <w:rFonts w:ascii="Times New Roman" w:hAnsi="Times New Roman"/>
@@ -225,22 +187,11 @@
               <w:u w:val="single"/>
             </w:rPr>
           </w:pPr>
-          <w:r>
-            <w:rPr>
-              <w:rFonts w:ascii="Times New Roman" w:hAnsi="Times New Roman"/>
-              <w:b/>
-              <w:bCs/>
-              <w:sz w:val="32"/>
-              <w:szCs w:val="10"/>
-              <w:u w:val="single"/>
-            </w:rPr>
-          </w:r>
-        </w:p>
-        <w:p>
-          <w:pPr>
-            <w:pStyle w:val="Normal"/>
-            <w:spacing w:before="0" w:after="156"/>
-            <w:ind w:hanging="10" w:left="-5"/>
+        </w:p>
+        <w:p>
+          <w:pPr>
+            <w:spacing w:after="156"/>
+            <w:ind w:left="-5" w:hanging="10"/>
             <w:rPr>
               <w:rFonts w:ascii="Times New Roman" w:hAnsi="Times New Roman"/>
               <w:b/>
@@ -262,9 +213,8 @@
         </w:p>
         <w:p>
           <w:pPr>
-            <w:pStyle w:val="Normal"/>
-            <w:spacing w:before="0" w:after="156"/>
-            <w:ind w:hanging="10" w:left="-5"/>
+            <w:spacing w:after="156"/>
+            <w:ind w:left="-5" w:hanging="10"/>
             <w:rPr>
               <w:rFonts w:ascii="Times New Roman" w:hAnsi="Times New Roman"/>
               <w:b/>
@@ -286,43 +236,32 @@
         </w:p>
         <w:p>
           <w:pPr>
-            <w:pStyle w:val="Normal"/>
-            <w:spacing w:before="0" w:after="0"/>
-            <w:rPr>
-              <w:rFonts w:ascii="Times New Roman" w:hAnsi="Times New Roman"/>
-              <w:b/>
-              <w:bCs/>
-              <w:sz w:val="40"/>
-              <w:szCs w:val="40"/>
-            </w:rPr>
-          </w:pPr>
-          <w:r>
-            <w:rPr>
-              <w:rFonts w:ascii="Times New Roman" w:hAnsi="Times New Roman"/>
-              <w:b/>
-              <w:bCs/>
-              <w:sz w:val="40"/>
-              <w:szCs w:val="40"/>
-            </w:rPr>
-          </w:r>
-        </w:p>
-        <w:p>
-          <w:pPr>
-            <w:pStyle w:val="Normal"/>
-            <w:spacing w:before="0" w:after="0"/>
-            <w:rPr>
-              <w:rFonts w:ascii="Times New Roman" w:hAnsi="Times New Roman"/>
-              <w:b/>
-              <w:bCs/>
-              <w:color w:themeColor="accent1" w:themeShade="bf" w:val="0F4761"/>
-            </w:rPr>
-          </w:pPr>
-          <w:r>
-            <w:rPr>
-              <w:rFonts w:ascii="Times New Roman" w:hAnsi="Times New Roman"/>
-              <w:b/>
-              <w:bCs/>
-              <w:color w:themeColor="accent1" w:themeShade="bf" w:val="0F4761"/>
+            <w:spacing w:after="0"/>
+            <w:rPr>
+              <w:rFonts w:ascii="Times New Roman" w:hAnsi="Times New Roman"/>
+              <w:b/>
+              <w:bCs/>
+              <w:sz w:val="40"/>
+              <w:szCs w:val="40"/>
+            </w:rPr>
+          </w:pPr>
+        </w:p>
+        <w:p>
+          <w:pPr>
+            <w:spacing w:after="0"/>
+            <w:rPr>
+              <w:rFonts w:ascii="Times New Roman" w:hAnsi="Times New Roman"/>
+              <w:b/>
+              <w:bCs/>
+              <w:color w:val="0F4761" w:themeColor="accent1" w:themeShade="BF"/>
+            </w:rPr>
+          </w:pPr>
+          <w:r>
+            <w:rPr>
+              <w:rFonts w:ascii="Times New Roman" w:hAnsi="Times New Roman"/>
+              <w:b/>
+              <w:bCs/>
+              <w:color w:val="0F4761" w:themeColor="accent1" w:themeShade="BF"/>
               <w:sz w:val="56"/>
             </w:rPr>
             <w:t xml:space="preserve">Submitted by: </w:t>
@@ -330,9 +269,8 @@
         </w:p>
         <w:p>
           <w:pPr>
-            <w:pStyle w:val="Normal"/>
-            <w:spacing w:before="0" w:after="156"/>
-            <w:ind w:hanging="10" w:left="-5"/>
+            <w:spacing w:after="156"/>
+            <w:ind w:left="-5" w:hanging="10"/>
             <w:rPr>
               <w:rFonts w:ascii="Times New Roman" w:hAnsi="Times New Roman"/>
               <w:b/>
@@ -354,9 +292,8 @@
         </w:p>
         <w:p>
           <w:pPr>
-            <w:pStyle w:val="Normal"/>
-            <w:spacing w:before="0" w:after="156"/>
-            <w:ind w:hanging="10" w:left="-5"/>
+            <w:spacing w:after="156"/>
+            <w:ind w:left="-5" w:hanging="10"/>
             <w:rPr>
               <w:rFonts w:ascii="Times New Roman" w:hAnsi="Times New Roman"/>
               <w:b/>
@@ -378,9 +315,8 @@
         </w:p>
         <w:p>
           <w:pPr>
-            <w:pStyle w:val="Normal"/>
-            <w:spacing w:before="0" w:after="156"/>
-            <w:ind w:hanging="10" w:left="-5"/>
+            <w:spacing w:after="156"/>
+            <w:ind w:left="-5" w:hanging="10"/>
             <w:rPr>
               <w:rFonts w:ascii="Times New Roman" w:hAnsi="Times New Roman"/>
               <w:b/>
@@ -402,73 +338,31 @@
         </w:p>
         <w:p>
           <w:pPr>
-            <w:pStyle w:val="Normal"/>
-            <w:spacing w:before="0" w:after="156"/>
-            <w:ind w:hanging="10" w:left="-5"/>
-            <w:rPr>
-              <w:rFonts w:ascii="Times New Roman" w:hAnsi="Times New Roman"/>
-              <w:b/>
-              <w:bCs/>
-              <w:sz w:val="40"/>
-              <w:szCs w:val="40"/>
-            </w:rPr>
-          </w:pPr>
-          <w:r>
-            <w:rPr>
-              <w:rFonts w:ascii="Times New Roman" w:hAnsi="Times New Roman"/>
-              <w:b/>
-              <w:bCs/>
-              <w:sz w:val="40"/>
-              <w:szCs w:val="40"/>
-            </w:rPr>
-            <w:t xml:space="preserve">Submission Date: </w:t>
-          </w:r>
-          <w:r>
-            <w:rPr>
-              <w:rFonts w:ascii="Times New Roman" w:hAnsi="Times New Roman"/>
-              <w:b/>
-              <w:bCs/>
-              <w:sz w:val="40"/>
-              <w:szCs w:val="40"/>
-            </w:rPr>
-            <w:t>1</w:t>
-          </w:r>
-          <w:r>
-            <w:rPr>
-              <w:rFonts w:ascii="Times New Roman" w:hAnsi="Times New Roman"/>
-              <w:b/>
-              <w:bCs/>
-              <w:sz w:val="40"/>
-              <w:szCs w:val="40"/>
-            </w:rPr>
-            <w:t>2-0</w:t>
-          </w:r>
-          <w:r>
-            <w:rPr>
-              <w:rFonts w:ascii="Times New Roman" w:hAnsi="Times New Roman"/>
-              <w:b/>
-              <w:bCs/>
-              <w:sz w:val="40"/>
-              <w:szCs w:val="40"/>
-            </w:rPr>
-            <w:t>2</w:t>
-          </w:r>
-          <w:r>
-            <w:rPr>
-              <w:rFonts w:ascii="Times New Roman" w:hAnsi="Times New Roman"/>
-              <w:b/>
-              <w:bCs/>
-              <w:sz w:val="40"/>
-              <w:szCs w:val="40"/>
-            </w:rPr>
-            <w:t>-25</w:t>
-          </w:r>
-        </w:p>
-        <w:p>
-          <w:pPr>
-            <w:pStyle w:val="Normal"/>
-            <w:spacing w:before="0" w:after="0"/>
-            <w:ind w:hanging="10" w:left="-5"/>
+            <w:spacing w:after="156"/>
+            <w:ind w:left="-5" w:hanging="10"/>
+            <w:rPr>
+              <w:rFonts w:ascii="Times New Roman" w:hAnsi="Times New Roman"/>
+              <w:b/>
+              <w:bCs/>
+              <w:sz w:val="40"/>
+              <w:szCs w:val="40"/>
+            </w:rPr>
+          </w:pPr>
+          <w:r>
+            <w:rPr>
+              <w:rFonts w:ascii="Times New Roman" w:hAnsi="Times New Roman"/>
+              <w:b/>
+              <w:bCs/>
+              <w:sz w:val="40"/>
+              <w:szCs w:val="40"/>
+            </w:rPr>
+            <w:t>Submission Date: 12-02-25</w:t>
+          </w:r>
+        </w:p>
+        <w:p>
+          <w:pPr>
+            <w:spacing w:after="0"/>
+            <w:ind w:left="-5" w:hanging="10"/>
             <w:rPr>
               <w:rFonts w:ascii="Times New Roman" w:hAnsi="Times New Roman"/>
               <w:b/>
@@ -490,9 +384,8 @@
         </w:p>
         <w:p>
           <w:pPr>
-            <w:pStyle w:val="Normal"/>
-            <w:spacing w:before="0" w:after="0"/>
-            <w:ind w:hanging="10" w:left="-5"/>
+            <w:spacing w:after="0"/>
+            <w:ind w:left="-5" w:hanging="10"/>
             <w:rPr>
               <w:rFonts w:ascii="Times New Roman" w:hAnsi="Times New Roman"/>
               <w:b/>
@@ -510,19 +403,63 @@
               <w:szCs w:val="40"/>
             </w:rPr>
             <w:tab/>
+          </w:r>
+          <w:r>
+            <w:rPr>
+              <w:rFonts w:ascii="Times New Roman" w:hAnsi="Times New Roman"/>
+              <w:b/>
+              <w:bCs/>
+              <w:sz w:val="40"/>
+              <w:szCs w:val="40"/>
+            </w:rPr>
             <w:tab/>
+          </w:r>
+          <w:r>
+            <w:rPr>
+              <w:rFonts w:ascii="Times New Roman" w:hAnsi="Times New Roman"/>
+              <w:b/>
+              <w:bCs/>
+              <w:sz w:val="40"/>
+              <w:szCs w:val="40"/>
+            </w:rPr>
             <w:tab/>
+          </w:r>
+          <w:r>
+            <w:rPr>
+              <w:rFonts w:ascii="Times New Roman" w:hAnsi="Times New Roman"/>
+              <w:b/>
+              <w:bCs/>
+              <w:sz w:val="40"/>
+              <w:szCs w:val="40"/>
+            </w:rPr>
             <w:tab/>
+          </w:r>
+          <w:r>
+            <w:rPr>
+              <w:rFonts w:ascii="Times New Roman" w:hAnsi="Times New Roman"/>
+              <w:b/>
+              <w:bCs/>
+              <w:sz w:val="40"/>
+              <w:szCs w:val="40"/>
+            </w:rPr>
             <w:tab/>
+          </w:r>
+          <w:r>
+            <w:rPr>
+              <w:rFonts w:ascii="Times New Roman" w:hAnsi="Times New Roman"/>
+              <w:b/>
+              <w:bCs/>
+              <w:sz w:val="40"/>
+              <w:szCs w:val="40"/>
+            </w:rPr>
             <w:tab/>
             <w:t xml:space="preserve">    </w:t>
           </w:r>
         </w:p>
         <w:p>
           <w:pPr>
-            <w:pStyle w:val="Normal"/>
-            <w:spacing w:before="0" w:after="0"/>
-            <w:ind w:hanging="10" w:left="-5"/>
+            <w:spacing w:after="0"/>
+            <w:ind w:left="-5" w:hanging="10"/>
             <w:rPr>
               <w:rFonts w:ascii="Times New Roman" w:hAnsi="Times New Roman"/>
               <w:b/>
@@ -540,22 +477,102 @@
               <w:szCs w:val="40"/>
             </w:rPr>
             <w:tab/>
+          </w:r>
+          <w:r>
+            <w:rPr>
+              <w:rFonts w:ascii="Times New Roman" w:hAnsi="Times New Roman"/>
+              <w:b/>
+              <w:bCs/>
+              <w:sz w:val="40"/>
+              <w:szCs w:val="40"/>
+            </w:rPr>
             <w:tab/>
+          </w:r>
+          <w:r>
+            <w:rPr>
+              <w:rFonts w:ascii="Times New Roman" w:hAnsi="Times New Roman"/>
+              <w:b/>
+              <w:bCs/>
+              <w:sz w:val="40"/>
+              <w:szCs w:val="40"/>
+            </w:rPr>
             <w:tab/>
+          </w:r>
+          <w:r>
+            <w:rPr>
+              <w:rFonts w:ascii="Times New Roman" w:hAnsi="Times New Roman"/>
+              <w:b/>
+              <w:bCs/>
+              <w:sz w:val="40"/>
+              <w:szCs w:val="40"/>
+            </w:rPr>
             <w:tab/>
+          </w:r>
+          <w:r>
+            <w:rPr>
+              <w:rFonts w:ascii="Times New Roman" w:hAnsi="Times New Roman"/>
+              <w:b/>
+              <w:bCs/>
+              <w:sz w:val="40"/>
+              <w:szCs w:val="40"/>
+            </w:rPr>
             <w:tab/>
+          </w:r>
+          <w:r>
+            <w:rPr>
+              <w:rFonts w:ascii="Times New Roman" w:hAnsi="Times New Roman"/>
+              <w:b/>
+              <w:bCs/>
+              <w:sz w:val="40"/>
+              <w:szCs w:val="40"/>
+            </w:rPr>
             <w:tab/>
+          </w:r>
+          <w:r>
+            <w:rPr>
+              <w:rFonts w:ascii="Times New Roman" w:hAnsi="Times New Roman"/>
+              <w:b/>
+              <w:bCs/>
+              <w:sz w:val="40"/>
+              <w:szCs w:val="40"/>
+            </w:rPr>
             <w:tab/>
+          </w:r>
+          <w:r>
+            <w:rPr>
+              <w:rFonts w:ascii="Times New Roman" w:hAnsi="Times New Roman"/>
+              <w:b/>
+              <w:bCs/>
+              <w:sz w:val="40"/>
+              <w:szCs w:val="40"/>
+            </w:rPr>
             <w:tab/>
+          </w:r>
+          <w:r>
+            <w:rPr>
+              <w:rFonts w:ascii="Times New Roman" w:hAnsi="Times New Roman"/>
+              <w:b/>
+              <w:bCs/>
+              <w:sz w:val="40"/>
+              <w:szCs w:val="40"/>
+            </w:rPr>
             <w:tab/>
+          </w:r>
+          <w:r>
+            <w:rPr>
+              <w:rFonts w:ascii="Times New Roman" w:hAnsi="Times New Roman"/>
+              <w:b/>
+              <w:bCs/>
+              <w:sz w:val="40"/>
+              <w:szCs w:val="40"/>
+            </w:rPr>
             <w:tab/>
           </w:r>
         </w:p>
         <w:p>
           <w:pPr>
-            <w:pStyle w:val="Normal"/>
-            <w:spacing w:before="0" w:after="0"/>
-            <w:ind w:hanging="10" w:left="-5"/>
+            <w:spacing w:after="0"/>
+            <w:ind w:left="-5" w:hanging="10"/>
             <w:rPr>
               <w:rFonts w:ascii="Times New Roman" w:hAnsi="Times New Roman"/>
               <w:b/>
@@ -573,23 +590,67 @@
               <w:szCs w:val="40"/>
             </w:rPr>
             <w:tab/>
+          </w:r>
+          <w:r>
+            <w:rPr>
+              <w:rFonts w:ascii="Times New Roman" w:hAnsi="Times New Roman"/>
+              <w:b/>
+              <w:bCs/>
+              <w:sz w:val="40"/>
+              <w:szCs w:val="40"/>
+            </w:rPr>
             <w:tab/>
+          </w:r>
+          <w:r>
+            <w:rPr>
+              <w:rFonts w:ascii="Times New Roman" w:hAnsi="Times New Roman"/>
+              <w:b/>
+              <w:bCs/>
+              <w:sz w:val="40"/>
+              <w:szCs w:val="40"/>
+            </w:rPr>
             <w:tab/>
+          </w:r>
+          <w:r>
+            <w:rPr>
+              <w:rFonts w:ascii="Times New Roman" w:hAnsi="Times New Roman"/>
+              <w:b/>
+              <w:bCs/>
+              <w:sz w:val="40"/>
+              <w:szCs w:val="40"/>
+            </w:rPr>
             <w:tab/>
+          </w:r>
+          <w:r>
+            <w:rPr>
+              <w:rFonts w:ascii="Times New Roman" w:hAnsi="Times New Roman"/>
+              <w:b/>
+              <w:bCs/>
+              <w:sz w:val="40"/>
+              <w:szCs w:val="40"/>
+            </w:rPr>
             <w:tab/>
+          </w:r>
+          <w:r>
+            <w:rPr>
+              <w:rFonts w:ascii="Times New Roman" w:hAnsi="Times New Roman"/>
+              <w:b/>
+              <w:bCs/>
+              <w:sz w:val="40"/>
+              <w:szCs w:val="40"/>
+            </w:rPr>
             <w:tab/>
             <w:t xml:space="preserve">    </w:t>
           </w:r>
         </w:p>
         <w:p>
           <w:pPr>
-            <w:pStyle w:val="Normal"/>
-            <w:spacing w:lineRule="auto" w:line="240" w:before="0" w:after="0"/>
-            <w:rPr>
-              <w:rFonts w:ascii="Times New Roman" w:hAnsi="Times New Roman"/>
-              <w:b/>
-              <w:bCs/>
-              <w:color w:themeColor="accent1" w:themeShade="bf" w:val="0F4761"/>
+            <w:spacing w:after="0" w:line="240" w:lineRule="auto"/>
+            <w:rPr>
+              <w:rFonts w:ascii="Times New Roman" w:hAnsi="Times New Roman"/>
+              <w:b/>
+              <w:bCs/>
+              <w:color w:val="0F4761" w:themeColor="accent1" w:themeShade="BF"/>
               <w:sz w:val="56"/>
             </w:rPr>
           </w:pPr>
@@ -598,7 +659,7 @@
               <w:rFonts w:ascii="Times New Roman" w:hAnsi="Times New Roman"/>
               <w:b/>
               <w:bCs/>
-              <w:color w:themeColor="accent1" w:themeShade="bf" w:val="0F4761"/>
+              <w:color w:val="0F4761" w:themeColor="accent1" w:themeShade="BF"/>
               <w:sz w:val="56"/>
             </w:rPr>
             <w:t xml:space="preserve">Submitted to: </w:t>
@@ -606,9 +667,8 @@
         </w:p>
         <w:p>
           <w:pPr>
-            <w:pStyle w:val="Normal"/>
-            <w:spacing w:lineRule="auto" w:line="240" w:before="0" w:after="0"/>
-            <w:ind w:hanging="10" w:left="-5"/>
+            <w:spacing w:after="0" w:line="240" w:lineRule="auto"/>
+            <w:ind w:left="-5" w:hanging="10"/>
             <w:jc w:val="both"/>
             <w:rPr>
               <w:rFonts w:ascii="Times New Roman" w:hAnsi="Times New Roman"/>
@@ -631,9 +691,8 @@
         </w:p>
         <w:p>
           <w:pPr>
-            <w:pStyle w:val="Normal"/>
-            <w:spacing w:lineRule="auto" w:line="240" w:before="0" w:after="0"/>
-            <w:ind w:hanging="10" w:left="-5"/>
+            <w:spacing w:after="0" w:line="240" w:lineRule="auto"/>
+            <w:ind w:left="-5" w:hanging="10"/>
             <w:jc w:val="both"/>
             <w:rPr>
               <w:rFonts w:ascii="Times New Roman" w:hAnsi="Times New Roman"/>
@@ -651,25 +710,13 @@
               <w:sz w:val="40"/>
               <w:szCs w:val="40"/>
             </w:rPr>
-            <w:t xml:space="preserve">Lecturer, </w:t>
-          </w:r>
-          <w:r>
-            <w:rPr>
-              <w:rFonts w:ascii="Times New Roman" w:hAnsi="Times New Roman"/>
-              <w:b/>
-              <w:bCs/>
-              <w:sz w:val="40"/>
-              <w:szCs w:val="40"/>
-              <w:u w:val="none"/>
-            </w:rPr>
-            <w:t>Depertment of CSE,</w:t>
-          </w:r>
-        </w:p>
-        <w:p>
-          <w:pPr>
-            <w:pStyle w:val="Normal"/>
-            <w:spacing w:lineRule="auto" w:line="240" w:before="0" w:after="0"/>
-            <w:ind w:hanging="10" w:left="-5"/>
+            <w:t>Lecturer, Depertment of CSE,</w:t>
+          </w:r>
+        </w:p>
+        <w:p>
+          <w:pPr>
+            <w:spacing w:after="0" w:line="240" w:lineRule="auto"/>
+            <w:ind w:left="-5" w:hanging="10"/>
             <w:jc w:val="both"/>
             <w:rPr>
               <w:rFonts w:ascii="Times New Roman" w:hAnsi="Times New Roman"/>
@@ -692,7 +739,6 @@
         </w:p>
         <w:p>
           <w:pPr>
-            <w:pStyle w:val="Normal"/>
             <w:rPr>
               <w:rFonts w:ascii="Times New Roman" w:hAnsi="Times New Roman" w:cs="Times New Roman"/>
               <w:b/>
@@ -704,41 +750,19 @@
           </w:pPr>
           <w:r>
             <w:rPr>
-              <w:rFonts w:cs="Times New Roman" w:ascii="Times New Roman" w:hAnsi="Times New Roman"/>
+              <w:rFonts w:ascii="Times New Roman" w:hAnsi="Times New Roman" w:cs="Times New Roman"/>
               <w:b/>
               <w:bCs/>
               <w:sz w:val="36"/>
               <w:szCs w:val="36"/>
               <w:u w:val="single"/>
             </w:rPr>
-            <w:t>Lab Task-0</w:t>
-          </w:r>
-          <w:r>
-            <w:rPr>
-              <w:rFonts w:cs="Times New Roman" w:ascii="Times New Roman" w:hAnsi="Times New Roman"/>
-              <w:b/>
-              <w:bCs/>
-              <w:sz w:val="36"/>
-              <w:szCs w:val="36"/>
-              <w:u w:val="single"/>
-            </w:rPr>
-            <w:t>3</w:t>
-          </w:r>
-          <w:r>
-            <w:rPr>
-              <w:rFonts w:cs="Times New Roman" w:ascii="Times New Roman" w:hAnsi="Times New Roman"/>
-              <w:b/>
-              <w:bCs/>
-              <w:sz w:val="36"/>
-              <w:szCs w:val="36"/>
-              <w:u w:val="single"/>
-            </w:rPr>
-            <w:t xml:space="preserve"> :</w:t>
-          </w:r>
-        </w:p>
-        <w:p>
-          <w:pPr>
-            <w:pStyle w:val="Normal"/>
+            <w:lastRenderedPageBreak/>
+            <w:t>Lab Task-03 :</w:t>
+          </w:r>
+        </w:p>
+        <w:p>
+          <w:pPr>
             <w:rPr>
               <w:rFonts w:ascii="Times New Roman" w:hAnsi="Times New Roman" w:cs="Times New Roman"/>
               <w:b/>
@@ -750,7 +774,7 @@
           </w:pPr>
           <w:r>
             <w:rPr>
-              <w:rFonts w:cs="Times New Roman" w:ascii="Times New Roman" w:hAnsi="Times New Roman"/>
+              <w:rFonts w:ascii="Times New Roman" w:hAnsi="Times New Roman" w:cs="Times New Roman"/>
               <w:b/>
               <w:bCs/>
               <w:sz w:val="32"/>
@@ -765,34 +789,25 @@
             <w:pStyle w:val="PreformattedText"/>
             <w:rPr>
               <w:rFonts w:ascii="Times New Roman" w:hAnsi="Times New Roman" w:cs="Times New Roman"/>
-              <w:b w:val="false"/>
-              <w:bCs w:val="false"/>
               <w:sz w:val="26"/>
               <w:szCs w:val="26"/>
-              <w:u w:val="none"/>
-            </w:rPr>
-          </w:pPr>
-          <w:r>
-            <w:rPr>
-              <w:rFonts w:cs="Times New Roman" w:ascii="Times New Roman" w:hAnsi="Times New Roman"/>
-              <w:b w:val="false"/>
-              <w:bCs w:val="false"/>
+            </w:rPr>
+          </w:pPr>
+          <w:r>
+            <w:rPr>
+              <w:rFonts w:ascii="Times New Roman" w:hAnsi="Times New Roman" w:cs="Times New Roman"/>
               <w:color w:val="800000"/>
               <w:sz w:val="26"/>
               <w:szCs w:val="26"/>
-              <w:u w:val="none"/>
             </w:rPr>
             <w:t>\documentclass</w:t>
           </w:r>
           <w:r>
             <w:rPr>
-              <w:rFonts w:cs="Times New Roman" w:ascii="Times New Roman" w:hAnsi="Times New Roman"/>
-              <w:b w:val="false"/>
-              <w:bCs w:val="false"/>
+              <w:rFonts w:ascii="Times New Roman" w:hAnsi="Times New Roman" w:cs="Times New Roman"/>
               <w:color w:val="000000"/>
               <w:sz w:val="26"/>
               <w:szCs w:val="26"/>
-              <w:u w:val="none"/>
             </w:rPr>
             <w:t>[13pt]{article}</w:t>
           </w:r>
@@ -800,9 +815,6 @@
         <w:p>
           <w:pPr>
             <w:pStyle w:val="PreformattedText"/>
-            <w:spacing w:before="0" w:after="0"/>
-            <w:ind w:hanging="0" w:left="0" w:right="0"/>
-            <w:rPr/>
           </w:pPr>
           <w:r>
             <w:rPr>
@@ -820,9 +832,6 @@
         <w:p>
           <w:pPr>
             <w:pStyle w:val="PreformattedText"/>
-            <w:spacing w:before="0" w:after="0"/>
-            <w:ind w:hanging="0" w:left="0" w:right="0"/>
-            <w:rPr/>
           </w:pPr>
           <w:r>
             <w:rPr>
@@ -840,9 +849,6 @@
         <w:p>
           <w:pPr>
             <w:pStyle w:val="PreformattedText"/>
-            <w:spacing w:before="0" w:after="0"/>
-            <w:ind w:hanging="0" w:left="0" w:right="0"/>
-            <w:rPr/>
           </w:pPr>
           <w:r>
             <w:rPr>
@@ -860,8 +866,7 @@
         <w:p>
           <w:pPr>
             <w:pStyle w:val="PreformattedText"/>
-            <w:spacing w:before="0" w:after="283"/>
-            <w:ind w:hanging="0" w:left="0" w:right="0"/>
+            <w:spacing w:after="283"/>
             <w:rPr>
               <w:color w:val="800000"/>
             </w:rPr>
@@ -876,9 +881,6 @@
         <w:p>
           <w:pPr>
             <w:pStyle w:val="PreformattedText"/>
-            <w:spacing w:before="0" w:after="0"/>
-            <w:ind w:hanging="0" w:left="0" w:right="0"/>
-            <w:rPr/>
           </w:pPr>
           <w:r>
             <w:rPr>
@@ -914,9 +916,6 @@
         <w:p>
           <w:pPr>
             <w:pStyle w:val="PreformattedText"/>
-            <w:spacing w:before="0" w:after="0"/>
-            <w:ind w:hanging="0" w:left="0" w:right="0"/>
-            <w:rPr/>
           </w:pPr>
           <w:r>
             <w:rPr>
@@ -934,9 +933,6 @@
         <w:p>
           <w:pPr>
             <w:pStyle w:val="PreformattedText"/>
-            <w:spacing w:before="0" w:after="0"/>
-            <w:ind w:hanging="0" w:left="0" w:right="0"/>
-            <w:rPr/>
           </w:pPr>
           <w:r>
             <w:rPr>
@@ -954,9 +950,6 @@
         <w:p>
           <w:pPr>
             <w:pStyle w:val="PreformattedText"/>
-            <w:spacing w:before="0" w:after="0"/>
-            <w:ind w:hanging="0" w:left="0" w:right="0"/>
-            <w:rPr/>
           </w:pPr>
           <w:r>
             <w:rPr>
@@ -980,9 +973,7 @@
         <w:p>
           <w:pPr>
             <w:pStyle w:val="PreformattedText"/>
-            <w:spacing w:before="0" w:after="283"/>
-            <w:ind w:hanging="0" w:left="0" w:right="0"/>
-            <w:rPr/>
+            <w:spacing w:after="283"/>
           </w:pPr>
           <w:r>
             <w:rPr>
@@ -1000,9 +991,7 @@
         <w:p>
           <w:pPr>
             <w:pStyle w:val="PreformattedText"/>
-            <w:spacing w:before="0" w:after="283"/>
-            <w:ind w:hanging="0" w:left="0" w:right="0"/>
-            <w:rPr/>
+            <w:spacing w:after="283"/>
           </w:pPr>
           <w:r>
             <w:rPr>
@@ -1022,20 +1011,13 @@
             <w:pStyle w:val="PreformattedText"/>
             <w:rPr>
               <w:rFonts w:ascii="Times New Roman" w:hAnsi="Times New Roman" w:cs="Times New Roman"/>
-              <w:b w:val="false"/>
-              <w:bCs w:val="false"/>
               <w:sz w:val="26"/>
               <w:szCs w:val="26"/>
-              <w:u w:val="none"/>
-            </w:rPr>
-          </w:pPr>
-          <w:r>
-            <w:rPr/>
-          </w:r>
-        </w:p>
-        <w:p>
-          <w:pPr>
-            <w:pStyle w:val="Normal"/>
+            </w:rPr>
+          </w:pPr>
+        </w:p>
+        <w:p>
+          <w:pPr>
             <w:rPr>
               <w:rFonts w:ascii="Times New Roman" w:hAnsi="Times New Roman" w:cs="Times New Roman"/>
               <w:b/>
@@ -1047,7 +1029,7 @@
           </w:pPr>
           <w:r>
             <w:rPr>
-              <w:rFonts w:cs="Times New Roman" w:ascii="Times New Roman" w:hAnsi="Times New Roman"/>
+              <w:rFonts w:ascii="Times New Roman" w:hAnsi="Times New Roman" w:cs="Times New Roman"/>
               <w:b/>
               <w:bCs/>
               <w:sz w:val="32"/>
@@ -1059,8 +1041,6 @@
         </w:p>
         <w:p>
           <w:pPr>
-            <w:pStyle w:val="Normal"/>
-            <w:spacing w:before="0" w:after="160"/>
             <w:rPr>
               <w:rFonts w:ascii="Times New Roman" w:hAnsi="Times New Roman" w:cs="Times New Roman"/>
               <w:b/>
@@ -1072,320 +1052,160 @@
           </w:pPr>
           <w:r>
             <w:rPr>
-              <w:rFonts w:cs="Times New Roman" w:ascii="Times New Roman" w:hAnsi="Times New Roman"/>
-              <w:b/>
-              <w:bCs/>
-              <w:sz w:val="26"/>
-              <w:szCs w:val="26"/>
-              <w:u w:val="single"/>
-            </w:rPr>
-            <mc:AlternateContent>
-              <mc:Choice Requires="wps">
-                <w:drawing>
-                  <wp:anchor behindDoc="0" distT="0" distB="0" distL="0" distR="0" simplePos="0" locked="0" layoutInCell="0" allowOverlap="1" relativeHeight="3">
-                    <wp:simplePos x="0" y="0"/>
-                    <wp:positionH relativeFrom="column">
-                      <wp:posOffset>149860</wp:posOffset>
-                    </wp:positionH>
-                    <wp:positionV relativeFrom="paragraph">
-                      <wp:posOffset>119380</wp:posOffset>
-                    </wp:positionV>
-                    <wp:extent cx="5731510" cy="4197350"/>
-                    <wp:effectExtent l="0" t="0" r="0" b="0"/>
-                    <wp:wrapSquare wrapText="largest"/>
-                    <wp:docPr id="2" name="Frame1"/>
-                    <a:graphic xmlns:a="http://schemas.openxmlformats.org/drawingml/2006/main">
-                      <a:graphicData uri="http://schemas.microsoft.com/office/word/2010/wordprocessingShape">
-                        <wps:wsp>
-                          <wps:cNvSpPr/>
-                          <wps:spPr>
-                            <a:xfrm>
-                              <a:off x="0" y="0"/>
-                              <a:ext cx="5731560" cy="4197240"/>
-                            </a:xfrm>
-                            <a:prstGeom prst="rect">
-                              <a:avLst/>
-                            </a:prstGeom>
-                            <a:solidFill>
-                              <a:srgbClr val="ffffff"/>
-                            </a:solidFill>
-                            <a:ln w="0">
-                              <a:noFill/>
-                            </a:ln>
-                          </wps:spPr>
-                          <wps:style>
-                            <a:lnRef idx="0"/>
-                            <a:fillRef idx="0"/>
-                            <a:effectRef idx="0"/>
-                            <a:fontRef idx="minor"/>
-                          </wps:style>
-                          <wps:txbx>
-                            <w:txbxContent>
-                              <w:p>
-                                <w:pPr>
-                                  <w:pStyle w:val="Figure"/>
-                                  <w:spacing w:before="120" w:after="120"/>
-                                  <w:jc w:val="center"/>
-                                  <w:rPr/>
-                                </w:pPr>
-                                <w:r>
-                                  <w:rPr/>
-                                  <w:drawing>
-                                    <wp:inline distT="0" distB="0" distL="0" distR="0">
-                                      <wp:extent cx="5731510" cy="3820795"/>
-                                      <wp:effectExtent l="0" t="0" r="0" b="0"/>
-                                      <wp:docPr id="4" name="Image1" descr=""/>
-                                      <wp:cNvGraphicFramePr>
-                                        <a:graphicFrameLocks xmlns:a="http://schemas.openxmlformats.org/drawingml/2006/main" noChangeAspect="1"/>
-                                      </wp:cNvGraphicFramePr>
-                                      <a:graphic xmlns:a="http://schemas.openxmlformats.org/drawingml/2006/main">
-                                        <a:graphicData uri="http://schemas.openxmlformats.org/drawingml/2006/picture">
-                                          <pic:pic xmlns:pic="http://schemas.openxmlformats.org/drawingml/2006/picture">
-                                            <pic:nvPicPr>
-                                              <pic:cNvPr id="4" name="Image1" descr=""/>
-                                              <pic:cNvPicPr>
-                                                <a:picLocks noChangeAspect="1" noChangeArrowheads="1"/>
-                                              </pic:cNvPicPr>
-                                            </pic:nvPicPr>
-                                            <pic:blipFill>
-                                              <a:blip r:embed="rId3"/>
-                                              <a:stretch>
-                                                <a:fillRect/>
-                                              </a:stretch>
-                                            </pic:blipFill>
-                                            <pic:spPr bwMode="auto">
-                                              <a:xfrm>
-                                                <a:off x="0" y="0"/>
-                                                <a:ext cx="5731510" cy="3820795"/>
-                                              </a:xfrm>
-                                              <a:prstGeom prst="rect">
-                                                <a:avLst/>
-                                              </a:prstGeom>
-                                              <a:noFill/>
-                                            </pic:spPr>
-                                          </pic:pic>
-                                        </a:graphicData>
-                                      </a:graphic>
-                                    </wp:inline>
-                                  </w:drawing>
-                                </w:r>
-                                <w:r>
-                                  <w:rPr/>
-                                  <w:t xml:space="preserve">Figure </w:t>
-                                </w:r>
-                                <w:r>
-                                  <w:rPr/>
-                                  <w:fldChar w:fldCharType="begin"/>
-                                </w:r>
-                                <w:r>
-                                  <w:rPr/>
-                                  <w:instrText xml:space="preserve"> SEQ Figure \* ARABIC </w:instrText>
-                                </w:r>
-                                <w:r>
-                                  <w:rPr/>
-                                  <w:fldChar w:fldCharType="separate"/>
-                                </w:r>
-                                <w:r>
-                                  <w:rPr/>
-                                  <w:t>1</w:t>
-                                </w:r>
-                                <w:r>
-                                  <w:rPr/>
-                                  <w:fldChar w:fldCharType="end"/>
-                                </w:r>
-                                <w:r>
-                                  <w:rPr/>
-                                  <w:t>: Output in Texmaker</w:t>
-                                </w:r>
-                              </w:p>
-                            </w:txbxContent>
-                          </wps:txbx>
-                          <wps:bodyPr lIns="0" rIns="0" tIns="0" bIns="0" anchor="t">
-                            <a:noAutofit/>
-                          </wps:bodyPr>
-                        </wps:wsp>
-                      </a:graphicData>
-                    </a:graphic>
-                  </wp:anchor>
-                </w:drawing>
-              </mc:Choice>
-              <mc:Fallback>
-                <w:pict>
-                  <v:rect id="shape_0" ID="Frame1" path="m0,0l-2147483645,0l-2147483645,-2147483646l0,-2147483646xe" fillcolor="white" stroked="f" o:allowincell="f" style="position:absolute;margin-left:11.8pt;margin-top:9.4pt;width:451.25pt;height:330.45pt;mso-wrap-style:square;v-text-anchor:top">
-                    <v:fill o:detectmouseclick="t" type="solid" color2="black"/>
-                    <v:stroke color="#3465a4" joinstyle="round" endcap="flat"/>
-                    <v:textbox>
-                      <w:txbxContent>
-                        <w:p>
-                          <w:pPr>
-                            <w:pStyle w:val="Figure"/>
-                            <w:spacing w:before="120" w:after="120"/>
-                            <w:jc w:val="center"/>
-                            <w:rPr/>
-                          </w:pPr>
-                          <w:r>
-                            <w:rPr/>
-                            <w:drawing>
-                              <wp:inline distT="0" distB="0" distL="0" distR="0">
-                                <wp:extent cx="5731510" cy="3820795"/>
-                                <wp:effectExtent l="0" t="0" r="0" b="0"/>
-                                <wp:docPr id="5" name="Image1" descr=""/>
-                                <wp:cNvGraphicFramePr>
-                                  <a:graphicFrameLocks xmlns:a="http://schemas.openxmlformats.org/drawingml/2006/main" noChangeAspect="1"/>
-                                </wp:cNvGraphicFramePr>
-                                <a:graphic xmlns:a="http://schemas.openxmlformats.org/drawingml/2006/main">
-                                  <a:graphicData uri="http://schemas.openxmlformats.org/drawingml/2006/picture">
-                                    <pic:pic xmlns:pic="http://schemas.openxmlformats.org/drawingml/2006/picture">
-                                      <pic:nvPicPr>
-                                        <pic:cNvPr id="5" name="Image1" descr=""/>
-                                        <pic:cNvPicPr>
-                                          <a:picLocks noChangeAspect="1" noChangeArrowheads="1"/>
-                                        </pic:cNvPicPr>
-                                      </pic:nvPicPr>
-                                      <pic:blipFill>
-                                        <a:blip r:embed="rId4"/>
-                                        <a:stretch>
-                                          <a:fillRect/>
-                                        </a:stretch>
-                                      </pic:blipFill>
-                                      <pic:spPr bwMode="auto">
-                                        <a:xfrm>
-                                          <a:off x="0" y="0"/>
-                                          <a:ext cx="5731510" cy="3820795"/>
-                                        </a:xfrm>
-                                        <a:prstGeom prst="rect">
-                                          <a:avLst/>
-                                        </a:prstGeom>
-                                        <a:noFill/>
-                                      </pic:spPr>
-                                    </pic:pic>
-                                  </a:graphicData>
-                                </a:graphic>
-                              </wp:inline>
-                            </w:drawing>
-                          </w:r>
-                          <w:r>
-                            <w:rPr/>
-                            <w:t xml:space="preserve">Figure </w:t>
-                          </w:r>
-                          <w:r>
-                            <w:rPr/>
-                            <w:fldChar w:fldCharType="begin"/>
-                          </w:r>
-                          <w:r>
-                            <w:rPr/>
-                            <w:instrText xml:space="preserve"> SEQ Figure \* ARABIC </w:instrText>
-                          </w:r>
-                          <w:r>
-                            <w:rPr/>
-                            <w:fldChar w:fldCharType="separate"/>
-                          </w:r>
-                          <w:r>
-                            <w:rPr/>
-                            <w:t>1</w:t>
-                          </w:r>
-                          <w:r>
-                            <w:rPr/>
-                            <w:fldChar w:fldCharType="end"/>
-                          </w:r>
-                          <w:r>
-                            <w:rPr/>
-                            <w:t>: Output in Texmaker</w:t>
-                          </w:r>
-                        </w:p>
-                      </w:txbxContent>
-                    </v:textbox>
-                    <w10:wrap type="square" side="largest"/>
-                  </v:rect>
-                </w:pict>
-              </mc:Fallback>
-            </mc:AlternateContent>
+              <w:noProof/>
+            </w:rPr>
+            <w:pict w14:anchorId="582345C6">
+              <v:rect id="Frame1" o:spid="_x0000_s1026" style="position:absolute;margin-left:11.8pt;margin-top:9.4pt;width:451.3pt;height:330.5pt;z-index:251658752;visibility:visible;mso-wrap-style:square;mso-wrap-distance-left:0;mso-wrap-distance-top:0;mso-wrap-distance-right:0;mso-wrap-distance-bottom:0;mso-position-horizontal:absolute;mso-position-horizontal-relative:text;mso-position-vertical:absolute;mso-position-vertical-relative:text;v-text-anchor:top" o:gfxdata="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" o:allowincell="f" stroked="f" strokeweight="0">
+                <v:textbox inset="0,0,0,0">
+                  <w:txbxContent>
+                    <w:p>
+                      <w:pPr>
+                        <w:pStyle w:val="Figure"/>
+                        <w:jc w:val="center"/>
+                      </w:pPr>
+                      <w:r>
+                        <w:rPr>
+                          <w:noProof/>
+                        </w:rPr>
+                        <w:drawing>
+                          <wp:inline distT="0" distB="0" distL="0" distR="0" wp14:anchorId="3A7E36B7" wp14:editId="1705CFCB">
+                            <wp:extent cx="5731510" cy="3820795"/>
+                            <wp:effectExtent l="0" t="0" r="0" b="0"/>
+                            <wp:docPr id="4" name="Image1"/>
+                            <wp:cNvGraphicFramePr>
+                              <a:graphicFrameLocks xmlns:a="http://schemas.openxmlformats.org/drawingml/2006/main" noChangeAspect="1"/>
+                            </wp:cNvGraphicFramePr>
+                            <a:graphic xmlns:a="http://schemas.openxmlformats.org/drawingml/2006/main">
+                              <a:graphicData uri="http://schemas.openxmlformats.org/drawingml/2006/picture">
+                                <pic:pic xmlns:pic="http://schemas.openxmlformats.org/drawingml/2006/picture">
+                                  <pic:nvPicPr>
+                                    <pic:cNvPr id="4" name="Image1"/>
+                                    <pic:cNvPicPr>
+                                      <a:picLocks noChangeAspect="1" noChangeArrowheads="1"/>
+                                    </pic:cNvPicPr>
+                                  </pic:nvPicPr>
+                                  <pic:blipFill>
+                                    <a:blip r:embed="rId7"/>
+                                    <a:stretch>
+                                      <a:fillRect/>
+                                    </a:stretch>
+                                  </pic:blipFill>
+                                  <pic:spPr bwMode="auto">
+                                    <a:xfrm>
+                                      <a:off x="0" y="0"/>
+                                      <a:ext cx="5731510" cy="3820795"/>
+                                    </a:xfrm>
+                                    <a:prstGeom prst="rect">
+                                      <a:avLst/>
+                                    </a:prstGeom>
+                                    <a:noFill/>
+                                  </pic:spPr>
+                                </pic:pic>
+                              </a:graphicData>
+                            </a:graphic>
+                          </wp:inline>
+                        </w:drawing>
+                      </w:r>
+                      <w:r>
+                        <w:t xml:space="preserve">Figure </w:t>
+                      </w:r>
+                      <w:fldSimple w:instr=" SEQ Figure \* ARABIC ">
+                        <w:r>
+                          <w:t>1</w:t>
+                        </w:r>
+                      </w:fldSimple>
+                      <w:r>
+                        <w:t>: Output in Texmaker</w:t>
+                      </w:r>
+                    </w:p>
+                  </w:txbxContent>
+                </v:textbox>
+                <w10:wrap type="square" side="largest"/>
+              </v:rect>
+            </w:pict>
           </w:r>
         </w:p>
       </w:sdtContent>
     </w:sdt>
     <w:sectPr>
-      <w:footerReference w:type="even" r:id="rId5"/>
-      <w:footerReference w:type="default" r:id="rId6"/>
-      <w:footerReference w:type="first" r:id="rId7"/>
-      <w:type w:val="nextPage"/>
+      <w:footerReference w:type="default" r:id="rId8"/>
       <w:pgSz w:w="11906" w:h="16838"/>
-      <w:pgMar w:left="1440" w:right="1440" w:gutter="0" w:header="0" w:top="1440" w:footer="720" w:bottom="1440"/>
-      <w:pgNumType w:start="0" w:fmt="decimal"/>
-      <w:formProt w:val="false"/>
+      <w:pgMar w:top="1440" w:right="1440" w:bottom="1440" w:left="1440" w:header="0" w:footer="720" w:gutter="0"/>
+      <w:pgNumType w:start="0"/>
+      <w:cols w:space="720"/>
+      <w:formProt w:val="0"/>
       <w:titlePg/>
-      <w:textDirection w:val="lrTb"/>
-      <w:docGrid w:type="default" w:linePitch="360" w:charSpace="4096"/>
+      <w:docGrid w:linePitch="360" w:charSpace="4096"/>
     </w:sectPr>
   </w:body>
 </w:document>
 </file>
 
-<file path=word/footer1.xml><?xml version="1.0" encoding="utf-8"?>
-<w:ftr xmlns:o="urn:schemas-microsoft-com:office:office" xmlns:r="http://schemas.openxmlformats.org/officeDocument/2006/relationships" xmlns:v="urn:schemas-microsoft-com:vml" xmlns:w="http://schemas.openxmlformats.org/wordprocessingml/2006/main" xmlns:w10="urn:schemas-microsoft-com:office:word" xmlns:wp="http://schemas.openxmlformats.org/drawingml/2006/wordprocessingDrawing" xmlns:wps="http://schemas.microsoft.com/office/word/2010/wordprocessingShape" xmlns:wpg="http://schemas.microsoft.com/office/word/2010/wordprocessingGroup" xmlns:mc="http://schemas.openxmlformats.org/markup-compatibility/2006" xmlns:wp14="http://schemas.microsoft.com/office/word/2010/wordprocessingDrawing" xmlns:w14="http://schemas.microsoft.com/office/word/2010/wordml" xmlns:w15="http://schemas.microsoft.com/office/word/2012/wordml" mc:Ignorable="w14 wp14 w15">
-  <w:p>
-    <w:pPr>
-      <w:pStyle w:val="Footer"/>
-      <w:rPr/>
-    </w:pPr>
-    <w:r>
-      <w:rPr/>
-    </w:r>
-  </w:p>
-</w:ftr>
+<file path=word/endnotes.xml><?xml version="1.0" encoding="utf-8"?>
+<w:endnotes xmlns:wpc="http://schemas.microsoft.com/office/word/2010/wordprocessingCanvas" xmlns:cx="http://schemas.microsoft.com/office/drawing/2014/chartex" xmlns:cx1="http://schemas.microsoft.com/office/drawing/2015/9/8/chartex" xmlns:cx2="http://schemas.microsoft.com/office/drawing/2015/10/21/chartex" xmlns:cx3="http://schemas.microsoft.com/office/drawing/2016/5/9/chartex" xmlns:cx4="http://schemas.microsoft.com/office/drawing/2016/5/10/chartex" xmlns:cx5="http://schemas.microsoft.com/office/drawing/2016/5/11/chartex" xmlns:cx6="http://schemas.microsoft.com/office/drawing/2016/5/12/chartex" xmlns:cx7="http://schemas.microsoft.com/office/drawing/2016/5/13/chartex" xmlns:cx8="http://schemas.microsoft.com/office/drawing/2016/5/14/chartex" xmlns:mc="http://schemas.openxmlformats.org/markup-compatibility/2006" xmlns:aink="http://schemas.microsoft.com/office/drawing/2016/ink" xmlns:am3d="http://schemas.microsoft.com/office/drawing/2017/model3d" xmlns:o="urn:schemas-microsoft-com:office:office" xmlns:oel="http://schemas.microsoft.com/office/2019/extlst" xmlns:r="http://schemas.openxmlformats.org/officeDocument/2006/relationships" xmlns:m="http://schemas.openxmlformats.org/officeDocument/2006/math" xmlns:v="urn:schemas-microsoft-com:vml" xmlns:wp14="http://schemas.microsoft.com/office/word/2010/wordprocessingDrawing" xmlns:wp="http://schemas.openxmlformats.org/drawingml/2006/wordprocessingDrawing" xmlns:w10="urn:schemas-microsoft-com:office:word" xmlns:w="http://schemas.openxmlformats.org/wordprocessingml/2006/main" xmlns:w14="http://schemas.microsoft.com/office/word/2010/wordml" xmlns:w15="http://schemas.microsoft.com/office/word/2012/wordml" xmlns:w16cex="http://schemas.microsoft.com/office/word/2018/wordml/cex" xmlns:w16cid="http://schemas.microsoft.com/office/word/2016/wordml/cid" xmlns:w16="http://schemas.microsoft.com/office/word/2018/wordml" xmlns:w16du="http://schemas.microsoft.com/office/word/2023/wordml/word16du" xmlns:w16sdtdh="http://schemas.microsoft.com/office/word/2020/wordml/sdtdatahash" xmlns:w16sdtfl="http://schemas.microsoft.com/office/word/2024/wordml/sdtformatlock" xmlns:w16se="http://schemas.microsoft.com/office/word/2015/wordml/symex" xmlns:wpg="http://schemas.microsoft.com/office/word/2010/wordprocessingGroup" xmlns:wpi="http://schemas.microsoft.com/office/word/2010/wordprocessingInk" xmlns:wne="http://schemas.microsoft.com/office/word/2006/wordml" xmlns:wps="http://schemas.microsoft.com/office/word/2010/wordprocessingShape" mc:Ignorable="w14 w15 w16se w16cid w16 w16cex w16sdtdh w16sdtfl w16du wp14">
+  <w:endnote w:type="separator" w:id="-1">
+    <w:p>
+      <w:pPr>
+        <w:spacing w:after="0" w:line="240" w:lineRule="auto"/>
+      </w:pPr>
+      <w:r>
+        <w:separator/>
+      </w:r>
+    </w:p>
+  </w:endnote>
+  <w:endnote w:type="continuationSeparator" w:id="0">
+    <w:p>
+      <w:pPr>
+        <w:spacing w:after="0" w:line="240" w:lineRule="auto"/>
+      </w:pPr>
+      <w:r>
+        <w:continuationSeparator/>
+      </w:r>
+    </w:p>
+  </w:endnote>
+</w:endnotes>
 </file>
 
-<file path=word/footer2.xml><?xml version="1.0" encoding="utf-8"?>
-<w:ftr xmlns:o="urn:schemas-microsoft-com:office:office" xmlns:r="http://schemas.openxmlformats.org/officeDocument/2006/relationships" xmlns:v="urn:schemas-microsoft-com:vml" xmlns:w="http://schemas.openxmlformats.org/wordprocessingml/2006/main" xmlns:w10="urn:schemas-microsoft-com:office:word" xmlns:wp="http://schemas.openxmlformats.org/drawingml/2006/wordprocessingDrawing" xmlns:wps="http://schemas.microsoft.com/office/word/2010/wordprocessingShape" xmlns:wpg="http://schemas.microsoft.com/office/word/2010/wordprocessingGroup" xmlns:mc="http://schemas.openxmlformats.org/markup-compatibility/2006" xmlns:wp14="http://schemas.microsoft.com/office/word/2010/wordprocessingDrawing" xmlns:w14="http://schemas.microsoft.com/office/word/2010/wordml" xmlns:w15="http://schemas.microsoft.com/office/word/2012/wordml" mc:Ignorable="w14 wp14 w15">
+<file path=word/footer1.xml><?xml version="1.0" encoding="utf-8"?>
+<w:ftr xmlns:wpc="http://schemas.microsoft.com/office/word/2010/wordprocessingCanvas" xmlns:cx="http://schemas.microsoft.com/office/drawing/2014/chartex" xmlns:cx1="http://schemas.microsoft.com/office/drawing/2015/9/8/chartex" xmlns:cx2="http://schemas.microsoft.com/office/drawing/2015/10/21/chartex" xmlns:cx3="http://schemas.microsoft.com/office/drawing/2016/5/9/chartex" xmlns:cx4="http://schemas.microsoft.com/office/drawing/2016/5/10/chartex" xmlns:cx5="http://schemas.microsoft.com/office/drawing/2016/5/11/chartex" xmlns:cx6="http://schemas.microsoft.com/office/drawing/2016/5/12/chartex" xmlns:cx7="http://schemas.microsoft.com/office/drawing/2016/5/13/chartex" xmlns:cx8="http://schemas.microsoft.com/office/drawing/2016/5/14/chartex" xmlns:mc="http://schemas.openxmlformats.org/markup-compatibility/2006" xmlns:aink="http://schemas.microsoft.com/office/drawing/2016/ink" xmlns:am3d="http://schemas.microsoft.com/office/drawing/2017/model3d" xmlns:o="urn:schemas-microsoft-com:office:office" xmlns:oel="http://schemas.microsoft.com/office/2019/extlst" xmlns:r="http://schemas.openxmlformats.org/officeDocument/2006/relationships" xmlns:m="http://schemas.openxmlformats.org/officeDocument/2006/math" xmlns:v="urn:schemas-microsoft-com:vml" xmlns:wp14="http://schemas.microsoft.com/office/word/2010/wordprocessingDrawing" xmlns:wp="http://schemas.openxmlformats.org/drawingml/2006/wordprocessingDrawing" xmlns:w10="urn:schemas-microsoft-com:office:word" xmlns:w="http://schemas.openxmlformats.org/wordprocessingml/2006/main" xmlns:w14="http://schemas.microsoft.com/office/word/2010/wordml" xmlns:w15="http://schemas.microsoft.com/office/word/2012/wordml" xmlns:w16cex="http://schemas.microsoft.com/office/word/2018/wordml/cex" xmlns:w16cid="http://schemas.microsoft.com/office/word/2016/wordml/cid" xmlns:w16="http://schemas.microsoft.com/office/word/2018/wordml" xmlns:w16du="http://schemas.microsoft.com/office/word/2023/wordml/word16du" xmlns:w16sdtdh="http://schemas.microsoft.com/office/word/2020/wordml/sdtdatahash" xmlns:w16sdtfl="http://schemas.microsoft.com/office/word/2024/wordml/sdtformatlock" xmlns:w16se="http://schemas.microsoft.com/office/word/2015/wordml/symex" xmlns:wpg="http://schemas.microsoft.com/office/word/2010/wordprocessingGroup" xmlns:wpi="http://schemas.microsoft.com/office/word/2010/wordprocessingInk" xmlns:wne="http://schemas.microsoft.com/office/word/2006/wordml" xmlns:wps="http://schemas.microsoft.com/office/word/2010/wordprocessingShape" mc:Ignorable="w14 w15 w16se w16cid w16 w16cex w16sdtdh w16sdtfl w16du wp14">
   <w:sdt>
     <w:sdtPr>
+      <w:id w:val="-249034041"/>
       <w:docPartObj>
         <w:docPartGallery w:val="Page Numbers (Bottom of Page)"/>
-        <w:docPartUnique w:val="true"/>
+        <w:docPartUnique/>
       </w:docPartObj>
-      <w:id w:val="-249034041"/>
     </w:sdtPr>
     <w:sdtContent>
       <w:p>
         <w:pPr>
           <w:pStyle w:val="Footer"/>
           <w:pBdr>
-            <w:top w:val="single" w:sz="4" w:space="1" w:color="D9D9D9" w:themeColor="light1" w:themeShade="d9"/>
+            <w:top w:val="single" w:sz="4" w:space="1" w:color="D9D9D9" w:themeColor="light1" w:themeShade="D9"/>
           </w:pBdr>
           <w:jc w:val="right"/>
-          <w:rPr/>
         </w:pPr>
         <w:r>
-          <w:rPr/>
           <w:fldChar w:fldCharType="begin"/>
         </w:r>
         <w:r>
-          <w:rPr/>
           <w:instrText xml:space="preserve"> PAGE </w:instrText>
         </w:r>
         <w:r>
-          <w:rPr/>
           <w:fldChar w:fldCharType="separate"/>
         </w:r>
         <w:r>
-          <w:rPr/>
           <w:t>1</w:t>
         </w:r>
         <w:r>
-          <w:rPr/>
           <w:fldChar w:fldCharType="end"/>
         </w:r>
         <w:r>
-          <w:rPr/>
-          <w:t xml:space="preserve"> </w:t>
-        </w:r>
-        <w:r>
-          <w:rPr/>
-          <w:t xml:space="preserve">| </w:t>
+          <w:t xml:space="preserve"> | </w:t>
         </w:r>
         <w:r>
           <w:rPr>
-            <w:color w:themeColor="background1" w:themeShade="7f" w:val="7F7F7F"/>
+            <w:color w:val="7F7F7F" w:themeColor="background1" w:themeShade="7F"/>
             <w:spacing w:val="60"/>
           </w:rPr>
           <w:t>Page</w:t>
@@ -1396,35 +1216,42 @@
   <w:p>
     <w:pPr>
       <w:pStyle w:val="Footer"/>
-      <w:rPr/>
     </w:pPr>
-    <w:r>
-      <w:rPr/>
-    </w:r>
   </w:p>
 </w:ftr>
 </file>
 
-<file path=word/footer3.xml><?xml version="1.0" encoding="utf-8"?>
-<w:ftr xmlns:o="urn:schemas-microsoft-com:office:office" xmlns:r="http://schemas.openxmlformats.org/officeDocument/2006/relationships" xmlns:v="urn:schemas-microsoft-com:vml" xmlns:w="http://schemas.openxmlformats.org/wordprocessingml/2006/main" xmlns:w10="urn:schemas-microsoft-com:office:word" xmlns:wp="http://schemas.openxmlformats.org/drawingml/2006/wordprocessingDrawing" xmlns:wps="http://schemas.microsoft.com/office/word/2010/wordprocessingShape" xmlns:wpg="http://schemas.microsoft.com/office/word/2010/wordprocessingGroup" xmlns:mc="http://schemas.openxmlformats.org/markup-compatibility/2006" xmlns:wp14="http://schemas.microsoft.com/office/word/2010/wordprocessingDrawing" xmlns:w14="http://schemas.microsoft.com/office/word/2010/wordml" xmlns:w15="http://schemas.microsoft.com/office/word/2012/wordml" mc:Ignorable="w14 wp14 w15">
-  <w:p>
-    <w:pPr>
-      <w:pStyle w:val="Footer"/>
-      <w:rPr/>
-    </w:pPr>
-    <w:r>
-      <w:rPr/>
-    </w:r>
-  </w:p>
-</w:ftr>
+<file path=word/footnotes.xml><?xml version="1.0" encoding="utf-8"?>
+<w:footnotes xmlns:wpc="http://schemas.microsoft.com/office/word/2010/wordprocessingCanvas" xmlns:cx="http://schemas.microsoft.com/office/drawing/2014/chartex" xmlns:cx1="http://schemas.microsoft.com/office/drawing/2015/9/8/chartex" xmlns:cx2="http://schemas.microsoft.com/office/drawing/2015/10/21/chartex" xmlns:cx3="http://schemas.microsoft.com/office/drawing/2016/5/9/chartex" xmlns:cx4="http://schemas.microsoft.com/office/drawing/2016/5/10/chartex" xmlns:cx5="http://schemas.microsoft.com/office/drawing/2016/5/11/chartex" xmlns:cx6="http://schemas.microsoft.com/office/drawing/2016/5/12/chartex" xmlns:cx7="http://schemas.microsoft.com/office/drawing/2016/5/13/chartex" xmlns:cx8="http://schemas.microsoft.com/office/drawing/2016/5/14/chartex" xmlns:mc="http://schemas.openxmlformats.org/markup-compatibility/2006" xmlns:aink="http://schemas.microsoft.com/office/drawing/2016/ink" xmlns:am3d="http://schemas.microsoft.com/office/drawing/2017/model3d" xmlns:o="urn:schemas-microsoft-com:office:office" xmlns:oel="http://schemas.microsoft.com/office/2019/extlst" xmlns:r="http://schemas.openxmlformats.org/officeDocument/2006/relationships" xmlns:m="http://schemas.openxmlformats.org/officeDocument/2006/math" xmlns:v="urn:schemas-microsoft-com:vml" xmlns:wp14="http://schemas.microsoft.com/office/word/2010/wordprocessingDrawing" xmlns:wp="http://schemas.openxmlformats.org/drawingml/2006/wordprocessingDrawing" xmlns:w10="urn:schemas-microsoft-com:office:word" xmlns:w="http://schemas.openxmlformats.org/wordprocessingml/2006/main" xmlns:w14="http://schemas.microsoft.com/office/word/2010/wordml" xmlns:w15="http://schemas.microsoft.com/office/word/2012/wordml" xmlns:w16cex="http://schemas.microsoft.com/office/word/2018/wordml/cex" xmlns:w16cid="http://schemas.microsoft.com/office/word/2016/wordml/cid" xmlns:w16="http://schemas.microsoft.com/office/word/2018/wordml" xmlns:w16du="http://schemas.microsoft.com/office/word/2023/wordml/word16du" xmlns:w16sdtdh="http://schemas.microsoft.com/office/word/2020/wordml/sdtdatahash" xmlns:w16sdtfl="http://schemas.microsoft.com/office/word/2024/wordml/sdtformatlock" xmlns:w16se="http://schemas.microsoft.com/office/word/2015/wordml/symex" xmlns:wpg="http://schemas.microsoft.com/office/word/2010/wordprocessingGroup" xmlns:wpi="http://schemas.microsoft.com/office/word/2010/wordprocessingInk" xmlns:wne="http://schemas.microsoft.com/office/word/2006/wordml" xmlns:wps="http://schemas.microsoft.com/office/word/2010/wordprocessingShape" mc:Ignorable="w14 w15 w16se w16cid w16 w16cex w16sdtdh w16sdtfl w16du wp14">
+  <w:footnote w:type="separator" w:id="-1">
+    <w:p>
+      <w:pPr>
+        <w:spacing w:after="0" w:line="240" w:lineRule="auto"/>
+      </w:pPr>
+      <w:r>
+        <w:separator/>
+      </w:r>
+    </w:p>
+  </w:footnote>
+  <w:footnote w:type="continuationSeparator" w:id="0">
+    <w:p>
+      <w:pPr>
+        <w:spacing w:after="0" w:line="240" w:lineRule="auto"/>
+      </w:pPr>
+      <w:r>
+        <w:continuationSeparator/>
+      </w:r>
+    </w:p>
+  </w:footnote>
+</w:footnotes>
 </file>
 
 <file path=word/styles.xml><?xml version="1.0" encoding="utf-8"?>
-<w:styles xmlns:w="http://schemas.openxmlformats.org/wordprocessingml/2006/main" xmlns:w14="http://schemas.microsoft.com/office/word/2010/wordml" xmlns:mc="http://schemas.openxmlformats.org/markup-compatibility/2006" mc:Ignorable="w14">
+<w:styles xmlns:mc="http://schemas.openxmlformats.org/markup-compatibility/2006" xmlns:r="http://schemas.openxmlformats.org/officeDocument/2006/relationships" xmlns:w="http://schemas.openxmlformats.org/wordprocessingml/2006/main" xmlns:w14="http://schemas.microsoft.com/office/word/2010/wordml" xmlns:w15="http://schemas.microsoft.com/office/word/2012/wordml" xmlns:w16cex="http://schemas.microsoft.com/office/word/2018/wordml/cex" xmlns:w16cid="http://schemas.microsoft.com/office/word/2016/wordml/cid" xmlns:w16="http://schemas.microsoft.com/office/word/2018/wordml" xmlns:w16du="http://schemas.microsoft.com/office/word/2023/wordml/word16du" xmlns:w16sdtdh="http://schemas.microsoft.com/office/word/2020/wordml/sdtdatahash" xmlns:w16sdtfl="http://schemas.microsoft.com/office/word/2024/wordml/sdtformatlock" xmlns:w16se="http://schemas.microsoft.com/office/word/2015/wordml/symex" mc:Ignorable="w14 w15 w16se w16cid w16 w16cex w16sdtdh w16sdtfl w16du">
   <w:docDefaults>
     <w:rPrDefault>
       <w:rPr>
-        <w:rFonts w:ascii="Aptos" w:hAnsi="Aptos" w:eastAsia="Aptos" w:cs="" w:asciiTheme="minorHAnsi" w:cstheme="minorBidi" w:eastAsiaTheme="minorHAnsi" w:hAnsiTheme="minorHAnsi"/>
+        <w:rFonts w:asciiTheme="minorHAnsi" w:eastAsiaTheme="minorHAnsi" w:hAnsiTheme="minorHAnsi" w:cstheme="minorBidi"/>
         <w:kern w:val="2"/>
         <w:sz w:val="22"/>
         <w:szCs w:val="22"/>
@@ -1434,21 +1261,21 @@
     </w:rPrDefault>
     <w:pPrDefault>
       <w:pPr>
-        <w:suppressAutoHyphens w:val="true"/>
+        <w:suppressAutoHyphens/>
       </w:pPr>
     </w:pPrDefault>
   </w:docDefaults>
   <w:latentStyles w:defLockedState="0" w:defUIPriority="99" w:defSemiHidden="0" w:defUnhideWhenUsed="0" w:defQFormat="0" w:count="376">
     <w:lsdException w:name="Normal" w:uiPriority="0" w:qFormat="1"/>
     <w:lsdException w:name="heading 1" w:uiPriority="9" w:qFormat="1"/>
-    <w:lsdException w:name="heading 2" w:uiPriority="9" w:semiHidden="1" w:unhideWhenUsed="1" w:qFormat="1"/>
-    <w:lsdException w:name="heading 3" w:uiPriority="9" w:semiHidden="1" w:unhideWhenUsed="1" w:qFormat="1"/>
-    <w:lsdException w:name="heading 4" w:uiPriority="9" w:semiHidden="1" w:unhideWhenUsed="1" w:qFormat="1"/>
-    <w:lsdException w:name="heading 5" w:uiPriority="9" w:semiHidden="1" w:unhideWhenUsed="1" w:qFormat="1"/>
-    <w:lsdException w:name="heading 6" w:uiPriority="9" w:semiHidden="1" w:unhideWhenUsed="1" w:qFormat="1"/>
-    <w:lsdException w:name="heading 7" w:uiPriority="9" w:semiHidden="1" w:unhideWhenUsed="1" w:qFormat="1"/>
-    <w:lsdException w:name="heading 8" w:uiPriority="9" w:semiHidden="1" w:unhideWhenUsed="1" w:qFormat="1"/>
-    <w:lsdException w:name="heading 9" w:uiPriority="9" w:semiHidden="1" w:unhideWhenUsed="1" w:qFormat="1"/>
+    <w:lsdException w:name="heading 2" w:semiHidden="1" w:uiPriority="9" w:unhideWhenUsed="1" w:qFormat="1"/>
+    <w:lsdException w:name="heading 3" w:semiHidden="1" w:uiPriority="9" w:unhideWhenUsed="1" w:qFormat="1"/>
+    <w:lsdException w:name="heading 4" w:semiHidden="1" w:uiPriority="9" w:unhideWhenUsed="1" w:qFormat="1"/>
+    <w:lsdException w:name="heading 5" w:semiHidden="1" w:uiPriority="9" w:unhideWhenUsed="1" w:qFormat="1"/>
+    <w:lsdException w:name="heading 6" w:semiHidden="1" w:uiPriority="9" w:unhideWhenUsed="1" w:qFormat="1"/>
+    <w:lsdException w:name="heading 7" w:semiHidden="1" w:uiPriority="9" w:unhideWhenUsed="1" w:qFormat="1"/>
+    <w:lsdException w:name="heading 8" w:semiHidden="1" w:uiPriority="9" w:unhideWhenUsed="1" w:qFormat="1"/>
+    <w:lsdException w:name="heading 9" w:semiHidden="1" w:uiPriority="9" w:unhideWhenUsed="1" w:qFormat="1"/>
     <w:lsdException w:name="index 1" w:semiHidden="1" w:unhideWhenUsed="1"/>
     <w:lsdException w:name="index 2" w:semiHidden="1" w:unhideWhenUsed="1"/>
     <w:lsdException w:name="index 3" w:semiHidden="1" w:unhideWhenUsed="1"/>
@@ -1458,22 +1285,22 @@
     <w:lsdException w:name="index 7" w:semiHidden="1" w:unhideWhenUsed="1"/>
     <w:lsdException w:name="index 8" w:semiHidden="1" w:unhideWhenUsed="1"/>
     <w:lsdException w:name="index 9" w:semiHidden="1" w:unhideWhenUsed="1"/>
-    <w:lsdException w:name="toc 1" w:uiPriority="39" w:semiHidden="1" w:unhideWhenUsed="1"/>
-    <w:lsdException w:name="toc 2" w:uiPriority="39" w:semiHidden="1" w:unhideWhenUsed="1"/>
-    <w:lsdException w:name="toc 3" w:uiPriority="39" w:semiHidden="1" w:unhideWhenUsed="1"/>
-    <w:lsdException w:name="toc 4" w:uiPriority="39" w:semiHidden="1" w:unhideWhenUsed="1"/>
-    <w:lsdException w:name="toc 5" w:uiPriority="39" w:semiHidden="1" w:unhideWhenUsed="1"/>
-    <w:lsdException w:name="toc 6" w:uiPriority="39" w:semiHidden="1" w:unhideWhenUsed="1"/>
-    <w:lsdException w:name="toc 7" w:uiPriority="39" w:semiHidden="1" w:unhideWhenUsed="1"/>
-    <w:lsdException w:name="toc 8" w:uiPriority="39" w:semiHidden="1" w:unhideWhenUsed="1"/>
-    <w:lsdException w:name="toc 9" w:uiPriority="39" w:semiHidden="1" w:unhideWhenUsed="1"/>
+    <w:lsdException w:name="toc 1" w:semiHidden="1" w:uiPriority="39" w:unhideWhenUsed="1"/>
+    <w:lsdException w:name="toc 2" w:semiHidden="1" w:uiPriority="39" w:unhideWhenUsed="1"/>
+    <w:lsdException w:name="toc 3" w:semiHidden="1" w:uiPriority="39" w:unhideWhenUsed="1"/>
+    <w:lsdException w:name="toc 4" w:semiHidden="1" w:uiPriority="39" w:unhideWhenUsed="1"/>
+    <w:lsdException w:name="toc 5" w:semiHidden="1" w:uiPriority="39" w:unhideWhenUsed="1"/>
+    <w:lsdException w:name="toc 6" w:semiHidden="1" w:uiPriority="39" w:unhideWhenUsed="1"/>
+    <w:lsdException w:name="toc 7" w:semiHidden="1" w:uiPriority="39" w:unhideWhenUsed="1"/>
+    <w:lsdException w:name="toc 8" w:semiHidden="1" w:uiPriority="39" w:unhideWhenUsed="1"/>
+    <w:lsdException w:name="toc 9" w:semiHidden="1" w:uiPriority="39" w:unhideWhenUsed="1"/>
     <w:lsdException w:name="Normal Indent" w:semiHidden="1" w:unhideWhenUsed="1"/>
     <w:lsdException w:name="footnote text" w:semiHidden="1" w:unhideWhenUsed="1"/>
     <w:lsdException w:name="annotation text" w:semiHidden="1" w:unhideWhenUsed="1"/>
     <w:lsdException w:name="header" w:semiHidden="1" w:unhideWhenUsed="1"/>
     <w:lsdException w:name="footer" w:semiHidden="1" w:unhideWhenUsed="1"/>
     <w:lsdException w:name="index heading" w:semiHidden="1" w:unhideWhenUsed="1"/>
-    <w:lsdException w:name="caption" w:uiPriority="35" w:semiHidden="1" w:unhideWhenUsed="1" w:qFormat="1"/>
+    <w:lsdException w:name="caption" w:semiHidden="1" w:uiPriority="35" w:unhideWhenUsed="1" w:qFormat="1"/>
     <w:lsdException w:name="table of figures" w:semiHidden="1" w:unhideWhenUsed="1"/>
     <w:lsdException w:name="envelope address" w:semiHidden="1" w:unhideWhenUsed="1"/>
     <w:lsdException w:name="envelope return" w:semiHidden="1" w:unhideWhenUsed="1"/>
@@ -1504,7 +1331,7 @@
     <w:lsdException w:name="Title" w:uiPriority="10" w:qFormat="1"/>
     <w:lsdException w:name="Closing" w:semiHidden="1" w:unhideWhenUsed="1"/>
     <w:lsdException w:name="Signature" w:semiHidden="1" w:unhideWhenUsed="1"/>
-    <w:lsdException w:name="Default Paragraph Font" w:uiPriority="1" w:semiHidden="1" w:unhideWhenUsed="1"/>
+    <w:lsdException w:name="Default Paragraph Font" w:semiHidden="1" w:uiPriority="1" w:unhideWhenUsed="1"/>
     <w:lsdException w:name="Body Text" w:semiHidden="1" w:unhideWhenUsed="1"/>
     <w:lsdException w:name="Body Text Indent" w:semiHidden="1" w:unhideWhenUsed="1"/>
     <w:lsdException w:name="List Continue" w:semiHidden="1" w:unhideWhenUsed="1"/>
@@ -1704,8 +1531,8 @@
     <w:lsdException w:name="Subtle Reference" w:uiPriority="31" w:qFormat="1"/>
     <w:lsdException w:name="Intense Reference" w:uiPriority="32" w:qFormat="1"/>
     <w:lsdException w:name="Book Title" w:uiPriority="33" w:qFormat="1"/>
-    <w:lsdException w:name="Bibliography" w:uiPriority="37" w:semiHidden="1" w:unhideWhenUsed="1"/>
-    <w:lsdException w:name="TOC Heading" w:uiPriority="39" w:semiHidden="1" w:unhideWhenUsed="1" w:qFormat="1"/>
+    <w:lsdException w:name="Bibliography" w:semiHidden="1" w:uiPriority="37" w:unhideWhenUsed="1"/>
+    <w:lsdException w:name="TOC Heading" w:semiHidden="1" w:uiPriority="39" w:unhideWhenUsed="1" w:qFormat="1"/>
     <w:lsdException w:name="Plain Table 1" w:uiPriority="41"/>
     <w:lsdException w:name="Plain Table 2" w:uiPriority="42"/>
     <w:lsdException w:name="Plain Table 3" w:uiPriority="43"/>
@@ -1816,25 +1643,12 @@
     <w:lsdException w:name="Unresolved Mention" w:semiHidden="1" w:unhideWhenUsed="1"/>
     <w:lsdException w:name="Smart Link" w:semiHidden="1" w:unhideWhenUsed="1"/>
   </w:latentStyles>
-  <w:style w:type="paragraph" w:styleId="Normal" w:default="1">
+  <w:style w:type="paragraph" w:default="1" w:styleId="Normal">
     <w:name w:val="Normal"/>
     <w:qFormat/>
     <w:pPr>
-      <w:widowControl/>
-      <w:suppressAutoHyphens w:val="true"/>
-      <w:bidi w:val="0"/>
-      <w:spacing w:lineRule="auto" w:line="259" w:before="0" w:after="160"/>
-      <w:jc w:val="left"/>
+      <w:spacing w:after="160" w:line="259" w:lineRule="auto"/>
     </w:pPr>
-    <w:rPr>
-      <w:rFonts w:ascii="Aptos" w:hAnsi="Aptos" w:eastAsia="Aptos" w:cs="" w:asciiTheme="minorHAnsi" w:cstheme="minorBidi" w:eastAsiaTheme="minorHAnsi" w:hAnsiTheme="minorHAnsi"/>
-      <w:color w:val="auto"/>
-      <w:kern w:val="2"/>
-      <w:sz w:val="22"/>
-      <w:szCs w:val="22"/>
-      <w:lang w:val="en-US" w:eastAsia="en-US" w:bidi="ar-SA"/>
-      <w14:ligatures w14:val="standardContextual"/>
-    </w:rPr>
   </w:style>
   <w:style w:type="paragraph" w:styleId="Heading1">
     <w:name w:val="heading 1"/>
@@ -1843,16 +1657,16 @@
     <w:link w:val="Heading1Char"/>
     <w:uiPriority w:val="9"/>
     <w:qFormat/>
-    <w:rsid w:val="00230f6d"/>
+    <w:rsid w:val="00230F6D"/>
     <w:pPr>
-      <w:keepNext w:val="true"/>
+      <w:keepNext/>
       <w:keepLines/>
       <w:spacing w:before="360" w:after="80"/>
       <w:outlineLvl w:val="0"/>
     </w:pPr>
     <w:rPr>
-      <w:rFonts w:ascii="Aptos Display" w:hAnsi="Aptos Display" w:eastAsia="" w:cs="" w:asciiTheme="majorHAnsi" w:cstheme="majorBidi" w:eastAsiaTheme="majorEastAsia" w:hAnsiTheme="majorHAnsi"/>
-      <w:color w:themeColor="accent1" w:themeShade="bf" w:val="0F4761"/>
+      <w:rFonts w:asciiTheme="majorHAnsi" w:eastAsiaTheme="majorEastAsia" w:hAnsiTheme="majorHAnsi" w:cstheme="majorBidi"/>
+      <w:color w:val="0F4761" w:themeColor="accent1" w:themeShade="BF"/>
       <w:sz w:val="40"/>
       <w:szCs w:val="40"/>
     </w:rPr>
@@ -1866,16 +1680,16 @@
     <w:semiHidden/>
     <w:unhideWhenUsed/>
     <w:qFormat/>
-    <w:rsid w:val="00230f6d"/>
+    <w:rsid w:val="00230F6D"/>
     <w:pPr>
-      <w:keepNext w:val="true"/>
+      <w:keepNext/>
       <w:keepLines/>
       <w:spacing w:before="160" w:after="80"/>
       <w:outlineLvl w:val="1"/>
     </w:pPr>
     <w:rPr>
-      <w:rFonts w:ascii="Aptos Display" w:hAnsi="Aptos Display" w:eastAsia="" w:cs="" w:asciiTheme="majorHAnsi" w:cstheme="majorBidi" w:eastAsiaTheme="majorEastAsia" w:hAnsiTheme="majorHAnsi"/>
-      <w:color w:themeColor="accent1" w:themeShade="bf" w:val="0F4761"/>
+      <w:rFonts w:asciiTheme="majorHAnsi" w:eastAsiaTheme="majorEastAsia" w:hAnsiTheme="majorHAnsi" w:cstheme="majorBidi"/>
+      <w:color w:val="0F4761" w:themeColor="accent1" w:themeShade="BF"/>
       <w:sz w:val="32"/>
       <w:szCs w:val="32"/>
     </w:rPr>
@@ -1889,16 +1703,16 @@
     <w:semiHidden/>
     <w:unhideWhenUsed/>
     <w:qFormat/>
-    <w:rsid w:val="00230f6d"/>
+    <w:rsid w:val="00230F6D"/>
     <w:pPr>
-      <w:keepNext w:val="true"/>
+      <w:keepNext/>
       <w:keepLines/>
       <w:spacing w:before="160" w:after="80"/>
       <w:outlineLvl w:val="2"/>
     </w:pPr>
     <w:rPr>
-      <w:rFonts w:eastAsia="" w:cs="" w:cstheme="majorBidi" w:eastAsiaTheme="majorEastAsia"/>
-      <w:color w:themeColor="accent1" w:themeShade="bf" w:val="0F4761"/>
+      <w:rFonts w:eastAsiaTheme="majorEastAsia" w:cstheme="majorBidi"/>
+      <w:color w:val="0F4761" w:themeColor="accent1" w:themeShade="BF"/>
       <w:sz w:val="28"/>
       <w:szCs w:val="28"/>
     </w:rPr>
@@ -1912,18 +1726,18 @@
     <w:semiHidden/>
     <w:unhideWhenUsed/>
     <w:qFormat/>
-    <w:rsid w:val="00230f6d"/>
+    <w:rsid w:val="00230F6D"/>
     <w:pPr>
-      <w:keepNext w:val="true"/>
+      <w:keepNext/>
       <w:keepLines/>
       <w:spacing w:before="80" w:after="40"/>
       <w:outlineLvl w:val="3"/>
     </w:pPr>
     <w:rPr>
-      <w:rFonts w:eastAsia="" w:cs="" w:cstheme="majorBidi" w:eastAsiaTheme="majorEastAsia"/>
+      <w:rFonts w:eastAsiaTheme="majorEastAsia" w:cstheme="majorBidi"/>
       <w:i/>
       <w:iCs/>
-      <w:color w:themeColor="accent1" w:themeShade="bf" w:val="0F4761"/>
+      <w:color w:val="0F4761" w:themeColor="accent1" w:themeShade="BF"/>
     </w:rPr>
   </w:style>
   <w:style w:type="paragraph" w:styleId="Heading5">
@@ -1935,16 +1749,16 @@
     <w:semiHidden/>
     <w:unhideWhenUsed/>
     <w:qFormat/>
-    <w:rsid w:val="00230f6d"/>
+    <w:rsid w:val="00230F6D"/>
     <w:pPr>
-      <w:keepNext w:val="true"/>
+      <w:keepNext/>
       <w:keepLines/>
       <w:spacing w:before="80" w:after="40"/>
       <w:outlineLvl w:val="4"/>
     </w:pPr>
     <w:rPr>
-      <w:rFonts w:eastAsia="" w:cs="" w:cstheme="majorBidi" w:eastAsiaTheme="majorEastAsia"/>
-      <w:color w:themeColor="accent1" w:themeShade="bf" w:val="0F4761"/>
+      <w:rFonts w:eastAsiaTheme="majorEastAsia" w:cstheme="majorBidi"/>
+      <w:color w:val="0F4761" w:themeColor="accent1" w:themeShade="BF"/>
     </w:rPr>
   </w:style>
   <w:style w:type="paragraph" w:styleId="Heading6">
@@ -1956,18 +1770,18 @@
     <w:semiHidden/>
     <w:unhideWhenUsed/>
     <w:qFormat/>
-    <w:rsid w:val="00230f6d"/>
+    <w:rsid w:val="00230F6D"/>
     <w:pPr>
-      <w:keepNext w:val="true"/>
+      <w:keepNext/>
       <w:keepLines/>
       <w:spacing w:before="40" w:after="0"/>
       <w:outlineLvl w:val="5"/>
     </w:pPr>
     <w:rPr>
-      <w:rFonts w:eastAsia="" w:cs="" w:cstheme="majorBidi" w:eastAsiaTheme="majorEastAsia"/>
+      <w:rFonts w:eastAsiaTheme="majorEastAsia" w:cstheme="majorBidi"/>
       <w:i/>
       <w:iCs/>
-      <w:color w:themeColor="text1" w:themeTint="a6" w:val="595959"/>
+      <w:color w:val="595959" w:themeColor="text1" w:themeTint="A6"/>
     </w:rPr>
   </w:style>
   <w:style w:type="paragraph" w:styleId="Heading7">
@@ -1979,16 +1793,16 @@
     <w:semiHidden/>
     <w:unhideWhenUsed/>
     <w:qFormat/>
-    <w:rsid w:val="00230f6d"/>
+    <w:rsid w:val="00230F6D"/>
     <w:pPr>
-      <w:keepNext w:val="true"/>
+      <w:keepNext/>
       <w:keepLines/>
       <w:spacing w:before="40" w:after="0"/>
       <w:outlineLvl w:val="6"/>
     </w:pPr>
     <w:rPr>
-      <w:rFonts w:eastAsia="" w:cs="" w:cstheme="majorBidi" w:eastAsiaTheme="majorEastAsia"/>
-      <w:color w:themeColor="text1" w:themeTint="a6" w:val="595959"/>
+      <w:rFonts w:eastAsiaTheme="majorEastAsia" w:cstheme="majorBidi"/>
+      <w:color w:val="595959" w:themeColor="text1" w:themeTint="A6"/>
     </w:rPr>
   </w:style>
   <w:style w:type="paragraph" w:styleId="Heading8">
@@ -2000,18 +1814,18 @@
     <w:semiHidden/>
     <w:unhideWhenUsed/>
     <w:qFormat/>
-    <w:rsid w:val="00230f6d"/>
+    <w:rsid w:val="00230F6D"/>
     <w:pPr>
-      <w:keepNext w:val="true"/>
+      <w:keepNext/>
       <w:keepLines/>
-      <w:spacing w:before="0" w:after="0"/>
+      <w:spacing w:after="0"/>
       <w:outlineLvl w:val="7"/>
     </w:pPr>
     <w:rPr>
-      <w:rFonts w:eastAsia="" w:cs="" w:cstheme="majorBidi" w:eastAsiaTheme="majorEastAsia"/>
+      <w:rFonts w:eastAsiaTheme="majorEastAsia" w:cstheme="majorBidi"/>
       <w:i/>
       <w:iCs/>
-      <w:color w:themeColor="text1" w:themeTint="d8" w:val="272727"/>
+      <w:color w:val="272727" w:themeColor="text1" w:themeTint="D8"/>
     </w:rPr>
   </w:style>
   <w:style w:type="paragraph" w:styleId="Heading9">
@@ -2023,477 +1837,22 @@
     <w:semiHidden/>
     <w:unhideWhenUsed/>
     <w:qFormat/>
-    <w:rsid w:val="00230f6d"/>
+    <w:rsid w:val="00230F6D"/>
     <w:pPr>
-      <w:keepNext w:val="true"/>
+      <w:keepNext/>
       <w:keepLines/>
-      <w:spacing w:before="0" w:after="0"/>
+      <w:spacing w:after="0"/>
       <w:outlineLvl w:val="8"/>
     </w:pPr>
     <w:rPr>
-      <w:rFonts w:eastAsia="" w:cs="" w:cstheme="majorBidi" w:eastAsiaTheme="majorEastAsia"/>
-      <w:color w:themeColor="text1" w:themeTint="d8" w:val="272727"/>
-    </w:rPr>
-  </w:style>
-  <w:style w:type="character" w:styleId="DefaultParagraphFont" w:default="1">
+      <w:rFonts w:eastAsiaTheme="majorEastAsia" w:cstheme="majorBidi"/>
+      <w:color w:val="272727" w:themeColor="text1" w:themeTint="D8"/>
+    </w:rPr>
+  </w:style>
+  <w:style w:type="character" w:default="1" w:styleId="DefaultParagraphFont">
     <w:name w:val="Default Paragraph Font"/>
     <w:uiPriority w:val="1"/>
-    <w:semiHidden/>
     <w:unhideWhenUsed/>
-    <w:qFormat/>
-    <w:rPr/>
-  </w:style>
-  <w:style w:type="character" w:styleId="Heading1Char" w:customStyle="1">
-    <w:name w:val="Heading 1 Char"/>
-    <w:basedOn w:val="DefaultParagraphFont"/>
-    <w:link w:val="Heading1"/>
-    <w:uiPriority w:val="9"/>
-    <w:qFormat/>
-    <w:rsid w:val="00230f6d"/>
-    <w:rPr>
-      <w:rFonts w:ascii="Aptos Display" w:hAnsi="Aptos Display" w:eastAsia="" w:cs="" w:asciiTheme="majorHAnsi" w:cstheme="majorBidi" w:eastAsiaTheme="majorEastAsia" w:hAnsiTheme="majorHAnsi"/>
-      <w:color w:themeColor="accent1" w:themeShade="bf" w:val="0F4761"/>
-      <w:sz w:val="40"/>
-      <w:szCs w:val="40"/>
-    </w:rPr>
-  </w:style>
-  <w:style w:type="character" w:styleId="Heading2Char" w:customStyle="1">
-    <w:name w:val="Heading 2 Char"/>
-    <w:basedOn w:val="DefaultParagraphFont"/>
-    <w:link w:val="Heading2"/>
-    <w:uiPriority w:val="9"/>
-    <w:semiHidden/>
-    <w:qFormat/>
-    <w:rsid w:val="00230f6d"/>
-    <w:rPr>
-      <w:rFonts w:ascii="Aptos Display" w:hAnsi="Aptos Display" w:eastAsia="" w:cs="" w:asciiTheme="majorHAnsi" w:cstheme="majorBidi" w:eastAsiaTheme="majorEastAsia" w:hAnsiTheme="majorHAnsi"/>
-      <w:color w:themeColor="accent1" w:themeShade="bf" w:val="0F4761"/>
-      <w:sz w:val="32"/>
-      <w:szCs w:val="32"/>
-    </w:rPr>
-  </w:style>
-  <w:style w:type="character" w:styleId="Heading3Char" w:customStyle="1">
-    <w:name w:val="Heading 3 Char"/>
-    <w:basedOn w:val="DefaultParagraphFont"/>
-    <w:link w:val="Heading3"/>
-    <w:uiPriority w:val="9"/>
-    <w:semiHidden/>
-    <w:qFormat/>
-    <w:rsid w:val="00230f6d"/>
-    <w:rPr>
-      <w:rFonts w:eastAsia="" w:cs="" w:cstheme="majorBidi" w:eastAsiaTheme="majorEastAsia"/>
-      <w:color w:themeColor="accent1" w:themeShade="bf" w:val="0F4761"/>
-      <w:sz w:val="28"/>
-      <w:szCs w:val="28"/>
-    </w:rPr>
-  </w:style>
-  <w:style w:type="character" w:styleId="Heading4Char" w:customStyle="1">
-    <w:name w:val="Heading 4 Char"/>
-    <w:basedOn w:val="DefaultParagraphFont"/>
-    <w:link w:val="Heading4"/>
-    <w:uiPriority w:val="9"/>
-    <w:semiHidden/>
-    <w:qFormat/>
-    <w:rsid w:val="00230f6d"/>
-    <w:rPr>
-      <w:rFonts w:eastAsia="" w:cs="" w:cstheme="majorBidi" w:eastAsiaTheme="majorEastAsia"/>
-      <w:i/>
-      <w:iCs/>
-      <w:color w:themeColor="accent1" w:themeShade="bf" w:val="0F4761"/>
-    </w:rPr>
-  </w:style>
-  <w:style w:type="character" w:styleId="Heading5Char" w:customStyle="1">
-    <w:name w:val="Heading 5 Char"/>
-    <w:basedOn w:val="DefaultParagraphFont"/>
-    <w:link w:val="Heading5"/>
-    <w:uiPriority w:val="9"/>
-    <w:semiHidden/>
-    <w:qFormat/>
-    <w:rsid w:val="00230f6d"/>
-    <w:rPr>
-      <w:rFonts w:eastAsia="" w:cs="" w:cstheme="majorBidi" w:eastAsiaTheme="majorEastAsia"/>
-      <w:color w:themeColor="accent1" w:themeShade="bf" w:val="0F4761"/>
-    </w:rPr>
-  </w:style>
-  <w:style w:type="character" w:styleId="Heading6Char" w:customStyle="1">
-    <w:name w:val="Heading 6 Char"/>
-    <w:basedOn w:val="DefaultParagraphFont"/>
-    <w:link w:val="Heading6"/>
-    <w:uiPriority w:val="9"/>
-    <w:semiHidden/>
-    <w:qFormat/>
-    <w:rsid w:val="00230f6d"/>
-    <w:rPr>
-      <w:rFonts w:eastAsia="" w:cs="" w:cstheme="majorBidi" w:eastAsiaTheme="majorEastAsia"/>
-      <w:i/>
-      <w:iCs/>
-      <w:color w:themeColor="text1" w:themeTint="a6" w:val="595959"/>
-    </w:rPr>
-  </w:style>
-  <w:style w:type="character" w:styleId="Heading7Char" w:customStyle="1">
-    <w:name w:val="Heading 7 Char"/>
-    <w:basedOn w:val="DefaultParagraphFont"/>
-    <w:link w:val="Heading7"/>
-    <w:uiPriority w:val="9"/>
-    <w:semiHidden/>
-    <w:qFormat/>
-    <w:rsid w:val="00230f6d"/>
-    <w:rPr>
-      <w:rFonts w:eastAsia="" w:cs="" w:cstheme="majorBidi" w:eastAsiaTheme="majorEastAsia"/>
-      <w:color w:themeColor="text1" w:themeTint="a6" w:val="595959"/>
-    </w:rPr>
-  </w:style>
-  <w:style w:type="character" w:styleId="Heading8Char" w:customStyle="1">
-    <w:name w:val="Heading 8 Char"/>
-    <w:basedOn w:val="DefaultParagraphFont"/>
-    <w:link w:val="Heading8"/>
-    <w:uiPriority w:val="9"/>
-    <w:semiHidden/>
-    <w:qFormat/>
-    <w:rsid w:val="00230f6d"/>
-    <w:rPr>
-      <w:rFonts w:eastAsia="" w:cs="" w:cstheme="majorBidi" w:eastAsiaTheme="majorEastAsia"/>
-      <w:i/>
-      <w:iCs/>
-      <w:color w:themeColor="text1" w:themeTint="d8" w:val="272727"/>
-    </w:rPr>
-  </w:style>
-  <w:style w:type="character" w:styleId="Heading9Char" w:customStyle="1">
-    <w:name w:val="Heading 9 Char"/>
-    <w:basedOn w:val="DefaultParagraphFont"/>
-    <w:link w:val="Heading9"/>
-    <w:uiPriority w:val="9"/>
-    <w:semiHidden/>
-    <w:qFormat/>
-    <w:rsid w:val="00230f6d"/>
-    <w:rPr>
-      <w:rFonts w:eastAsia="" w:cs="" w:cstheme="majorBidi" w:eastAsiaTheme="majorEastAsia"/>
-      <w:color w:themeColor="text1" w:themeTint="d8" w:val="272727"/>
-    </w:rPr>
-  </w:style>
-  <w:style w:type="character" w:styleId="TitleChar" w:customStyle="1">
-    <w:name w:val="Title Char"/>
-    <w:basedOn w:val="DefaultParagraphFont"/>
-    <w:link w:val="Title"/>
-    <w:uiPriority w:val="10"/>
-    <w:qFormat/>
-    <w:rsid w:val="00230f6d"/>
-    <w:rPr>
-      <w:rFonts w:ascii="Aptos Display" w:hAnsi="Aptos Display" w:eastAsia="" w:cs="" w:asciiTheme="majorHAnsi" w:cstheme="majorBidi" w:eastAsiaTheme="majorEastAsia" w:hAnsiTheme="majorHAnsi"/>
-      <w:spacing w:val="-10"/>
-      <w:kern w:val="2"/>
-      <w:sz w:val="56"/>
-      <w:szCs w:val="56"/>
-    </w:rPr>
-  </w:style>
-  <w:style w:type="character" w:styleId="SubtitleChar" w:customStyle="1">
-    <w:name w:val="Subtitle Char"/>
-    <w:basedOn w:val="DefaultParagraphFont"/>
-    <w:link w:val="Subtitle"/>
-    <w:uiPriority w:val="11"/>
-    <w:qFormat/>
-    <w:rsid w:val="00230f6d"/>
-    <w:rPr>
-      <w:rFonts w:eastAsia="" w:cs="" w:cstheme="majorBidi" w:eastAsiaTheme="majorEastAsia"/>
-      <w:color w:themeColor="text1" w:themeTint="a6" w:val="595959"/>
-      <w:spacing w:val="15"/>
-      <w:sz w:val="28"/>
-      <w:szCs w:val="28"/>
-    </w:rPr>
-  </w:style>
-  <w:style w:type="character" w:styleId="QuoteChar" w:customStyle="1">
-    <w:name w:val="Quote Char"/>
-    <w:basedOn w:val="DefaultParagraphFont"/>
-    <w:link w:val="Quote"/>
-    <w:uiPriority w:val="29"/>
-    <w:qFormat/>
-    <w:rsid w:val="00230f6d"/>
-    <w:rPr>
-      <w:i/>
-      <w:iCs/>
-      <w:color w:themeColor="text1" w:themeTint="bf" w:val="404040"/>
-    </w:rPr>
-  </w:style>
-  <w:style w:type="character" w:styleId="IntenseEmphasis">
-    <w:name w:val="Intense Emphasis"/>
-    <w:basedOn w:val="DefaultParagraphFont"/>
-    <w:uiPriority w:val="21"/>
-    <w:qFormat/>
-    <w:rsid w:val="00230f6d"/>
-    <w:rPr>
-      <w:i/>
-      <w:iCs/>
-      <w:color w:themeColor="accent1" w:themeShade="bf" w:val="0F4761"/>
-    </w:rPr>
-  </w:style>
-  <w:style w:type="character" w:styleId="IntenseQuoteChar" w:customStyle="1">
-    <w:name w:val="Intense Quote Char"/>
-    <w:basedOn w:val="DefaultParagraphFont"/>
-    <w:link w:val="IntenseQuote"/>
-    <w:uiPriority w:val="30"/>
-    <w:qFormat/>
-    <w:rsid w:val="00230f6d"/>
-    <w:rPr>
-      <w:i/>
-      <w:iCs/>
-      <w:color w:themeColor="accent1" w:themeShade="bf" w:val="0F4761"/>
-    </w:rPr>
-  </w:style>
-  <w:style w:type="character" w:styleId="IntenseReference">
-    <w:name w:val="Intense Reference"/>
-    <w:basedOn w:val="DefaultParagraphFont"/>
-    <w:uiPriority w:val="32"/>
-    <w:qFormat/>
-    <w:rsid w:val="00230f6d"/>
-    <w:rPr>
-      <w:b/>
-      <w:bCs/>
-      <w:smallCaps/>
-      <w:color w:themeColor="accent1" w:themeShade="bf" w:val="0F4761"/>
-      <w:spacing w:val="5"/>
-    </w:rPr>
-  </w:style>
-  <w:style w:type="character" w:styleId="HeaderChar" w:customStyle="1">
-    <w:name w:val="Header Char"/>
-    <w:basedOn w:val="DefaultParagraphFont"/>
-    <w:link w:val="Header"/>
-    <w:uiPriority w:val="99"/>
-    <w:qFormat/>
-    <w:rsid w:val="00ee4b1c"/>
-    <w:rPr/>
-  </w:style>
-  <w:style w:type="character" w:styleId="FooterChar" w:customStyle="1">
-    <w:name w:val="Footer Char"/>
-    <w:basedOn w:val="DefaultParagraphFont"/>
-    <w:link w:val="Footer"/>
-    <w:uiPriority w:val="99"/>
-    <w:qFormat/>
-    <w:rsid w:val="00ee4b1c"/>
-    <w:rPr/>
-  </w:style>
-  <w:style w:type="paragraph" w:styleId="Heading">
-    <w:name w:val="Heading"/>
-    <w:basedOn w:val="Normal"/>
-    <w:next w:val="BodyText"/>
-    <w:qFormat/>
-    <w:pPr>
-      <w:keepNext w:val="true"/>
-      <w:spacing w:before="240" w:after="120"/>
-    </w:pPr>
-    <w:rPr>
-      <w:rFonts w:ascii="Liberation Sans" w:hAnsi="Liberation Sans" w:eastAsia="Noto Sans CJK SC" w:cs="FreeSans"/>
-      <w:sz w:val="28"/>
-      <w:szCs w:val="28"/>
-    </w:rPr>
-  </w:style>
-  <w:style w:type="paragraph" w:styleId="BodyText">
-    <w:name w:val="Body Text"/>
-    <w:basedOn w:val="Normal"/>
-    <w:pPr>
-      <w:spacing w:lineRule="auto" w:line="276" w:before="0" w:after="140"/>
-    </w:pPr>
-    <w:rPr/>
-  </w:style>
-  <w:style w:type="paragraph" w:styleId="List">
-    <w:name w:val="List"/>
-    <w:basedOn w:val="BodyText"/>
-    <w:pPr/>
-    <w:rPr>
-      <w:rFonts w:cs="FreeSans"/>
-    </w:rPr>
-  </w:style>
-  <w:style w:type="paragraph" w:styleId="Caption">
-    <w:name w:val="caption"/>
-    <w:basedOn w:val="Normal"/>
-    <w:qFormat/>
-    <w:pPr>
-      <w:suppressLineNumbers/>
-      <w:spacing w:before="120" w:after="120"/>
-    </w:pPr>
-    <w:rPr>
-      <w:rFonts w:cs="FreeSans"/>
-      <w:i/>
-      <w:iCs/>
-      <w:sz w:val="24"/>
-      <w:szCs w:val="24"/>
-    </w:rPr>
-  </w:style>
-  <w:style w:type="paragraph" w:styleId="Index">
-    <w:name w:val="Index"/>
-    <w:basedOn w:val="Normal"/>
-    <w:qFormat/>
-    <w:pPr>
-      <w:suppressLineNumbers/>
-    </w:pPr>
-    <w:rPr>
-      <w:rFonts w:cs="FreeSans"/>
-    </w:rPr>
-  </w:style>
-  <w:style w:type="paragraph" w:styleId="Title">
-    <w:name w:val="Title"/>
-    <w:basedOn w:val="Normal"/>
-    <w:next w:val="Normal"/>
-    <w:link w:val="TitleChar"/>
-    <w:uiPriority w:val="10"/>
-    <w:qFormat/>
-    <w:rsid w:val="00230f6d"/>
-    <w:pPr>
-      <w:spacing w:lineRule="auto" w:line="240" w:before="0" w:after="80"/>
-      <w:contextualSpacing/>
-    </w:pPr>
-    <w:rPr>
-      <w:rFonts w:ascii="Aptos Display" w:hAnsi="Aptos Display" w:eastAsia="" w:cs="" w:asciiTheme="majorHAnsi" w:cstheme="majorBidi" w:eastAsiaTheme="majorEastAsia" w:hAnsiTheme="majorHAnsi"/>
-      <w:spacing w:val="-10"/>
-      <w:kern w:val="2"/>
-      <w:sz w:val="56"/>
-      <w:szCs w:val="56"/>
-    </w:rPr>
-  </w:style>
-  <w:style w:type="paragraph" w:styleId="Subtitle">
-    <w:name w:val="Subtitle"/>
-    <w:basedOn w:val="Normal"/>
-    <w:next w:val="Normal"/>
-    <w:link w:val="SubtitleChar"/>
-    <w:uiPriority w:val="11"/>
-    <w:qFormat/>
-    <w:rsid w:val="00230f6d"/>
-    <w:pPr/>
-    <w:rPr>
-      <w:rFonts w:eastAsia="" w:cs="" w:cstheme="majorBidi" w:eastAsiaTheme="majorEastAsia"/>
-      <w:color w:themeColor="text1" w:themeTint="a6" w:val="595959"/>
-      <w:spacing w:val="15"/>
-      <w:sz w:val="28"/>
-      <w:szCs w:val="28"/>
-    </w:rPr>
-  </w:style>
-  <w:style w:type="paragraph" w:styleId="Quote">
-    <w:name w:val="Quote"/>
-    <w:basedOn w:val="Normal"/>
-    <w:next w:val="Normal"/>
-    <w:link w:val="QuoteChar"/>
-    <w:uiPriority w:val="29"/>
-    <w:qFormat/>
-    <w:rsid w:val="00230f6d"/>
-    <w:pPr>
-      <w:spacing w:before="160" w:after="160"/>
-      <w:jc w:val="center"/>
-    </w:pPr>
-    <w:rPr>
-      <w:i/>
-      <w:iCs/>
-      <w:color w:themeColor="text1" w:themeTint="bf" w:val="404040"/>
-    </w:rPr>
-  </w:style>
-  <w:style w:type="paragraph" w:styleId="ListParagraph">
-    <w:name w:val="List Paragraph"/>
-    <w:basedOn w:val="Normal"/>
-    <w:uiPriority w:val="34"/>
-    <w:qFormat/>
-    <w:rsid w:val="00230f6d"/>
-    <w:pPr>
-      <w:spacing w:before="0" w:after="160"/>
-      <w:ind w:left="720"/>
-      <w:contextualSpacing/>
-    </w:pPr>
-    <w:rPr/>
-  </w:style>
-  <w:style w:type="paragraph" w:styleId="IntenseQuote">
-    <w:name w:val="Intense Quote"/>
-    <w:basedOn w:val="Normal"/>
-    <w:next w:val="Normal"/>
-    <w:link w:val="IntenseQuoteChar"/>
-    <w:uiPriority w:val="30"/>
-    <w:qFormat/>
-    <w:rsid w:val="00230f6d"/>
-    <w:pPr>
-      <w:pBdr>
-        <w:top w:val="single" w:sz="4" w:space="10" w:color="0F4761" w:themeColor="accent1" w:themeShade="bf"/>
-        <w:bottom w:val="single" w:sz="4" w:space="10" w:color="0F4761" w:themeColor="accent1" w:themeShade="bf"/>
-      </w:pBdr>
-      <w:spacing w:before="360" w:after="360"/>
-      <w:ind w:left="864" w:right="864"/>
-      <w:jc w:val="center"/>
-    </w:pPr>
-    <w:rPr>
-      <w:i/>
-      <w:iCs/>
-      <w:color w:themeColor="accent1" w:themeShade="bf" w:val="0F4761"/>
-    </w:rPr>
-  </w:style>
-  <w:style w:type="paragraph" w:styleId="HeaderandFooter">
-    <w:name w:val="Header and Footer"/>
-    <w:basedOn w:val="Normal"/>
-    <w:qFormat/>
-    <w:pPr/>
-    <w:rPr/>
-  </w:style>
-  <w:style w:type="paragraph" w:styleId="Header">
-    <w:name w:val="header"/>
-    <w:basedOn w:val="Normal"/>
-    <w:link w:val="HeaderChar"/>
-    <w:uiPriority w:val="99"/>
-    <w:unhideWhenUsed/>
-    <w:rsid w:val="00ee4b1c"/>
-    <w:pPr>
-      <w:tabs>
-        <w:tab w:val="clear" w:pos="720"/>
-        <w:tab w:val="center" w:pos="4680" w:leader="none"/>
-        <w:tab w:val="right" w:pos="9360" w:leader="none"/>
-      </w:tabs>
-      <w:spacing w:lineRule="auto" w:line="240" w:before="0" w:after="0"/>
-    </w:pPr>
-    <w:rPr/>
-  </w:style>
-  <w:style w:type="paragraph" w:styleId="Footer">
-    <w:name w:val="footer"/>
-    <w:basedOn w:val="Normal"/>
-    <w:link w:val="FooterChar"/>
-    <w:uiPriority w:val="99"/>
-    <w:unhideWhenUsed/>
-    <w:rsid w:val="00ee4b1c"/>
-    <w:pPr>
-      <w:tabs>
-        <w:tab w:val="clear" w:pos="720"/>
-        <w:tab w:val="center" w:pos="4680" w:leader="none"/>
-        <w:tab w:val="right" w:pos="9360" w:leader="none"/>
-      </w:tabs>
-      <w:spacing w:lineRule="auto" w:line="240" w:before="0" w:after="0"/>
-    </w:pPr>
-    <w:rPr/>
-  </w:style>
-  <w:style w:type="paragraph" w:styleId="PreformattedText">
-    <w:name w:val="Preformatted Text"/>
-    <w:basedOn w:val="Normal"/>
-    <w:qFormat/>
-    <w:pPr>
-      <w:spacing w:before="0" w:after="0"/>
-    </w:pPr>
-    <w:rPr>
-      <w:rFonts w:ascii="Liberation Mono" w:hAnsi="Liberation Mono" w:eastAsia="Liberation Mono" w:cs="Liberation Mono"/>
-      <w:sz w:val="20"/>
-      <w:szCs w:val="20"/>
-    </w:rPr>
-  </w:style>
-  <w:style w:type="paragraph" w:styleId="Figure">
-    <w:name w:val="Figure"/>
-    <w:basedOn w:val="Caption"/>
-    <w:qFormat/>
-    <w:pPr/>
-    <w:rPr/>
-  </w:style>
-  <w:style w:type="paragraph" w:styleId="FrameContents">
-    <w:name w:val="Frame Contents"/>
-    <w:basedOn w:val="Normal"/>
-    <w:qFormat/>
-    <w:pPr/>
-    <w:rPr/>
-  </w:style>
-  <w:style w:type="numbering" w:styleId="NoList" w:default="1">
-    <w:name w:val="No List"/>
-    <w:uiPriority w:val="99"/>
-    <w:semiHidden/>
-    <w:unhideWhenUsed/>
-    <w:qFormat/>
   </w:style>
   <w:style w:type="table" w:default="1" w:styleId="TableNormal">
     <w:name w:val="Normal Table"/>
@@ -2501,6 +1860,7 @@
     <w:semiHidden/>
     <w:unhideWhenUsed/>
     <w:tblPr>
+      <w:tblInd w:w="0" w:type="dxa"/>
       <w:tblCellMar>
         <w:top w:w="0" w:type="dxa"/>
         <w:left w:w="108" w:type="dxa"/>
@@ -2509,58 +1869,491 @@
       </w:tblCellMar>
     </w:tblPr>
   </w:style>
+  <w:style w:type="numbering" w:default="1" w:styleId="NoList">
+    <w:name w:val="No List"/>
+    <w:uiPriority w:val="99"/>
+    <w:semiHidden/>
+    <w:unhideWhenUsed/>
+  </w:style>
+  <w:style w:type="character" w:customStyle="1" w:styleId="Heading1Char">
+    <w:name w:val="Heading 1 Char"/>
+    <w:basedOn w:val="DefaultParagraphFont"/>
+    <w:link w:val="Heading1"/>
+    <w:uiPriority w:val="9"/>
+    <w:qFormat/>
+    <w:rsid w:val="00230F6D"/>
+    <w:rPr>
+      <w:rFonts w:asciiTheme="majorHAnsi" w:eastAsiaTheme="majorEastAsia" w:hAnsiTheme="majorHAnsi" w:cstheme="majorBidi"/>
+      <w:color w:val="0F4761" w:themeColor="accent1" w:themeShade="BF"/>
+      <w:sz w:val="40"/>
+      <w:szCs w:val="40"/>
+    </w:rPr>
+  </w:style>
+  <w:style w:type="character" w:customStyle="1" w:styleId="Heading2Char">
+    <w:name w:val="Heading 2 Char"/>
+    <w:basedOn w:val="DefaultParagraphFont"/>
+    <w:link w:val="Heading2"/>
+    <w:uiPriority w:val="9"/>
+    <w:semiHidden/>
+    <w:qFormat/>
+    <w:rsid w:val="00230F6D"/>
+    <w:rPr>
+      <w:rFonts w:asciiTheme="majorHAnsi" w:eastAsiaTheme="majorEastAsia" w:hAnsiTheme="majorHAnsi" w:cstheme="majorBidi"/>
+      <w:color w:val="0F4761" w:themeColor="accent1" w:themeShade="BF"/>
+      <w:sz w:val="32"/>
+      <w:szCs w:val="32"/>
+    </w:rPr>
+  </w:style>
+  <w:style w:type="character" w:customStyle="1" w:styleId="Heading3Char">
+    <w:name w:val="Heading 3 Char"/>
+    <w:basedOn w:val="DefaultParagraphFont"/>
+    <w:link w:val="Heading3"/>
+    <w:uiPriority w:val="9"/>
+    <w:semiHidden/>
+    <w:qFormat/>
+    <w:rsid w:val="00230F6D"/>
+    <w:rPr>
+      <w:rFonts w:eastAsiaTheme="majorEastAsia" w:cstheme="majorBidi"/>
+      <w:color w:val="0F4761" w:themeColor="accent1" w:themeShade="BF"/>
+      <w:sz w:val="28"/>
+      <w:szCs w:val="28"/>
+    </w:rPr>
+  </w:style>
+  <w:style w:type="character" w:customStyle="1" w:styleId="Heading4Char">
+    <w:name w:val="Heading 4 Char"/>
+    <w:basedOn w:val="DefaultParagraphFont"/>
+    <w:link w:val="Heading4"/>
+    <w:uiPriority w:val="9"/>
+    <w:semiHidden/>
+    <w:qFormat/>
+    <w:rsid w:val="00230F6D"/>
+    <w:rPr>
+      <w:rFonts w:eastAsiaTheme="majorEastAsia" w:cstheme="majorBidi"/>
+      <w:i/>
+      <w:iCs/>
+      <w:color w:val="0F4761" w:themeColor="accent1" w:themeShade="BF"/>
+    </w:rPr>
+  </w:style>
+  <w:style w:type="character" w:customStyle="1" w:styleId="Heading5Char">
+    <w:name w:val="Heading 5 Char"/>
+    <w:basedOn w:val="DefaultParagraphFont"/>
+    <w:link w:val="Heading5"/>
+    <w:uiPriority w:val="9"/>
+    <w:semiHidden/>
+    <w:qFormat/>
+    <w:rsid w:val="00230F6D"/>
+    <w:rPr>
+      <w:rFonts w:eastAsiaTheme="majorEastAsia" w:cstheme="majorBidi"/>
+      <w:color w:val="0F4761" w:themeColor="accent1" w:themeShade="BF"/>
+    </w:rPr>
+  </w:style>
+  <w:style w:type="character" w:customStyle="1" w:styleId="Heading6Char">
+    <w:name w:val="Heading 6 Char"/>
+    <w:basedOn w:val="DefaultParagraphFont"/>
+    <w:link w:val="Heading6"/>
+    <w:uiPriority w:val="9"/>
+    <w:semiHidden/>
+    <w:qFormat/>
+    <w:rsid w:val="00230F6D"/>
+    <w:rPr>
+      <w:rFonts w:eastAsiaTheme="majorEastAsia" w:cstheme="majorBidi"/>
+      <w:i/>
+      <w:iCs/>
+      <w:color w:val="595959" w:themeColor="text1" w:themeTint="A6"/>
+    </w:rPr>
+  </w:style>
+  <w:style w:type="character" w:customStyle="1" w:styleId="Heading7Char">
+    <w:name w:val="Heading 7 Char"/>
+    <w:basedOn w:val="DefaultParagraphFont"/>
+    <w:link w:val="Heading7"/>
+    <w:uiPriority w:val="9"/>
+    <w:semiHidden/>
+    <w:qFormat/>
+    <w:rsid w:val="00230F6D"/>
+    <w:rPr>
+      <w:rFonts w:eastAsiaTheme="majorEastAsia" w:cstheme="majorBidi"/>
+      <w:color w:val="595959" w:themeColor="text1" w:themeTint="A6"/>
+    </w:rPr>
+  </w:style>
+  <w:style w:type="character" w:customStyle="1" w:styleId="Heading8Char">
+    <w:name w:val="Heading 8 Char"/>
+    <w:basedOn w:val="DefaultParagraphFont"/>
+    <w:link w:val="Heading8"/>
+    <w:uiPriority w:val="9"/>
+    <w:semiHidden/>
+    <w:qFormat/>
+    <w:rsid w:val="00230F6D"/>
+    <w:rPr>
+      <w:rFonts w:eastAsiaTheme="majorEastAsia" w:cstheme="majorBidi"/>
+      <w:i/>
+      <w:iCs/>
+      <w:color w:val="272727" w:themeColor="text1" w:themeTint="D8"/>
+    </w:rPr>
+  </w:style>
+  <w:style w:type="character" w:customStyle="1" w:styleId="Heading9Char">
+    <w:name w:val="Heading 9 Char"/>
+    <w:basedOn w:val="DefaultParagraphFont"/>
+    <w:link w:val="Heading9"/>
+    <w:uiPriority w:val="9"/>
+    <w:semiHidden/>
+    <w:qFormat/>
+    <w:rsid w:val="00230F6D"/>
+    <w:rPr>
+      <w:rFonts w:eastAsiaTheme="majorEastAsia" w:cstheme="majorBidi"/>
+      <w:color w:val="272727" w:themeColor="text1" w:themeTint="D8"/>
+    </w:rPr>
+  </w:style>
+  <w:style w:type="character" w:customStyle="1" w:styleId="TitleChar">
+    <w:name w:val="Title Char"/>
+    <w:basedOn w:val="DefaultParagraphFont"/>
+    <w:link w:val="Title"/>
+    <w:uiPriority w:val="10"/>
+    <w:qFormat/>
+    <w:rsid w:val="00230F6D"/>
+    <w:rPr>
+      <w:rFonts w:asciiTheme="majorHAnsi" w:eastAsiaTheme="majorEastAsia" w:hAnsiTheme="majorHAnsi" w:cstheme="majorBidi"/>
+      <w:spacing w:val="-10"/>
+      <w:kern w:val="2"/>
+      <w:sz w:val="56"/>
+      <w:szCs w:val="56"/>
+    </w:rPr>
+  </w:style>
+  <w:style w:type="character" w:customStyle="1" w:styleId="SubtitleChar">
+    <w:name w:val="Subtitle Char"/>
+    <w:basedOn w:val="DefaultParagraphFont"/>
+    <w:link w:val="Subtitle"/>
+    <w:uiPriority w:val="11"/>
+    <w:qFormat/>
+    <w:rsid w:val="00230F6D"/>
+    <w:rPr>
+      <w:rFonts w:eastAsiaTheme="majorEastAsia" w:cstheme="majorBidi"/>
+      <w:color w:val="595959" w:themeColor="text1" w:themeTint="A6"/>
+      <w:spacing w:val="15"/>
+      <w:sz w:val="28"/>
+      <w:szCs w:val="28"/>
+    </w:rPr>
+  </w:style>
+  <w:style w:type="character" w:customStyle="1" w:styleId="QuoteChar">
+    <w:name w:val="Quote Char"/>
+    <w:basedOn w:val="DefaultParagraphFont"/>
+    <w:link w:val="Quote"/>
+    <w:uiPriority w:val="29"/>
+    <w:qFormat/>
+    <w:rsid w:val="00230F6D"/>
+    <w:rPr>
+      <w:i/>
+      <w:iCs/>
+      <w:color w:val="404040" w:themeColor="text1" w:themeTint="BF"/>
+    </w:rPr>
+  </w:style>
+  <w:style w:type="character" w:styleId="IntenseEmphasis">
+    <w:name w:val="Intense Emphasis"/>
+    <w:basedOn w:val="DefaultParagraphFont"/>
+    <w:uiPriority w:val="21"/>
+    <w:qFormat/>
+    <w:rsid w:val="00230F6D"/>
+    <w:rPr>
+      <w:i/>
+      <w:iCs/>
+      <w:color w:val="0F4761" w:themeColor="accent1" w:themeShade="BF"/>
+    </w:rPr>
+  </w:style>
+  <w:style w:type="character" w:customStyle="1" w:styleId="IntenseQuoteChar">
+    <w:name w:val="Intense Quote Char"/>
+    <w:basedOn w:val="DefaultParagraphFont"/>
+    <w:link w:val="IntenseQuote"/>
+    <w:uiPriority w:val="30"/>
+    <w:qFormat/>
+    <w:rsid w:val="00230F6D"/>
+    <w:rPr>
+      <w:i/>
+      <w:iCs/>
+      <w:color w:val="0F4761" w:themeColor="accent1" w:themeShade="BF"/>
+    </w:rPr>
+  </w:style>
+  <w:style w:type="character" w:styleId="IntenseReference">
+    <w:name w:val="Intense Reference"/>
+    <w:basedOn w:val="DefaultParagraphFont"/>
+    <w:uiPriority w:val="32"/>
+    <w:qFormat/>
+    <w:rsid w:val="00230F6D"/>
+    <w:rPr>
+      <w:b/>
+      <w:bCs/>
+      <w:smallCaps/>
+      <w:color w:val="0F4761" w:themeColor="accent1" w:themeShade="BF"/>
+      <w:spacing w:val="5"/>
+    </w:rPr>
+  </w:style>
+  <w:style w:type="character" w:customStyle="1" w:styleId="HeaderChar">
+    <w:name w:val="Header Char"/>
+    <w:basedOn w:val="DefaultParagraphFont"/>
+    <w:link w:val="Header"/>
+    <w:uiPriority w:val="99"/>
+    <w:qFormat/>
+    <w:rsid w:val="00EE4B1C"/>
+  </w:style>
+  <w:style w:type="character" w:customStyle="1" w:styleId="FooterChar">
+    <w:name w:val="Footer Char"/>
+    <w:basedOn w:val="DefaultParagraphFont"/>
+    <w:link w:val="Footer"/>
+    <w:uiPriority w:val="99"/>
+    <w:qFormat/>
+    <w:rsid w:val="00EE4B1C"/>
+  </w:style>
+  <w:style w:type="paragraph" w:customStyle="1" w:styleId="Heading">
+    <w:name w:val="Heading"/>
+    <w:basedOn w:val="Normal"/>
+    <w:next w:val="BodyText"/>
+    <w:qFormat/>
+    <w:pPr>
+      <w:keepNext/>
+      <w:spacing w:before="240" w:after="120"/>
+    </w:pPr>
+    <w:rPr>
+      <w:rFonts w:ascii="Liberation Sans" w:eastAsia="Noto Sans CJK SC" w:hAnsi="Liberation Sans" w:cs="FreeSans"/>
+      <w:sz w:val="28"/>
+      <w:szCs w:val="28"/>
+    </w:rPr>
+  </w:style>
+  <w:style w:type="paragraph" w:styleId="BodyText">
+    <w:name w:val="Body Text"/>
+    <w:basedOn w:val="Normal"/>
+    <w:pPr>
+      <w:spacing w:after="140" w:line="276" w:lineRule="auto"/>
+    </w:pPr>
+  </w:style>
+  <w:style w:type="paragraph" w:styleId="List">
+    <w:name w:val="List"/>
+    <w:basedOn w:val="BodyText"/>
+    <w:rPr>
+      <w:rFonts w:cs="FreeSans"/>
+    </w:rPr>
+  </w:style>
+  <w:style w:type="paragraph" w:styleId="Caption">
+    <w:name w:val="caption"/>
+    <w:basedOn w:val="Normal"/>
+    <w:qFormat/>
+    <w:pPr>
+      <w:suppressLineNumbers/>
+      <w:spacing w:before="120" w:after="120"/>
+    </w:pPr>
+    <w:rPr>
+      <w:rFonts w:cs="FreeSans"/>
+      <w:i/>
+      <w:iCs/>
+      <w:sz w:val="24"/>
+      <w:szCs w:val="24"/>
+    </w:rPr>
+  </w:style>
+  <w:style w:type="paragraph" w:customStyle="1" w:styleId="Index">
+    <w:name w:val="Index"/>
+    <w:basedOn w:val="Normal"/>
+    <w:qFormat/>
+    <w:pPr>
+      <w:suppressLineNumbers/>
+    </w:pPr>
+    <w:rPr>
+      <w:rFonts w:cs="FreeSans"/>
+    </w:rPr>
+  </w:style>
+  <w:style w:type="paragraph" w:styleId="Title">
+    <w:name w:val="Title"/>
+    <w:basedOn w:val="Normal"/>
+    <w:next w:val="Normal"/>
+    <w:link w:val="TitleChar"/>
+    <w:uiPriority w:val="10"/>
+    <w:qFormat/>
+    <w:rsid w:val="00230F6D"/>
+    <w:pPr>
+      <w:spacing w:after="80" w:line="240" w:lineRule="auto"/>
+      <w:contextualSpacing/>
+    </w:pPr>
+    <w:rPr>
+      <w:rFonts w:asciiTheme="majorHAnsi" w:eastAsiaTheme="majorEastAsia" w:hAnsiTheme="majorHAnsi" w:cstheme="majorBidi"/>
+      <w:spacing w:val="-10"/>
+      <w:sz w:val="56"/>
+      <w:szCs w:val="56"/>
+    </w:rPr>
+  </w:style>
+  <w:style w:type="paragraph" w:styleId="Subtitle">
+    <w:name w:val="Subtitle"/>
+    <w:basedOn w:val="Normal"/>
+    <w:next w:val="Normal"/>
+    <w:link w:val="SubtitleChar"/>
+    <w:uiPriority w:val="11"/>
+    <w:qFormat/>
+    <w:rsid w:val="00230F6D"/>
+    <w:rPr>
+      <w:rFonts w:eastAsiaTheme="majorEastAsia" w:cstheme="majorBidi"/>
+      <w:color w:val="595959" w:themeColor="text1" w:themeTint="A6"/>
+      <w:spacing w:val="15"/>
+      <w:sz w:val="28"/>
+      <w:szCs w:val="28"/>
+    </w:rPr>
+  </w:style>
+  <w:style w:type="paragraph" w:styleId="Quote">
+    <w:name w:val="Quote"/>
+    <w:basedOn w:val="Normal"/>
+    <w:next w:val="Normal"/>
+    <w:link w:val="QuoteChar"/>
+    <w:uiPriority w:val="29"/>
+    <w:qFormat/>
+    <w:rsid w:val="00230F6D"/>
+    <w:pPr>
+      <w:spacing w:before="160"/>
+      <w:jc w:val="center"/>
+    </w:pPr>
+    <w:rPr>
+      <w:i/>
+      <w:iCs/>
+      <w:color w:val="404040" w:themeColor="text1" w:themeTint="BF"/>
+    </w:rPr>
+  </w:style>
+  <w:style w:type="paragraph" w:styleId="ListParagraph">
+    <w:name w:val="List Paragraph"/>
+    <w:basedOn w:val="Normal"/>
+    <w:uiPriority w:val="34"/>
+    <w:qFormat/>
+    <w:rsid w:val="00230F6D"/>
+    <w:pPr>
+      <w:ind w:left="720"/>
+      <w:contextualSpacing/>
+    </w:pPr>
+  </w:style>
+  <w:style w:type="paragraph" w:styleId="IntenseQuote">
+    <w:name w:val="Intense Quote"/>
+    <w:basedOn w:val="Normal"/>
+    <w:next w:val="Normal"/>
+    <w:link w:val="IntenseQuoteChar"/>
+    <w:uiPriority w:val="30"/>
+    <w:qFormat/>
+    <w:rsid w:val="00230F6D"/>
+    <w:pPr>
+      <w:pBdr>
+        <w:top w:val="single" w:sz="4" w:space="10" w:color="0F4761" w:themeColor="accent1" w:themeShade="BF"/>
+        <w:bottom w:val="single" w:sz="4" w:space="10" w:color="0F4761" w:themeColor="accent1" w:themeShade="BF"/>
+      </w:pBdr>
+      <w:spacing w:before="360" w:after="360"/>
+      <w:ind w:left="864" w:right="864"/>
+      <w:jc w:val="center"/>
+    </w:pPr>
+    <w:rPr>
+      <w:i/>
+      <w:iCs/>
+      <w:color w:val="0F4761" w:themeColor="accent1" w:themeShade="BF"/>
+    </w:rPr>
+  </w:style>
+  <w:style w:type="paragraph" w:customStyle="1" w:styleId="HeaderandFooter">
+    <w:name w:val="Header and Footer"/>
+    <w:basedOn w:val="Normal"/>
+    <w:qFormat/>
+  </w:style>
+  <w:style w:type="paragraph" w:styleId="Header">
+    <w:name w:val="header"/>
+    <w:basedOn w:val="Normal"/>
+    <w:link w:val="HeaderChar"/>
+    <w:uiPriority w:val="99"/>
+    <w:unhideWhenUsed/>
+    <w:rsid w:val="00EE4B1C"/>
+    <w:pPr>
+      <w:tabs>
+        <w:tab w:val="center" w:pos="4680"/>
+        <w:tab w:val="right" w:pos="9360"/>
+      </w:tabs>
+      <w:spacing w:after="0" w:line="240" w:lineRule="auto"/>
+    </w:pPr>
+  </w:style>
+  <w:style w:type="paragraph" w:styleId="Footer">
+    <w:name w:val="footer"/>
+    <w:basedOn w:val="Normal"/>
+    <w:link w:val="FooterChar"/>
+    <w:uiPriority w:val="99"/>
+    <w:unhideWhenUsed/>
+    <w:rsid w:val="00EE4B1C"/>
+    <w:pPr>
+      <w:tabs>
+        <w:tab w:val="center" w:pos="4680"/>
+        <w:tab w:val="right" w:pos="9360"/>
+      </w:tabs>
+      <w:spacing w:after="0" w:line="240" w:lineRule="auto"/>
+    </w:pPr>
+  </w:style>
+  <w:style w:type="paragraph" w:customStyle="1" w:styleId="PreformattedText">
+    <w:name w:val="Preformatted Text"/>
+    <w:basedOn w:val="Normal"/>
+    <w:qFormat/>
+    <w:pPr>
+      <w:spacing w:after="0"/>
+    </w:pPr>
+    <w:rPr>
+      <w:rFonts w:ascii="Liberation Mono" w:eastAsia="Liberation Mono" w:hAnsi="Liberation Mono" w:cs="Liberation Mono"/>
+      <w:sz w:val="20"/>
+      <w:szCs w:val="20"/>
+    </w:rPr>
+  </w:style>
+  <w:style w:type="paragraph" w:customStyle="1" w:styleId="Figure">
+    <w:name w:val="Figure"/>
+    <w:basedOn w:val="Caption"/>
+    <w:qFormat/>
+  </w:style>
+  <w:style w:type="paragraph" w:customStyle="1" w:styleId="FrameContents">
+    <w:name w:val="Frame Contents"/>
+    <w:basedOn w:val="Normal"/>
+    <w:qFormat/>
+  </w:style>
 </w:styles>
 </file>
 
 <file path=word/theme/theme1.xml><?xml version="1.0" encoding="utf-8"?>
-<a:theme xmlns:a="http://schemas.openxmlformats.org/drawingml/2006/main" xmlns:r="http://schemas.openxmlformats.org/officeDocument/2006/relationships" name="Office Theme">
+<a:theme xmlns:a="http://schemas.openxmlformats.org/drawingml/2006/main" name="Office Theme">
   <a:themeElements>
     <a:clrScheme name="Office">
       <a:dk1>
         <a:srgbClr val="000000"/>
       </a:dk1>
       <a:lt1>
-        <a:srgbClr val="ffffff"/>
+        <a:srgbClr val="FFFFFF"/>
       </a:lt1>
       <a:dk2>
-        <a:srgbClr val="0e2841"/>
+        <a:srgbClr val="0E2841"/>
       </a:dk2>
       <a:lt2>
-        <a:srgbClr val="e8e8e8"/>
+        <a:srgbClr val="E8E8E8"/>
       </a:lt2>
       <a:accent1>
         <a:srgbClr val="156082"/>
       </a:accent1>
       <a:accent2>
-        <a:srgbClr val="e97132"/>
+        <a:srgbClr val="E97132"/>
       </a:accent2>
       <a:accent3>
-        <a:srgbClr val="196b24"/>
+        <a:srgbClr val="196B24"/>
       </a:accent3>
       <a:accent4>
-        <a:srgbClr val="0f9ed5"/>
+        <a:srgbClr val="0F9ED5"/>
       </a:accent4>
       <a:accent5>
-        <a:srgbClr val="a02b93"/>
+        <a:srgbClr val="A02B93"/>
       </a:accent5>
       <a:accent6>
-        <a:srgbClr val="4ea72e"/>
+        <a:srgbClr val="4EA72E"/>
       </a:accent6>
       <a:hlink>
         <a:srgbClr val="467886"/>
       </a:hlink>
       <a:folHlink>
-        <a:srgbClr val="96607d"/>
+        <a:srgbClr val="96607D"/>
       </a:folHlink>
     </a:clrScheme>
     <a:fontScheme name="Office">
       <a:majorFont>
-        <a:latin typeface="Aptos Display" panose="02110004020202020204" pitchFamily="0" charset="1"/>
+        <a:latin typeface="Aptos Display" panose="02110004020202020204"/>
         <a:ea typeface=""/>
         <a:cs typeface=""/>
       </a:majorFont>
       <a:minorFont>
-        <a:latin typeface="Aptos" panose="02110004020202020204" pitchFamily="0" charset="1"/>
+        <a:latin typeface="Aptos" panose="02110004020202020204"/>
         <a:ea typeface=""/>
         <a:cs typeface=""/>
       </a:minorFont>
@@ -2592,7 +2385,7 @@
             </a:gs>
           </a:gsLst>
           <a:lin ang="5400000" scaled="0"/>
-          <a:tileRect l="0" t="0" r="0" b="0"/>
+          <a:tileRect/>
         </a:gradFill>
         <a:gradFill>
           <a:gsLst>
@@ -2616,7 +2409,7 @@
             </a:gs>
           </a:gsLst>
           <a:lin ang="5400000" scaled="0"/>
-          <a:tileRect l="0" t="0" r="0" b="0"/>
+          <a:tileRect/>
         </a:gradFill>
       </a:fillStyleLst>
       <a:lnStyleLst>
@@ -2676,10 +2469,12 @@
             </a:gs>
           </a:gsLst>
           <a:lin ang="5400000" scaled="0"/>
-          <a:tileRect l="0" t="0" r="0" b="0"/>
+          <a:tileRect/>
         </a:gradFill>
       </a:bgFillStyleLst>
     </a:fmtScheme>
   </a:themeElements>
+  <a:objectDefaults/>
+  <a:extraClrSchemeLst/>
 </a:theme>
 </file>
--- a/CSE Class Notes/Thesis/Istiak_ID-05 Technical Writting.docx
+++ b/CSE Class Notes/Thesis/Istiak_ID-05 Technical Writting.docx
@@ -617,28 +617,6 @@
         <w:p>
           <w:pPr>
             <w:pStyle w:val="Normal"/>
-            <w:spacing w:lineRule="auto" w:line="240" w:before="0" w:after="0"/>
-            <w:ind w:hanging="10" w:left="-5"/>
-            <w:jc w:val="both"/>
-            <w:rPr>
-              <w:b/>
-              <w:bCs/>
-              <w:sz w:val="40"/>
-              <w:szCs w:val="40"/>
-            </w:rPr>
-          </w:pPr>
-          <w:r>
-            <w:rPr>
-              <w:b/>
-              <w:bCs/>
-              <w:sz w:val="40"/>
-              <w:szCs w:val="40"/>
-            </w:rPr>
-          </w:r>
-        </w:p>
-        <w:p>
-          <w:pPr>
-            <w:pStyle w:val="Normal"/>
             <w:jc w:val="center"/>
             <w:rPr>
               <w:rFonts w:ascii="Times New Roman Cyr" w:hAnsi="Times New Roman Cyr"/>
@@ -1607,6 +1585,57 @@
         </w:p>
         <w:p>
           <w:pPr>
+            <w:pStyle w:val="PreformattedText"/>
+            <w:rPr>
+              <w:rFonts w:ascii="Times New Roman" w:hAnsi="Times New Roman" w:cs="Times New Roman"/>
+              <w:sz w:val="26"/>
+              <w:szCs w:val="26"/>
+            </w:rPr>
+          </w:pPr>
+          <w:r>
+            <w:rPr>
+              <w:rFonts w:cs="Times New Roman" w:ascii="Times New Roman" w:hAnsi="Times New Roman"/>
+              <w:sz w:val="26"/>
+              <w:szCs w:val="26"/>
+            </w:rPr>
+          </w:r>
+        </w:p>
+        <w:p>
+          <w:pPr>
+            <w:pStyle w:val="PreformattedText"/>
+            <w:rPr>
+              <w:rFonts w:ascii="Times New Roman" w:hAnsi="Times New Roman" w:cs="Times New Roman"/>
+              <w:sz w:val="26"/>
+              <w:szCs w:val="26"/>
+            </w:rPr>
+          </w:pPr>
+          <w:r>
+            <w:rPr>
+              <w:rFonts w:cs="Times New Roman" w:ascii="Times New Roman" w:hAnsi="Times New Roman"/>
+              <w:sz w:val="26"/>
+              <w:szCs w:val="26"/>
+            </w:rPr>
+          </w:r>
+        </w:p>
+        <w:p>
+          <w:pPr>
+            <w:pStyle w:val="PreformattedText"/>
+            <w:rPr>
+              <w:rFonts w:ascii="Times New Roman" w:hAnsi="Times New Roman" w:cs="Times New Roman"/>
+              <w:sz w:val="26"/>
+              <w:szCs w:val="26"/>
+            </w:rPr>
+          </w:pPr>
+          <w:r>
+            <w:rPr>
+              <w:rFonts w:cs="Times New Roman" w:ascii="Times New Roman" w:hAnsi="Times New Roman"/>
+              <w:sz w:val="26"/>
+              <w:szCs w:val="26"/>
+            </w:rPr>
+          </w:r>
+        </w:p>
+        <w:p>
+          <w:pPr>
             <w:pStyle w:val="Normal"/>
             <w:rPr>
               <w:rFonts w:ascii="Times New Roman Cyr" w:hAnsi="Times New Roman Cyr"/>
@@ -1628,23 +1657,332 @@
           <w:pPr>
             <w:pStyle w:val="Normal"/>
             <w:rPr>
-              <w:rFonts w:cs="Times New Roman"/>
-              <w:b/>
-              <w:bCs/>
-              <w:sz w:val="36"/>
-              <w:szCs w:val="36"/>
-              <w:u w:val="single"/>
-            </w:rPr>
-          </w:pPr>
-          <w:r>
-            <w:rPr>
-              <w:rFonts w:cs="Times New Roman"/>
-              <w:b/>
-              <w:bCs/>
-              <w:sz w:val="36"/>
-              <w:szCs w:val="36"/>
-              <w:u w:val="single"/>
-            </w:rPr>
+              <w:rFonts w:ascii="Times New Roman Cyr" w:hAnsi="Times New Roman Cyr"/>
+            </w:rPr>
+          </w:pPr>
+          <w:r>
+            <w:rPr/>
+          </w:r>
+        </w:p>
+        <w:p>
+          <w:pPr>
+            <w:pStyle w:val="Normal"/>
+            <w:rPr>
+              <w:rFonts w:ascii="Times New Roman Cyr" w:hAnsi="Times New Roman Cyr"/>
+            </w:rPr>
+          </w:pPr>
+          <w:r>
+            <w:rPr/>
+          </w:r>
+        </w:p>
+        <w:p>
+          <w:pPr>
+            <w:pStyle w:val="Normal"/>
+            <w:rPr>
+              <w:rFonts w:ascii="Times New Roman Cyr" w:hAnsi="Times New Roman Cyr"/>
+            </w:rPr>
+          </w:pPr>
+          <w:r>
+            <w:rPr/>
+          </w:r>
+        </w:p>
+        <w:p>
+          <w:pPr>
+            <w:pStyle w:val="Normal"/>
+            <w:rPr>
+              <w:rFonts w:ascii="Times New Roman Cyr" w:hAnsi="Times New Roman Cyr"/>
+            </w:rPr>
+          </w:pPr>
+          <w:r>
+            <w:rPr/>
+          </w:r>
+        </w:p>
+        <w:p>
+          <w:pPr>
+            <w:pStyle w:val="Normal"/>
+            <w:rPr>
+              <w:rFonts w:ascii="Times New Roman Cyr" w:hAnsi="Times New Roman Cyr"/>
+            </w:rPr>
+          </w:pPr>
+          <w:r>
+            <w:rPr/>
+          </w:r>
+        </w:p>
+        <w:p>
+          <w:pPr>
+            <w:pStyle w:val="Normal"/>
+            <w:rPr>
+              <w:rFonts w:ascii="Times New Roman Cyr" w:hAnsi="Times New Roman Cyr"/>
+            </w:rPr>
+          </w:pPr>
+          <w:r>
+            <w:rPr/>
+            <w:drawing>
+              <wp:anchor behindDoc="0" distT="0" distB="0" distL="0" distR="0" simplePos="0" locked="0" layoutInCell="0" allowOverlap="1" relativeHeight="6">
+                <wp:simplePos x="0" y="0"/>
+                <wp:positionH relativeFrom="column">
+                  <wp:posOffset>-897255</wp:posOffset>
+                </wp:positionH>
+                <wp:positionV relativeFrom="paragraph">
+                  <wp:posOffset>-79375</wp:posOffset>
+                </wp:positionV>
+                <wp:extent cx="8311515" cy="5814695"/>
+                <wp:effectExtent l="0" t="0" r="0" b="0"/>
+                <wp:wrapSquare wrapText="largest"/>
+                <wp:docPr id="2" name="Image2" descr=""/>
+                <wp:cNvGraphicFramePr>
+                  <a:graphicFrameLocks xmlns:a="http://schemas.openxmlformats.org/drawingml/2006/main" noChangeAspect="1"/>
+                </wp:cNvGraphicFramePr>
+                <a:graphic xmlns:a="http://schemas.openxmlformats.org/drawingml/2006/main">
+                  <a:graphicData uri="http://schemas.openxmlformats.org/drawingml/2006/picture">
+                    <pic:pic xmlns:pic="http://schemas.openxmlformats.org/drawingml/2006/picture">
+                      <pic:nvPicPr>
+                        <pic:cNvPr id="2" name="Image2" descr=""/>
+                        <pic:cNvPicPr>
+                          <a:picLocks noChangeAspect="1" noChangeArrowheads="1"/>
+                        </pic:cNvPicPr>
+                      </pic:nvPicPr>
+                      <pic:blipFill>
+                        <a:blip r:embed="rId3"/>
+                        <a:stretch>
+                          <a:fillRect/>
+                        </a:stretch>
+                      </pic:blipFill>
+                      <pic:spPr bwMode="auto">
+                        <a:xfrm rot="16200000">
+                          <a:off x="0" y="0"/>
+                          <a:ext cx="8311515" cy="5814695"/>
+                        </a:xfrm>
+                        <a:prstGeom prst="rect">
+                          <a:avLst/>
+                        </a:prstGeom>
+                        <a:noFill/>
+                      </pic:spPr>
+                    </pic:pic>
+                  </a:graphicData>
+                </a:graphic>
+              </wp:anchor>
+            </w:drawing>
+          </w:r>
+        </w:p>
+        <w:p>
+          <w:pPr>
+            <w:pStyle w:val="Normal"/>
+            <w:rPr>
+              <w:rFonts w:ascii="Times New Roman Cyr" w:hAnsi="Times New Roman Cyr"/>
+            </w:rPr>
+          </w:pPr>
+          <w:r>
+            <w:rPr/>
+          </w:r>
+        </w:p>
+        <w:p>
+          <w:pPr>
+            <w:pStyle w:val="Normal"/>
+            <w:rPr>
+              <w:rFonts w:ascii="Times New Roman Cyr" w:hAnsi="Times New Roman Cyr"/>
+            </w:rPr>
+          </w:pPr>
+          <w:r>
+            <w:rPr/>
+          </w:r>
+        </w:p>
+        <w:p>
+          <w:pPr>
+            <w:pStyle w:val="Normal"/>
+            <w:rPr>
+              <w:rFonts w:ascii="Times New Roman Cyr" w:hAnsi="Times New Roman Cyr"/>
+            </w:rPr>
+          </w:pPr>
+          <w:r>
+            <w:rPr/>
+          </w:r>
+        </w:p>
+        <w:p>
+          <w:pPr>
+            <w:pStyle w:val="Normal"/>
+            <w:rPr>
+              <w:rFonts w:ascii="Times New Roman Cyr" w:hAnsi="Times New Roman Cyr"/>
+            </w:rPr>
+          </w:pPr>
+          <w:r>
+            <w:rPr/>
+          </w:r>
+        </w:p>
+        <w:p>
+          <w:pPr>
+            <w:pStyle w:val="Normal"/>
+            <w:rPr>
+              <w:rFonts w:ascii="Times New Roman Cyr" w:hAnsi="Times New Roman Cyr"/>
+            </w:rPr>
+          </w:pPr>
+          <w:r>
+            <w:rPr/>
+          </w:r>
+        </w:p>
+        <w:p>
+          <w:pPr>
+            <w:pStyle w:val="Normal"/>
+            <w:rPr>
+              <w:rFonts w:ascii="Times New Roman Cyr" w:hAnsi="Times New Roman Cyr"/>
+            </w:rPr>
+          </w:pPr>
+          <w:r>
+            <w:rPr/>
+          </w:r>
+        </w:p>
+        <w:p>
+          <w:pPr>
+            <w:pStyle w:val="Normal"/>
+            <w:rPr>
+              <w:rFonts w:ascii="Times New Roman Cyr" w:hAnsi="Times New Roman Cyr"/>
+            </w:rPr>
+          </w:pPr>
+          <w:r>
+            <w:rPr/>
+          </w:r>
+        </w:p>
+        <w:p>
+          <w:pPr>
+            <w:pStyle w:val="Normal"/>
+            <w:rPr>
+              <w:rFonts w:ascii="Times New Roman Cyr" w:hAnsi="Times New Roman Cyr"/>
+            </w:rPr>
+          </w:pPr>
+          <w:r>
+            <w:rPr/>
+          </w:r>
+        </w:p>
+        <w:p>
+          <w:pPr>
+            <w:pStyle w:val="Normal"/>
+            <w:rPr>
+              <w:rFonts w:ascii="Times New Roman Cyr" w:hAnsi="Times New Roman Cyr"/>
+            </w:rPr>
+          </w:pPr>
+          <w:r>
+            <w:rPr/>
+          </w:r>
+        </w:p>
+        <w:p>
+          <w:pPr>
+            <w:pStyle w:val="Normal"/>
+            <w:rPr>
+              <w:rFonts w:ascii="Times New Roman Cyr" w:hAnsi="Times New Roman Cyr"/>
+            </w:rPr>
+          </w:pPr>
+          <w:r>
+            <w:rPr/>
+          </w:r>
+        </w:p>
+        <w:p>
+          <w:pPr>
+            <w:pStyle w:val="Normal"/>
+            <w:rPr>
+              <w:rFonts w:ascii="Times New Roman Cyr" w:hAnsi="Times New Roman Cyr"/>
+            </w:rPr>
+          </w:pPr>
+          <w:r>
+            <w:rPr/>
+          </w:r>
+        </w:p>
+        <w:p>
+          <w:pPr>
+            <w:pStyle w:val="Normal"/>
+            <w:rPr>
+              <w:rFonts w:ascii="Times New Roman Cyr" w:hAnsi="Times New Roman Cyr"/>
+            </w:rPr>
+          </w:pPr>
+          <w:r>
+            <w:rPr/>
+          </w:r>
+        </w:p>
+        <w:p>
+          <w:pPr>
+            <w:pStyle w:val="Normal"/>
+            <w:rPr>
+              <w:rFonts w:ascii="Times New Roman Cyr" w:hAnsi="Times New Roman Cyr"/>
+            </w:rPr>
+          </w:pPr>
+          <w:r>
+            <w:rPr/>
+          </w:r>
+        </w:p>
+        <w:p>
+          <w:pPr>
+            <w:pStyle w:val="Normal"/>
+            <w:rPr>
+              <w:rFonts w:ascii="Times New Roman Cyr" w:hAnsi="Times New Roman Cyr"/>
+            </w:rPr>
+          </w:pPr>
+          <w:r>
+            <w:rPr/>
+          </w:r>
+        </w:p>
+        <w:p>
+          <w:pPr>
+            <w:pStyle w:val="Normal"/>
+            <w:rPr>
+              <w:rFonts w:ascii="Times New Roman Cyr" w:hAnsi="Times New Roman Cyr"/>
+            </w:rPr>
+          </w:pPr>
+          <w:r>
+            <w:rPr/>
+          </w:r>
+        </w:p>
+        <w:p>
+          <w:pPr>
+            <w:pStyle w:val="Normal"/>
+            <w:rPr>
+              <w:rFonts w:ascii="Times New Roman Cyr" w:hAnsi="Times New Roman Cyr"/>
+            </w:rPr>
+          </w:pPr>
+          <w:r>
+            <w:rPr/>
+          </w:r>
+        </w:p>
+        <w:p>
+          <w:pPr>
+            <w:pStyle w:val="Normal"/>
+            <w:rPr>
+              <w:rFonts w:ascii="Times New Roman Cyr" w:hAnsi="Times New Roman Cyr"/>
+            </w:rPr>
+          </w:pPr>
+          <w:r>
+            <w:rPr/>
+          </w:r>
+        </w:p>
+        <w:p>
+          <w:pPr>
+            <w:pStyle w:val="Normal"/>
+            <w:rPr>
+              <w:rFonts w:ascii="Times New Roman Cyr" w:hAnsi="Times New Roman Cyr"/>
+            </w:rPr>
+          </w:pPr>
+          <w:r>
+            <w:rPr/>
+          </w:r>
+        </w:p>
+        <w:p>
+          <w:pPr>
+            <w:pStyle w:val="Normal"/>
+            <w:rPr>
+              <w:rFonts w:ascii="Times New Roman Cyr" w:hAnsi="Times New Roman Cyr"/>
+            </w:rPr>
+          </w:pPr>
+          <w:r>
+            <w:rPr/>
+          </w:r>
+        </w:p>
+        <w:p>
+          <w:pPr>
+            <w:pStyle w:val="Normal"/>
+            <w:rPr>
+              <w:rFonts w:ascii="Times New Roman Cyr" w:hAnsi="Times New Roman Cyr"/>
+            </w:rPr>
+          </w:pPr>
+          <w:r>
+            <w:rPr/>
           </w:r>
         </w:p>
         <w:p>
@@ -2065,16 +2403,13 @@
               <w:szCs w:val="32"/>
               <w:u w:val="single"/>
             </w:rPr>
-            <w:t>Output in Texmaker :</w:t>
-          </w:r>
-          <w:r>
             <mc:AlternateContent>
               <mc:Choice Requires="wps">
                 <w:drawing>
                   <wp:anchor behindDoc="0" distT="0" distB="0" distL="0" distR="0" simplePos="0" locked="0" layoutInCell="0" allowOverlap="1" relativeHeight="3">
                     <wp:simplePos x="0" y="0"/>
                     <wp:positionH relativeFrom="column">
-                      <wp:posOffset>3810</wp:posOffset>
+                      <wp:posOffset>123825</wp:posOffset>
                     </wp:positionH>
                     <wp:positionV relativeFrom="paragraph">
                       <wp:posOffset>351790</wp:posOffset>
@@ -2082,21 +2417,32 @@
                     <wp:extent cx="5731510" cy="4340860"/>
                     <wp:effectExtent l="0" t="0" r="0" b="0"/>
                     <wp:wrapSquare wrapText="largest"/>
-                    <wp:docPr id="2" name="Frame1"/>
+                    <wp:docPr id="3" name="Frame1"/>
                     <a:graphic xmlns:a="http://schemas.openxmlformats.org/drawingml/2006/main">
                       <a:graphicData uri="http://schemas.microsoft.com/office/word/2010/wordprocessingShape">
                         <wps:wsp>
-                          <wps:cNvSpPr txBox="1"/>
+                          <wps:cNvSpPr/>
                           <wps:spPr>
                             <a:xfrm>
                               <a:off x="0" y="0"/>
-                              <a:ext cx="5731510" cy="4340860"/>
+                              <a:ext cx="5731560" cy="4340880"/>
                             </a:xfrm>
-                            <a:prstGeom prst="rect"/>
+                            <a:prstGeom prst="rect">
+                              <a:avLst/>
+                            </a:prstGeom>
                             <a:solidFill>
-                              <a:srgbClr val="FFFFFF"/>
+                              <a:srgbClr val="ffffff"/>
                             </a:solidFill>
+                            <a:ln w="0">
+                              <a:noFill/>
+                            </a:ln>
                           </wps:spPr>
+                          <wps:style>
+                            <a:lnRef idx="0"/>
+                            <a:fillRef idx="0"/>
+                            <a:effectRef idx="0"/>
+                            <a:fontRef idx="minor"/>
+                          </wps:style>
                           <wps:txbx>
                             <w:txbxContent>
                               <w:p>
@@ -2112,7 +2458,7 @@
                                     <wp:inline distT="0" distB="0" distL="0" distR="0">
                                       <wp:extent cx="5731510" cy="4069080"/>
                                       <wp:effectExtent l="0" t="0" r="0" b="0"/>
-                                      <wp:docPr id="3" name="Image1" descr=""/>
+                                      <wp:docPr id="5" name="Image1" descr=""/>
                                       <wp:cNvGraphicFramePr>
                                         <a:graphicFrameLocks xmlns:a="http://schemas.openxmlformats.org/drawingml/2006/main" noChangeAspect="1"/>
                                       </wp:cNvGraphicFramePr>
@@ -2120,13 +2466,13 @@
                                         <a:graphicData uri="http://schemas.openxmlformats.org/drawingml/2006/picture">
                                           <pic:pic xmlns:pic="http://schemas.openxmlformats.org/drawingml/2006/picture">
                                             <pic:nvPicPr>
-                                              <pic:cNvPr id="3" name="Image1" descr=""/>
+                                              <pic:cNvPr id="5" name="Image1" descr=""/>
                                               <pic:cNvPicPr>
                                                 <a:picLocks noChangeAspect="1" noChangeArrowheads="1"/>
                                               </pic:cNvPicPr>
                                             </pic:nvPicPr>
                                             <pic:blipFill>
-                                              <a:blip r:embed="rId3"/>
+                                              <a:blip r:embed="rId4"/>
                                               <a:stretch>
                                                 <a:fillRect/>
                                               </a:stretch>
@@ -2146,36 +2492,11 @@
                                       </a:graphic>
                                     </wp:inline>
                                   </w:drawing>
-                                  <w:t xml:space="preserve">Figure </w:t>
-                                </w:r>
-                                <w:r>
-                                  <w:rPr/>
-                                  <w:fldChar w:fldCharType="begin"/>
-                                </w:r>
-                                <w:r>
-                                  <w:rPr/>
-                                  <w:instrText xml:space="preserve"> SEQ Figure \* ARABIC </w:instrText>
-                                </w:r>
-                                <w:r>
-                                  <w:rPr/>
-                                  <w:fldChar w:fldCharType="separate"/>
-                                </w:r>
-                                <w:r>
-                                  <w:rPr/>
-                                  <w:t>1</w:t>
-                                </w:r>
-                                <w:r>
-                                  <w:rPr/>
-                                  <w:fldChar w:fldCharType="end"/>
-                                </w:r>
-                                <w:r>
-                                  <w:rPr/>
-                                  <w:t>: Output in PDF</w:t>
                                 </w:r>
                               </w:p>
                             </w:txbxContent>
                           </wps:txbx>
-                          <wps:bodyPr anchor="t" lIns="0" tIns="0" rIns="0" bIns="0">
+                          <wps:bodyPr lIns="0" rIns="0" tIns="0" bIns="0" anchor="t">
                             <a:noAutofit/>
                           </wps:bodyPr>
                         </wps:wsp>
@@ -2186,8 +2507,10 @@
               </mc:Choice>
               <mc:Fallback>
                 <w:pict>
-                  <v:rect style="position:absolute;rotation:-0;width:451.3pt;height:341.8pt;mso-wrap-distance-left:0pt;mso-wrap-distance-right:0pt;mso-wrap-distance-top:0pt;mso-wrap-distance-bottom:0pt;margin-top:27.7pt;mso-position-vertical-relative:text;margin-left:0.3pt;mso-position-horizontal-relative:text">
-                    <v:textbox inset="0in,0in,0in,0in">
+                  <v:rect id="shape_0" ID="Frame1" path="m0,0l-2147483645,0l-2147483645,-2147483646l0,-2147483646xe" fillcolor="white" stroked="f" o:allowincell="f" style="position:absolute;margin-left:9.75pt;margin-top:27.7pt;width:451.25pt;height:341.75pt;mso-wrap-style:none;v-text-anchor:middle">
+                    <v:fill o:detectmouseclick="t" type="solid" color2="black"/>
+                    <v:stroke color="#3465a4" joinstyle="round" endcap="flat"/>
+                    <v:textbox>
                       <w:txbxContent>
                         <w:p>
                           <w:pPr>
@@ -2202,7 +2525,7 @@
                               <wp:inline distT="0" distB="0" distL="0" distR="0">
                                 <wp:extent cx="5731510" cy="4069080"/>
                                 <wp:effectExtent l="0" t="0" r="0" b="0"/>
-                                <wp:docPr id="4" name="Image1" descr=""/>
+                                <wp:docPr id="6" name="Image1" descr=""/>
                                 <wp:cNvGraphicFramePr>
                                   <a:graphicFrameLocks xmlns:a="http://schemas.openxmlformats.org/drawingml/2006/main" noChangeAspect="1"/>
                                 </wp:cNvGraphicFramePr>
@@ -2210,13 +2533,13 @@
                                   <a:graphicData uri="http://schemas.openxmlformats.org/drawingml/2006/picture">
                                     <pic:pic xmlns:pic="http://schemas.openxmlformats.org/drawingml/2006/picture">
                                       <pic:nvPicPr>
-                                        <pic:cNvPr id="4" name="Image1" descr=""/>
+                                        <pic:cNvPr id="6" name="Image1" descr=""/>
                                         <pic:cNvPicPr>
                                           <a:picLocks noChangeAspect="1" noChangeArrowheads="1"/>
                                         </pic:cNvPicPr>
                                       </pic:nvPicPr>
                                       <pic:blipFill>
-                                        <a:blip r:embed="rId4"/>
+                                        <a:blip r:embed="rId5"/>
                                         <a:stretch>
                                           <a:fillRect/>
                                         </a:stretch>
@@ -2236,31 +2559,6 @@
                                 </a:graphic>
                               </wp:inline>
                             </w:drawing>
-                            <w:t xml:space="preserve">Figure </w:t>
-                          </w:r>
-                          <w:r>
-                            <w:rPr/>
-                            <w:fldChar w:fldCharType="begin"/>
-                          </w:r>
-                          <w:r>
-                            <w:rPr/>
-                            <w:instrText xml:space="preserve"> SEQ Figure \* ARABIC </w:instrText>
-                          </w:r>
-                          <w:r>
-                            <w:rPr/>
-                            <w:fldChar w:fldCharType="separate"/>
-                          </w:r>
-                          <w:r>
-                            <w:rPr/>
-                            <w:t>1</w:t>
-                          </w:r>
-                          <w:r>
-                            <w:rPr/>
-                            <w:fldChar w:fldCharType="end"/>
-                          </w:r>
-                          <w:r>
-                            <w:rPr/>
-                            <w:t>: Output in PDF</w:t>
                           </w:r>
                         </w:p>
                       </w:txbxContent>
@@ -2271,6 +2569,17 @@
               </mc:Fallback>
             </mc:AlternateContent>
           </w:r>
+          <w:r>
+            <w:rPr>
+              <w:rFonts w:cs="Times New Roman" w:ascii="Times New Roman Cyr" w:hAnsi="Times New Roman Cyr"/>
+              <w:b/>
+              <w:bCs/>
+              <w:sz w:val="32"/>
+              <w:szCs w:val="32"/>
+              <w:u w:val="single"/>
+            </w:rPr>
+            <w:t>Output in Texmaker :</w:t>
+          </w:r>
         </w:p>
         <w:p>
           <w:pPr>
@@ -2281,15 +2590,17 @@
             </w:rPr>
           </w:pPr>
           <w:r>
-            <w:rPr/>
+            <w:rPr>
+              <w:rFonts w:ascii="Times New Roman Cyr" w:hAnsi="Times New Roman Cyr"/>
+            </w:rPr>
           </w:r>
         </w:p>
       </w:sdtContent>
     </w:sdt>
     <w:sectPr>
-      <w:footerReference w:type="even" r:id="rId5"/>
-      <w:footerReference w:type="default" r:id="rId6"/>
-      <w:footerReference w:type="first" r:id="rId7"/>
+      <w:footerReference w:type="even" r:id="rId6"/>
+      <w:footerReference w:type="default" r:id="rId7"/>
+      <w:footerReference w:type="first" r:id="rId8"/>
       <w:type w:val="nextPage"/>
       <w:pgSz w:w="11906" w:h="16838"/>
       <w:pgMar w:left="1440" w:right="1440" w:gutter="0" w:header="0" w:top="1440" w:footer="0" w:bottom="720"/>
@@ -2319,6 +2630,15 @@
 
 <file path=word/footer2.xml><?xml version="1.0" encoding="utf-8"?>
 <w:ftr xmlns:o="urn:schemas-microsoft-com:office:office" xmlns:r="http://schemas.openxmlformats.org/officeDocument/2006/relationships" xmlns:v="urn:schemas-microsoft-com:vml" xmlns:w="http://schemas.openxmlformats.org/wordprocessingml/2006/main" xmlns:w10="urn:schemas-microsoft-com:office:word" xmlns:wp="http://schemas.openxmlformats.org/drawingml/2006/wordprocessingDrawing" xmlns:pic="http://schemas.openxmlformats.org/drawingml/2006/picture" xmlns:wps="http://schemas.microsoft.com/office/word/2010/wordprocessingShape" xmlns:wpg="http://schemas.microsoft.com/office/word/2010/wordprocessingGroup" xmlns:mc="http://schemas.openxmlformats.org/markup-compatibility/2006" xmlns:wp14="http://schemas.microsoft.com/office/word/2010/wordprocessingDrawing" xmlns:w14="http://schemas.microsoft.com/office/word/2010/wordml" xmlns:w15="http://schemas.microsoft.com/office/word/2012/wordml" mc:Ignorable="w14 wp14 w15">
+  <w:p>
+    <w:pPr>
+      <w:pStyle w:val="Footer"/>
+      <w:rPr/>
+    </w:pPr>
+    <w:r>
+      <w:rPr/>
+    </w:r>
+  </w:p>
   <w:p>
     <w:pPr>
       <w:pStyle w:val="Footer"/>
@@ -3405,15 +3725,15 @@
     <w:pPr/>
     <w:rPr/>
   </w:style>
-  <w:style w:type="paragraph" w:styleId="FrameContents" w:customStyle="1">
-    <w:name w:val="Frame Contents"/>
+  <w:style w:type="paragraph" w:styleId="FrameContentsuser" w:customStyle="1">
+    <w:name w:val="Frame Contents (user)"/>
     <w:basedOn w:val="Normal"/>
     <w:qFormat/>
     <w:pPr/>
     <w:rPr/>
   </w:style>
-  <w:style w:type="paragraph" w:styleId="FrameContentsuser">
-    <w:name w:val="Frame Contents (user)"/>
+  <w:style w:type="paragraph" w:styleId="FrameContents">
+    <w:name w:val="Frame Contents"/>
     <w:basedOn w:val="Normal"/>
     <w:qFormat/>
     <w:pPr/>

--- a/CSE Class Notes/Thesis/Istiak_ID-05 Technical Writting.docx
+++ b/CSE Class Notes/Thesis/Istiak_ID-05 Technical Writting.docx
@@ -167,7 +167,17 @@
           <w:sz w:val="56"/>
           <w:u w:val="single"/>
         </w:rPr>
-        <w:t xml:space="preserve">Assignment - 01  </w:t>
+        <w:t>Lab Task-06</w:t>
+      </w:r>
+      <w:r>
+        <w:rPr>
+          <w:rFonts w:ascii="Times New Roman Cyr" w:hAnsi="Times New Roman Cyr"/>
+          <w:b/>
+          <w:bCs/>
+          <w:sz w:val="56"/>
+          <w:u w:val="single"/>
+        </w:rPr>
+        <w:t xml:space="preserve">  </w:t>
       </w:r>
     </w:p>
     <w:p>
@@ -353,7 +363,7 @@
           <w:sz w:val="40"/>
           <w:szCs w:val="40"/>
         </w:rPr>
-        <w:t>Submission Date: 1</w:t>
+        <w:t xml:space="preserve">Submission Date: </w:t>
       </w:r>
       <w:r>
         <w:rPr>
@@ -363,7 +373,7 @@
           <w:sz w:val="40"/>
           <w:szCs w:val="40"/>
         </w:rPr>
-        <w:t>8</w:t>
+        <w:t>23</w:t>
       </w:r>
       <w:r>
         <w:rPr>
@@ -393,7 +403,17 @@
           <w:sz w:val="40"/>
           <w:szCs w:val="40"/>
         </w:rPr>
-        <w:t>Assignment Topic: Basic of LaTeX</w:t>
+        <w:t xml:space="preserve">Assignment Topic: </w:t>
+      </w:r>
+      <w:r>
+        <w:rPr>
+          <w:rFonts w:ascii="Times New Roman Cyr" w:hAnsi="Times New Roman Cyr"/>
+          <w:b/>
+          <w:bCs/>
+          <w:sz w:val="40"/>
+          <w:szCs w:val="40"/>
+        </w:rPr>
+        <w:t>Structure Exercise in LaTeX</w:t>
       </w:r>
     </w:p>
     <w:p>
@@ -618,43 +638,6 @@
       </w:pPr>
       <w:r>
         <w:rPr>
-          <w:b/>
-          <w:bCs/>
-          <w:sz w:val="40"/>
-          <w:szCs w:val="40"/>
-        </w:rPr>
-      </w:r>
-    </w:p>
-    <w:p>
-      <w:pPr>
-        <w:pStyle w:val="Normal"/>
-        <w:spacing w:lineRule="auto" w:line="240" w:before="0" w:after="0"/>
-        <w:ind w:hanging="10" w:left="-5"/>
-        <w:jc w:val="both"/>
-        <w:rPr>
-          <w:b/>
-          <w:bCs/>
-          <w:sz w:val="40"/>
-          <w:szCs w:val="40"/>
-        </w:rPr>
-      </w:pPr>
-      <w:r>
-        <w:rPr>
-          <w:b/>
-          <w:bCs/>
-          <w:sz w:val="40"/>
-          <w:szCs w:val="40"/>
-        </w:rPr>
-      </w:r>
-    </w:p>
-    <w:p>
-      <w:pPr>
-        <w:pStyle w:val="Normal"/>
-        <w:jc w:val="center"/>
-        <w:rPr/>
-      </w:pPr>
-      <w:r>
-        <w:rPr>
           <w:rFonts w:cs="Times New Roman" w:ascii="Times New Roman Cyr" w:hAnsi="Times New Roman Cyr"/>
           <w:b/>
           <w:bCs/>
@@ -662,7 +645,6 @@
           <w:szCs w:val="36"/>
           <w:u w:val="single"/>
         </w:rPr>
-        <w:t>Questions :</w:t>
       </w:r>
     </w:p>
     <w:p>
@@ -672,136 +654,16 @@
         <w:rPr/>
       </w:pPr>
       <w:r>
-        <w:rPr/>
-        <mc:AlternateContent>
-          <mc:Choice Requires="wps">
-            <w:drawing>
-              <wp:anchor behindDoc="0" distT="0" distB="0" distL="635" distR="0" simplePos="0" locked="0" layoutInCell="0" allowOverlap="1" relativeHeight="3">
-                <wp:simplePos x="0" y="0"/>
-                <wp:positionH relativeFrom="column">
-                  <wp:align>center</wp:align>
-                </wp:positionH>
-                <wp:positionV relativeFrom="paragraph">
-                  <wp:posOffset>186690</wp:posOffset>
-                </wp:positionV>
-                <wp:extent cx="6687820" cy="6389370"/>
-                <wp:effectExtent l="0" t="149225" r="0" b="149225"/>
-                <wp:wrapSquare wrapText="largest"/>
-                <wp:docPr id="2" name="Image1"/>
-                <a:graphic xmlns:a="http://schemas.openxmlformats.org/drawingml/2006/main">
-                  <a:graphicData uri="http://schemas.openxmlformats.org/drawingml/2006/picture">
-                    <pic:pic xmlns:pic="http://schemas.openxmlformats.org/drawingml/2006/picture">
-                      <pic:nvPicPr>
-                        <pic:cNvPr id="3" name="Image1" descr=""/>
-                        <pic:cNvPicPr/>
-                      </pic:nvPicPr>
-                      <pic:blipFill>
-                        <a:blip r:embed="rId3"/>
-                        <a:stretch/>
-                      </pic:blipFill>
-                      <pic:spPr>
-                        <a:xfrm rot="16200000">
-                          <a:off x="0" y="0"/>
-                          <a:ext cx="6687720" cy="6389280"/>
-                        </a:xfrm>
-                        <a:prstGeom prst="rect">
-                          <a:avLst/>
-                        </a:prstGeom>
-                        <a:noFill/>
-                        <a:ln w="0">
-                          <a:noFill/>
-                        </a:ln>
-                      </pic:spPr>
-                    </pic:pic>
-                  </a:graphicData>
-                </a:graphic>
-              </wp:anchor>
-            </w:drawing>
-          </mc:Choice>
-          <mc:Fallback>
-            <w:pict>
-              <v:shapetype id="_x0000_t75" coordsize="21600,21600" o:spt="75" o:preferrelative="t" path="m@4@5l@4@11@9@11@9@5xe" filled="f" stroked="f">
-                <v:stroke joinstyle="miter"/>
-                <v:formulas>
-                  <v:f eqn="if lineDrawn pixelLineWidth 0"/>
-                  <v:f eqn="sum @0 1 0"/>
-                  <v:f eqn="sum 0 0 @1"/>
-                  <v:f eqn="prod @2 1 2"/>
-                  <v:f eqn="prod @3 21600 pixelWidth"/>
-                  <v:f eqn="prod @3 21600 pixelHeight"/>
-                  <v:f eqn="sum @0 0 1"/>
-                  <v:f eqn="prod @6 1 2"/>
-                  <v:f eqn="prod @7 21600 pixelWidth"/>
-                  <v:f eqn="sum @8 21600 0"/>
-                  <v:f eqn="prod @7 21600 pixelHeight"/>
-                  <v:f eqn="sum @10 21600 0"/>
-                </v:formulas>
-                <v:path o:extrusionok="f" gradientshapeok="t" o:connecttype="rect"/>
-                <o:lock v:ext="edit" aspectratio="t"/>
-              </v:shapetype>
-              <v:shape id="shape_0" ID="Image1" stroked="f" o:allowincell="f" style="position:absolute;margin-left:-37.65pt;margin-top:14.7pt;width:526.55pt;height:503.05pt;mso-wrap-style:none;v-text-anchor:middle;rotation:270;mso-position-horizontal:center" type="_x0000_t75">
-                <v:imagedata r:id="rId4" o:detectmouseclick="t"/>
-                <v:stroke color="#3465a4" joinstyle="round" endcap="flat"/>
-                <w10:wrap type="square" side="largest"/>
-              </v:shape>
-            </w:pict>
-          </mc:Fallback>
-        </mc:AlternateContent>
-      </w:r>
-    </w:p>
-    <w:p>
-      <w:pPr>
-        <w:pStyle w:val="Normal"/>
-        <w:jc w:val="center"/>
-        <w:rPr/>
-      </w:pPr>
-      <w:r>
-        <w:rPr/>
-      </w:r>
-    </w:p>
-    <w:p>
-      <w:pPr>
-        <w:pStyle w:val="Normal"/>
-        <w:jc w:val="center"/>
-        <w:rPr/>
-      </w:pPr>
-      <w:r>
-        <w:rPr/>
-      </w:r>
-    </w:p>
-    <w:p>
-      <w:pPr>
-        <w:pStyle w:val="Normal"/>
-        <w:jc w:val="center"/>
-        <w:rPr/>
-      </w:pPr>
-      <w:r>
-        <w:rPr/>
-      </w:r>
-    </w:p>
-    <w:p>
-      <w:pPr>
-        <w:pStyle w:val="Normal"/>
-        <w:jc w:val="center"/>
-        <w:rPr/>
-      </w:pPr>
-      <w:r>
-        <w:rPr/>
-      </w:r>
-    </w:p>
-    <w:p>
-      <w:pPr>
-        <w:pStyle w:val="Normal"/>
-        <w:jc w:val="center"/>
-        <w:rPr>
-          <w:rFonts w:ascii="Times New Roman Cyr" w:hAnsi="Times New Roman Cyr" w:cs="Times New Roman"/>
+        <w:rPr>
+          <w:rFonts w:cs="Times New Roman" w:ascii="Times New Roman Cyr" w:hAnsi="Times New Roman Cyr"/>
           <w:b/>
           <w:bCs/>
           <w:sz w:val="36"/>
           <w:szCs w:val="36"/>
           <w:u w:val="single"/>
         </w:rPr>
-      </w:pPr>
+        <w:t>Lab Task-06</w:t>
+      </w:r>
       <w:r>
         <w:rPr>
           <w:rFonts w:cs="Times New Roman" w:ascii="Times New Roman Cyr" w:hAnsi="Times New Roman Cyr"/>
@@ -811,48 +673,7 @@
           <w:szCs w:val="36"/>
           <w:u w:val="single"/>
         </w:rPr>
-      </w:r>
-    </w:p>
-    <w:p>
-      <w:pPr>
-        <w:pStyle w:val="Normal"/>
-        <w:jc w:val="center"/>
-        <w:rPr>
-          <w:rFonts w:ascii="Times New Roman Cyr" w:hAnsi="Times New Roman Cyr" w:cs="Times New Roman"/>
-          <w:b/>
-          <w:bCs/>
-          <w:sz w:val="36"/>
-          <w:szCs w:val="36"/>
-          <w:u w:val="single"/>
-        </w:rPr>
-      </w:pPr>
-      <w:r>
-        <w:rPr>
-          <w:rFonts w:cs="Times New Roman" w:ascii="Times New Roman Cyr" w:hAnsi="Times New Roman Cyr"/>
-          <w:b/>
-          <w:bCs/>
-          <w:sz w:val="36"/>
-          <w:szCs w:val="36"/>
-          <w:u w:val="single"/>
-        </w:rPr>
-      </w:r>
-    </w:p>
-    <w:p>
-      <w:pPr>
-        <w:pStyle w:val="Normal"/>
-        <w:jc w:val="center"/>
-        <w:rPr/>
-      </w:pPr>
-      <w:r>
-        <w:rPr>
-          <w:rFonts w:cs="Times New Roman" w:ascii="Times New Roman Cyr" w:hAnsi="Times New Roman Cyr"/>
-          <w:b/>
-          <w:bCs/>
-          <w:sz w:val="36"/>
-          <w:szCs w:val="36"/>
-          <w:u w:val="single"/>
-        </w:rPr>
-        <w:t xml:space="preserve">Answers :  </w:t>
+        <w:t xml:space="preserve"> :  </w:t>
       </w:r>
     </w:p>
     <w:p>
@@ -884,7 +705,9 @@
         <w:pStyle w:val="PreformattedText"/>
         <w:spacing w:before="0" w:after="0"/>
         <w:ind w:hanging="0" w:left="0" w:right="0"/>
-        <w:rPr/>
+        <w:rPr>
+          <w:color w:val="000000"/>
+        </w:rPr>
       </w:pPr>
       <w:r>
         <w:rPr>
@@ -896,15 +719,17 @@
         <w:rPr>
           <w:color w:val="000000"/>
         </w:rPr>
-        <w:t>[13pt]{article}</w:t>
-      </w:r>
-    </w:p>
-    <w:p>
-      <w:pPr>
-        <w:pStyle w:val="PreformattedText"/>
-        <w:spacing w:before="0" w:after="0"/>
-        <w:ind w:hanging="0" w:left="0" w:right="0"/>
-        <w:rPr/>
+        <w:t>[12pt]{article}</w:t>
+      </w:r>
+    </w:p>
+    <w:p>
+      <w:pPr>
+        <w:pStyle w:val="PreformattedText"/>
+        <w:spacing w:before="0" w:after="0"/>
+        <w:ind w:hanging="0" w:left="0" w:right="0"/>
+        <w:rPr>
+          <w:color w:val="000000"/>
+        </w:rPr>
       </w:pPr>
       <w:r>
         <w:rPr>
@@ -924,7 +749,131 @@
         <w:pStyle w:val="PreformattedText"/>
         <w:spacing w:before="0" w:after="0"/>
         <w:ind w:hanging="0" w:left="0" w:right="0"/>
-        <w:rPr/>
+        <w:rPr>
+          <w:color w:val="000000"/>
+        </w:rPr>
+      </w:pPr>
+      <w:r>
+        <w:rPr>
+          <w:color w:val="800000"/>
+        </w:rPr>
+        <w:t>\usepackage</w:t>
+      </w:r>
+      <w:r>
+        <w:rPr>
+          <w:color w:val="000000"/>
+        </w:rPr>
+        <w:t>{geometry}</w:t>
+      </w:r>
+    </w:p>
+    <w:p>
+      <w:pPr>
+        <w:pStyle w:val="PreformattedText"/>
+        <w:spacing w:before="0" w:after="0"/>
+        <w:ind w:hanging="0" w:left="0" w:right="0"/>
+        <w:rPr>
+          <w:color w:val="000000"/>
+        </w:rPr>
+      </w:pPr>
+      <w:r>
+        <w:rPr>
+          <w:color w:val="800000"/>
+        </w:rPr>
+        <w:t>\geometry</w:t>
+      </w:r>
+      <w:r>
+        <w:rPr>
+          <w:color w:val="000000"/>
+        </w:rPr>
+        <w:t>{margin=1in}</w:t>
+      </w:r>
+    </w:p>
+    <w:p>
+      <w:pPr>
+        <w:pStyle w:val="PreformattedText"/>
+        <w:spacing w:before="0" w:after="0"/>
+        <w:ind w:hanging="0" w:left="0" w:right="0"/>
+        <w:rPr>
+          <w:color w:val="000000"/>
+        </w:rPr>
+      </w:pPr>
+      <w:r>
+        <w:rPr>
+          <w:color w:val="800000"/>
+        </w:rPr>
+        <w:t>\title</w:t>
+      </w:r>
+      <w:r>
+        <w:rPr>
+          <w:color w:val="000000"/>
+        </w:rPr>
+        <w:t>{The Relationship Between the UNIVAC</w:t>
+      </w:r>
+      <w:r>
+        <w:rPr>
+          <w:color w:val="800000"/>
+        </w:rPr>
+        <w:t>\\</w:t>
+      </w:r>
+      <w:r>
+        <w:rPr>
+          <w:color w:val="000000"/>
+        </w:rPr>
+        <w:t>Computer and Evolutionary Programming}</w:t>
+      </w:r>
+    </w:p>
+    <w:p>
+      <w:pPr>
+        <w:pStyle w:val="PreformattedText"/>
+        <w:spacing w:before="0" w:after="0"/>
+        <w:ind w:hanging="0" w:left="0" w:right="0"/>
+        <w:rPr>
+          <w:color w:val="000000"/>
+        </w:rPr>
+      </w:pPr>
+      <w:r>
+        <w:rPr>
+          <w:color w:val="800000"/>
+        </w:rPr>
+        <w:t>\author</w:t>
+      </w:r>
+      <w:r>
+        <w:rPr>
+          <w:color w:val="000000"/>
+        </w:rPr>
+        <w:t>{Bob, Carol and Alice}</w:t>
+      </w:r>
+    </w:p>
+    <w:p>
+      <w:pPr>
+        <w:pStyle w:val="PreformattedText"/>
+        <w:spacing w:before="0" w:after="283"/>
+        <w:ind w:hanging="0" w:left="0" w:right="0"/>
+        <w:rPr>
+          <w:color w:val="000000"/>
+        </w:rPr>
+      </w:pPr>
+      <w:r>
+        <w:rPr>
+          <w:color w:val="800000"/>
+        </w:rPr>
+        <w:t>\date</w:t>
+      </w:r>
+      <w:r>
+        <w:rPr>
+          <w:color w:val="000000"/>
+        </w:rPr>
+        <w:t>{February 20, 2014}</w:t>
+      </w:r>
+    </w:p>
+    <w:p>
+      <w:pPr>
+        <w:pStyle w:val="PreformattedText"/>
+        <w:spacing w:before="0" w:after="283"/>
+        <w:ind w:hanging="0" w:left="0" w:right="0"/>
+        <w:rPr>
+          <w:color w:val="000000"/>
+        </w:rPr>
       </w:pPr>
       <w:r>
         <w:rPr>
@@ -942,65 +891,55 @@
     <w:p>
       <w:pPr>
         <w:pStyle w:val="PreformattedText"/>
-        <w:spacing w:before="0" w:after="0"/>
-        <w:ind w:hanging="0" w:left="0" w:right="0"/>
-        <w:rPr/>
-      </w:pPr>
-      <w:r>
+        <w:spacing w:before="0" w:after="283"/>
+        <w:ind w:hanging="0" w:left="0" w:right="0"/>
         <w:rPr>
           <w:color w:val="800000"/>
         </w:rPr>
-        <w:t>\title</w:t>
-      </w:r>
-      <w:r>
-        <w:rPr>
-          <w:color w:val="000000"/>
-        </w:rPr>
-        <w:t xml:space="preserve">{Assignment - 01 : </w:t>
-      </w:r>
+      </w:pPr>
       <w:r>
         <w:rPr>
           <w:color w:val="800000"/>
         </w:rPr>
-        <w:t>\\</w:t>
-      </w:r>
-      <w:r>
-        <w:rPr>
-          <w:color w:val="000000"/>
-        </w:rPr>
-        <w:t xml:space="preserve"> Basic of LaTeX </w:t>
-      </w:r>
-      <w:r>
-        <w:rPr>
-          <w:color w:val="800000"/>
-        </w:rPr>
-        <w:t>\&amp;</w:t>
-      </w:r>
-      <w:r>
-        <w:rPr>
-          <w:color w:val="000000"/>
-        </w:rPr>
-        <w:t xml:space="preserve"> Math Formatting} </w:t>
-      </w:r>
-    </w:p>
-    <w:p>
-      <w:pPr>
-        <w:pStyle w:val="PreformattedText"/>
-        <w:spacing w:before="0" w:after="0"/>
-        <w:ind w:hanging="0" w:left="0" w:right="0"/>
-        <w:rPr/>
-      </w:pPr>
-      <w:r>
-        <w:rPr>
-          <w:color w:val="800000"/>
-        </w:rPr>
-        <w:t>\author</w:t>
-      </w:r>
-      <w:r>
-        <w:rPr>
-          <w:color w:val="000000"/>
-        </w:rPr>
-        <w:t>{Istiak Alam}</w:t>
+        <w:t>\maketitle</w:t>
+      </w:r>
+    </w:p>
+    <w:p>
+      <w:pPr>
+        <w:pStyle w:val="PreformattedText"/>
+        <w:spacing w:before="0" w:after="0"/>
+        <w:ind w:hanging="0" w:left="0" w:right="0"/>
+        <w:rPr>
+          <w:color w:val="000000"/>
+        </w:rPr>
+      </w:pPr>
+      <w:r>
+        <w:rPr>
+          <w:color w:val="0000CC"/>
+        </w:rPr>
+        <w:t>\begin</w:t>
+      </w:r>
+      <w:r>
+        <w:rPr>
+          <w:color w:val="000000"/>
+        </w:rPr>
+        <w:t>{abstract}</w:t>
+      </w:r>
+    </w:p>
+    <w:p>
+      <w:pPr>
+        <w:pStyle w:val="PreformattedText"/>
+        <w:spacing w:before="0" w:after="0"/>
+        <w:ind w:hanging="0" w:left="0" w:right="0"/>
+        <w:rPr>
+          <w:color w:val="000000"/>
+        </w:rPr>
+      </w:pPr>
+      <w:r>
+        <w:rPr>
+          <w:color w:val="000000"/>
+        </w:rPr>
+        <w:t>Many electrical engineers would agree that, had it not been for online algorithms, the evaluation of red-black trees might never have occurred. In our research, we demonstrate the significant unification of massive multiplayer online role-playing games and the location-identity split. We concentrate our efforts on demonstrating that reinforcement learning can be made peer-to-peer, autonomous, and cacheable.</w:t>
       </w:r>
     </w:p>
     <w:p>
@@ -1009,68 +948,198 @@
         <w:spacing w:before="0" w:after="283"/>
         <w:ind w:hanging="0" w:left="0" w:right="0"/>
         <w:rPr>
-          <w:color w:val="800000"/>
-        </w:rPr>
-      </w:pPr>
-      <w:r>
-        <w:rPr>
-          <w:color w:val="800000"/>
-        </w:rPr>
-        <w:t>\maketitle</w:t>
-      </w:r>
-    </w:p>
-    <w:p>
-      <w:pPr>
-        <w:pStyle w:val="PreformattedText"/>
-        <w:spacing w:before="0" w:after="0"/>
-        <w:ind w:hanging="0" w:left="0" w:right="0"/>
-        <w:rPr>
-          <w:color w:val="606060"/>
-        </w:rPr>
-      </w:pPr>
-      <w:r>
-        <w:rPr>
-          <w:color w:val="606060"/>
-        </w:rPr>
-        <w:t>% Answer to The Question No. 1</w:t>
-      </w:r>
-    </w:p>
-    <w:p>
-      <w:pPr>
-        <w:pStyle w:val="PreformattedText"/>
-        <w:spacing w:before="0" w:after="0"/>
-        <w:ind w:hanging="0" w:left="0" w:right="0"/>
-        <w:rPr/>
+          <w:color w:val="000000"/>
+        </w:rPr>
       </w:pPr>
       <w:r>
         <w:rPr>
           <w:color w:val="0000CC"/>
         </w:rPr>
+        <w:t>\end</w:t>
+      </w:r>
+      <w:r>
+        <w:rPr>
+          <w:color w:val="000000"/>
+        </w:rPr>
+        <w:t>{abstract}</w:t>
+      </w:r>
+    </w:p>
+    <w:p>
+      <w:pPr>
+        <w:pStyle w:val="PreformattedText"/>
+        <w:spacing w:before="0" w:after="0"/>
+        <w:ind w:hanging="0" w:left="0" w:right="0"/>
+        <w:rPr>
+          <w:b/>
+          <w:color w:val="0000CC"/>
+        </w:rPr>
+      </w:pPr>
+      <w:r>
+        <w:rPr>
+          <w:b/>
+          <w:color w:val="0000CC"/>
+        </w:rPr>
+        <w:t>\section{Introduction}</w:t>
+      </w:r>
+    </w:p>
+    <w:p>
+      <w:pPr>
+        <w:pStyle w:val="PreformattedText"/>
+        <w:spacing w:before="0" w:after="283"/>
+        <w:ind w:hanging="0" w:left="0" w:right="0"/>
+        <w:rPr>
+          <w:color w:val="000000"/>
+        </w:rPr>
+      </w:pPr>
+      <w:r>
+        <w:rPr>
+          <w:color w:val="000000"/>
+        </w:rPr>
+        <w:t>Many analysts would agree that, had it not been for DHCP, the improvement of erasure coding might never have occurred. The notion that hackers worldwide connect with low-energy algorithms is often useful. LIVING explores flexible archetypes. Such a claim might seem unexpected but is supported by prior work in the field. The exploration of the location-identity split would profoundly degrade metamorphic models.</w:t>
+      </w:r>
+    </w:p>
+    <w:p>
+      <w:pPr>
+        <w:pStyle w:val="PreformattedText"/>
+        <w:spacing w:before="0" w:after="283"/>
+        <w:ind w:hanging="0" w:left="0" w:right="0"/>
+        <w:rPr>
+          <w:color w:val="000000"/>
+        </w:rPr>
+      </w:pPr>
+      <w:r>
+        <w:rPr>
+          <w:color w:val="000000"/>
+        </w:rPr>
+        <w:t>The rest of this paper is organized as follows. In section 2, we describe the methodology used. In section 3, we conclude.</w:t>
+      </w:r>
+    </w:p>
+    <w:p>
+      <w:pPr>
+        <w:pStyle w:val="PreformattedText"/>
+        <w:spacing w:before="0" w:after="0"/>
+        <w:ind w:hanging="0" w:left="0" w:right="0"/>
+        <w:rPr>
+          <w:b/>
+          <w:color w:val="0000CC"/>
+        </w:rPr>
+      </w:pPr>
+      <w:r>
+        <w:rPr>
+          <w:b/>
+          <w:color w:val="0000CC"/>
+        </w:rPr>
+        <w:t>\section{Method}</w:t>
+      </w:r>
+    </w:p>
+    <w:p>
+      <w:pPr>
+        <w:pStyle w:val="PreformattedText"/>
+        <w:spacing w:before="0" w:after="283"/>
+        <w:ind w:hanging="0" w:left="0" w:right="0"/>
+        <w:rPr>
+          <w:color w:val="000000"/>
+        </w:rPr>
+      </w:pPr>
+      <w:r>
+        <w:rPr>
+          <w:color w:val="000000"/>
+        </w:rPr>
+        <w:t>Virtual methods are particularly practical when it comes to the understanding of journaling file systems. It should be noted that our heuristic is built on the principles of cryptography. Our approach is captured by the fundamental equation (1).</w:t>
+      </w:r>
+    </w:p>
+    <w:p>
+      <w:pPr>
+        <w:pStyle w:val="PreformattedText"/>
+        <w:spacing w:before="0" w:after="0"/>
+        <w:ind w:hanging="0" w:left="0" w:right="0"/>
+        <w:rPr>
+          <w:color w:val="000000"/>
+        </w:rPr>
+      </w:pPr>
+      <w:r>
+        <w:rPr>
+          <w:color w:val="0000CC"/>
+        </w:rPr>
         <w:t>\begin</w:t>
       </w:r>
       <w:r>
         <w:rPr>
           <w:color w:val="000000"/>
         </w:rPr>
-        <w:t>{center}</w:t>
-      </w:r>
-    </w:p>
-    <w:p>
-      <w:pPr>
-        <w:pStyle w:val="PreformattedText"/>
-        <w:spacing w:before="0" w:after="0"/>
-        <w:ind w:hanging="0" w:left="0" w:right="0"/>
-        <w:rPr>
-          <w:b/>
+        <w:t>{equation}</w:t>
+      </w:r>
+    </w:p>
+    <w:p>
+      <w:pPr>
+        <w:pStyle w:val="PreformattedText"/>
+        <w:spacing w:before="0" w:after="0"/>
+        <w:ind w:hanging="0" w:left="0" w:right="0"/>
+        <w:rPr>
+          <w:color w:val="008000"/>
+        </w:rPr>
+      </w:pPr>
+      <w:r>
+        <w:rPr>
+          <w:color w:val="008000"/>
+        </w:rPr>
+        <w:t>E = mc^3</w:t>
+      </w:r>
+    </w:p>
+    <w:p>
+      <w:pPr>
+        <w:pStyle w:val="PreformattedText"/>
+        <w:spacing w:before="0" w:after="283"/>
+        <w:ind w:hanging="0" w:left="0" w:right="0"/>
+        <w:rPr>
+          <w:color w:val="000000"/>
+        </w:rPr>
+      </w:pPr>
+      <w:r>
+        <w:rPr>
           <w:color w:val="0000CC"/>
         </w:rPr>
-      </w:pPr>
-      <w:r>
+        <w:t>\end</w:t>
+      </w:r>
+      <w:r>
+        <w:rPr>
+          <w:color w:val="000000"/>
+        </w:rPr>
+        <w:t>{equation}</w:t>
+      </w:r>
+    </w:p>
+    <w:p>
+      <w:pPr>
+        <w:pStyle w:val="PreformattedText"/>
+        <w:spacing w:before="0" w:after="283"/>
+        <w:ind w:hanging="0" w:left="0" w:right="0"/>
+        <w:rPr>
+          <w:color w:val="000000"/>
+        </w:rPr>
+      </w:pPr>
+      <w:r>
+        <w:rPr>
+          <w:color w:val="000000"/>
+        </w:rPr>
+        <w:t>Nevertheless, certifiable configurations might not be the panacea that end-users expected. Unfortunately, this approach is continuously encouraging. Certainly, we emphasize that our framework caches the investigation of neural networks. Thus, we argue not only that the infamous heterogeneous algorithm for the analysis of the UNIVAC computer by Williams and Suzuki is impossible, but that the same is true for object-oriented languages.</w:t>
+      </w:r>
+    </w:p>
+    <w:p>
+      <w:pPr>
+        <w:pStyle w:val="PreformattedText"/>
+        <w:spacing w:before="0" w:after="0"/>
+        <w:ind w:hanging="0" w:left="0" w:right="0"/>
         <w:rPr>
           <w:b/>
           <w:color w:val="0000CC"/>
         </w:rPr>
-        <w:t>\section*{\underline{Answer to The Question No. 01}}</w:t>
+      </w:pPr>
+      <w:r>
+        <w:rPr>
+          <w:b/>
+          <w:color w:val="0000CC"/>
+        </w:rPr>
+        <w:t>\section{Conclusions}</w:t>
       </w:r>
     </w:p>
     <w:p>
@@ -1078,7 +1147,25 @@
         <w:pStyle w:val="PreformattedText"/>
         <w:spacing w:before="0" w:after="283"/>
         <w:ind w:hanging="0" w:left="0" w:right="0"/>
-        <w:rPr/>
+        <w:rPr>
+          <w:color w:val="000000"/>
+        </w:rPr>
+      </w:pPr>
+      <w:r>
+        <w:rPr>
+          <w:color w:val="000000"/>
+        </w:rPr>
+        <w:t>Our contributions are threefold. To begin with, we concentrate our efforts on disproving that gigabit switches can be made random, authenticated, and modular. Continuing with this rationale, we motivate a distributed tool for constructing semaphores (LIVING), which we use to disconfirm that public-private key pairs and the location-identity split can connect to realize this objective. Third, we confirm that A* search and sensor networks are never incompatible.</w:t>
+      </w:r>
+    </w:p>
+    <w:p>
+      <w:pPr>
+        <w:pStyle w:val="PreformattedText"/>
+        <w:spacing w:before="0" w:after="283"/>
+        <w:ind w:hanging="0" w:left="0" w:right="0"/>
+        <w:rPr>
+          <w:color w:val="000000"/>
+        </w:rPr>
       </w:pPr>
       <w:r>
         <w:rPr>
@@ -1090,1005 +1177,187 @@
         <w:rPr>
           <w:color w:val="000000"/>
         </w:rPr>
-        <w:t xml:space="preserve">{center} </w:t>
-      </w:r>
-    </w:p>
-    <w:p>
-      <w:pPr>
-        <w:pStyle w:val="PreformattedText"/>
-        <w:spacing w:before="0" w:after="0"/>
-        <w:ind w:hanging="0" w:left="0" w:right="0"/>
-        <w:rPr>
-          <w:b/>
-          <w:color w:val="0000CC"/>
-        </w:rPr>
-      </w:pPr>
-      <w:r>
-        <w:rPr>
-          <w:b/>
-          <w:color w:val="0000CC"/>
-        </w:rPr>
-        <w:t>\subsection*{Basics of LaTeX}</w:t>
-      </w:r>
-    </w:p>
-    <w:p>
-      <w:pPr>
-        <w:pStyle w:val="PreformattedText"/>
-        <w:spacing w:before="0" w:after="0"/>
-        <w:ind w:hanging="0" w:left="0" w:right="0"/>
-        <w:rPr/>
-      </w:pPr>
-      <w:r>
-        <w:rPr>
-          <w:color w:val="000000"/>
-        </w:rPr>
-        <w:t xml:space="preserve">LaTeX is a powerful </w:t>
-      </w:r>
-      <w:r>
-        <w:rPr>
-          <w:color w:val="800000"/>
-        </w:rPr>
-        <w:t>\emph</w:t>
-      </w:r>
-      <w:r>
-        <w:rPr>
-          <w:color w:val="000000"/>
-        </w:rPr>
-        <w:t>{typesetting system} designed for the creation of high-quality documents, particularly those containing complex elements like mathematical formulas, scientific symbols, and structured formatting. Its purpose is to provide authors with a consistent and professional layout, making it ideal for academic papers, theses, research articles, and technical documentation. Unlike traditional word processors, LaTeX separates content from formatting, allowing users to focus on writing while ensuring a clean and precise presentation. Its flexibility and precision have made it a standard tool in the scientific and academic communities.</w:t>
-      </w:r>
-      <w:r>
-        <w:rPr>
-          <w:color w:val="800000"/>
-        </w:rPr>
-        <w:t>\\</w:t>
-      </w:r>
-    </w:p>
-    <w:p>
-      <w:pPr>
-        <w:pStyle w:val="PreformattedText"/>
-        <w:spacing w:before="0" w:after="0"/>
-        <w:ind w:hanging="0" w:left="0" w:right="0"/>
-        <w:rPr/>
-      </w:pPr>
-      <w:r>
-        <w:rPr>
-          <w:color w:val="000000"/>
-        </w:rPr>
-        <w:t xml:space="preserve">In short, LaTeX is a document preparation system and a </w:t>
-      </w:r>
-      <w:r>
-        <w:rPr>
-          <w:color w:val="800000"/>
-        </w:rPr>
-        <w:t>\emph</w:t>
-      </w:r>
-      <w:r>
-        <w:rPr>
-          <w:color w:val="000000"/>
-        </w:rPr>
-        <w:t>{typesetting system} widely used for producing scientific and technical documents.</w:t>
-      </w:r>
-      <w:r>
-        <w:rPr>
-          <w:color w:val="800000"/>
-        </w:rPr>
-        <w:t>\\</w:t>
-      </w:r>
-    </w:p>
-    <w:p>
-      <w:pPr>
-        <w:pStyle w:val="PreformattedText"/>
-        <w:spacing w:before="0" w:after="0"/>
-        <w:ind w:hanging="0" w:left="0" w:right="0"/>
-        <w:rPr/>
-      </w:pPr>
-      <w:r>
-        <w:rPr>
-          <w:color w:val="0000CC"/>
-        </w:rPr>
-        <w:t>\begin</w:t>
-      </w:r>
-      <w:r>
-        <w:rPr>
-          <w:color w:val="000000"/>
-        </w:rPr>
-        <w:t>{center}</w:t>
-      </w:r>
-    </w:p>
-    <w:p>
-      <w:pPr>
-        <w:pStyle w:val="PreformattedText"/>
-        <w:spacing w:before="0" w:after="0"/>
-        <w:ind w:hanging="0" w:left="0" w:right="0"/>
-        <w:rPr/>
-      </w:pPr>
-      <w:r>
-        <w:rPr>
-          <w:color w:val="800000"/>
-        </w:rPr>
-        <w:t>\textbf</w:t>
-      </w:r>
-      <w:r>
-        <w:rPr>
-          <w:color w:val="000000"/>
-        </w:rPr>
-        <w:t xml:space="preserve">{``LaTeX is designed for high-quality document preparation.''} </w:t>
-      </w:r>
-    </w:p>
-    <w:p>
-      <w:pPr>
-        <w:pStyle w:val="PreformattedText"/>
-        <w:spacing w:before="0" w:after="283"/>
-        <w:ind w:hanging="0" w:left="0" w:right="0"/>
-        <w:rPr/>
-      </w:pPr>
-      <w:r>
-        <w:rPr>
-          <w:color w:val="0000CC"/>
-        </w:rPr>
-        <w:t>\end</w:t>
-      </w:r>
-      <w:r>
-        <w:rPr>
-          <w:color w:val="000000"/>
-        </w:rPr>
-        <w:t>{center}</w:t>
-      </w:r>
-    </w:p>
-    <w:p>
-      <w:pPr>
-        <w:pStyle w:val="PreformattedText"/>
-        <w:spacing w:before="0" w:after="0"/>
-        <w:ind w:hanging="0" w:left="0" w:right="0"/>
-        <w:rPr>
-          <w:b/>
-          <w:color w:val="0000CC"/>
-        </w:rPr>
-      </w:pPr>
-      <w:r>
-        <w:rPr>
-          <w:b/>
-          <w:color w:val="0000CC"/>
-        </w:rPr>
-        <w:t>\subsection*{Bullet List Example:}</w:t>
-      </w:r>
-    </w:p>
-    <w:p>
-      <w:pPr>
-        <w:pStyle w:val="PreformattedText"/>
-        <w:spacing w:before="0" w:after="0"/>
-        <w:ind w:hanging="0" w:left="0" w:right="0"/>
-        <w:rPr/>
-      </w:pPr>
-      <w:r>
-        <w:rPr>
-          <w:color w:val="0000CC"/>
-        </w:rPr>
-        <w:t>\begin</w:t>
-      </w:r>
-      <w:r>
-        <w:rPr>
-          <w:color w:val="000000"/>
-        </w:rPr>
-        <w:t>{itemize}</w:t>
-      </w:r>
-    </w:p>
-    <w:p>
-      <w:pPr>
-        <w:pStyle w:val="PreformattedText"/>
-        <w:spacing w:before="0" w:after="0"/>
-        <w:ind w:hanging="0" w:left="0" w:right="0"/>
-        <w:rPr/>
-      </w:pPr>
-      <w:r>
-        <w:rPr>
-          <w:color w:val="000000"/>
-        </w:rPr>
-        <w:t xml:space="preserve">    </w:t>
-      </w:r>
-      <w:r>
-        <w:rPr>
-          <w:color w:val="800000"/>
-        </w:rPr>
-        <w:t>\item</w:t>
-      </w:r>
-      <w:r>
-        <w:rPr>
-          <w:color w:val="000000"/>
-        </w:rPr>
-        <w:t xml:space="preserve"> Science</w:t>
-      </w:r>
-    </w:p>
-    <w:p>
-      <w:pPr>
-        <w:pStyle w:val="PreformattedText"/>
-        <w:spacing w:before="0" w:after="0"/>
-        <w:ind w:hanging="0" w:left="0" w:right="0"/>
-        <w:rPr/>
-      </w:pPr>
-      <w:r>
-        <w:rPr>
-          <w:color w:val="000000"/>
-        </w:rPr>
-        <w:t xml:space="preserve">    </w:t>
-      </w:r>
-      <w:r>
-        <w:rPr>
-          <w:color w:val="800000"/>
-        </w:rPr>
-        <w:t>\item</w:t>
-      </w:r>
-      <w:r>
-        <w:rPr>
-          <w:color w:val="000000"/>
-        </w:rPr>
-        <w:t xml:space="preserve"> Technology</w:t>
-      </w:r>
-    </w:p>
-    <w:p>
-      <w:pPr>
-        <w:pStyle w:val="PreformattedText"/>
-        <w:spacing w:before="0" w:after="0"/>
-        <w:ind w:hanging="0" w:left="0" w:right="0"/>
-        <w:rPr/>
-      </w:pPr>
-      <w:r>
-        <w:rPr>
-          <w:color w:val="000000"/>
-        </w:rPr>
-        <w:t xml:space="preserve">    </w:t>
-      </w:r>
-      <w:r>
-        <w:rPr>
-          <w:color w:val="800000"/>
-        </w:rPr>
-        <w:t>\item</w:t>
-      </w:r>
-      <w:r>
-        <w:rPr>
-          <w:color w:val="000000"/>
-        </w:rPr>
-        <w:t xml:space="preserve"> Engineering</w:t>
-      </w:r>
-    </w:p>
-    <w:p>
-      <w:pPr>
-        <w:pStyle w:val="PreformattedText"/>
-        <w:spacing w:before="0" w:after="283"/>
-        <w:ind w:hanging="0" w:left="0" w:right="0"/>
-        <w:rPr/>
-      </w:pPr>
-      <w:r>
-        <w:rPr>
-          <w:color w:val="0000CC"/>
-        </w:rPr>
-        <w:t>\end</w:t>
-      </w:r>
-      <w:r>
-        <w:rPr>
-          <w:color w:val="000000"/>
-        </w:rPr>
-        <w:t>{itemize}</w:t>
-      </w:r>
-    </w:p>
-    <w:p>
-      <w:pPr>
-        <w:pStyle w:val="PreformattedText"/>
-        <w:spacing w:before="0" w:after="0"/>
-        <w:ind w:hanging="0" w:left="0" w:right="0"/>
-        <w:rPr>
-          <w:b/>
-          <w:color w:val="0000CC"/>
-        </w:rPr>
-      </w:pPr>
-      <w:r>
-        <w:rPr>
-          <w:b/>
-          <w:color w:val="0000CC"/>
-        </w:rPr>
-        <w:t>\subsection*{Mathematical Equation:}</w:t>
-      </w:r>
-    </w:p>
-    <w:p>
-      <w:pPr>
-        <w:pStyle w:val="PreformattedText"/>
-        <w:spacing w:before="0" w:after="0"/>
-        <w:ind w:hanging="0" w:left="0" w:right="0"/>
-        <w:rPr/>
-      </w:pPr>
-      <w:r>
-        <w:rPr>
-          <w:color w:val="0000CC"/>
-        </w:rPr>
-        <w:t>\begin</w:t>
-      </w:r>
-      <w:r>
-        <w:rPr>
-          <w:color w:val="000000"/>
-        </w:rPr>
-        <w:t>{equation*}</w:t>
-      </w:r>
-    </w:p>
-    <w:p>
-      <w:pPr>
-        <w:pStyle w:val="PreformattedText"/>
-        <w:spacing w:before="0" w:after="0"/>
-        <w:ind w:hanging="0" w:left="0" w:right="0"/>
-        <w:rPr>
-          <w:color w:val="008000"/>
-        </w:rPr>
-      </w:pPr>
-      <w:r>
-        <w:rPr>
-          <w:color w:val="008000"/>
-        </w:rPr>
-        <w:t xml:space="preserve">    </w:t>
-      </w:r>
-      <w:r>
-        <w:rPr>
-          <w:color w:val="008000"/>
-        </w:rPr>
-        <w:t>e^x = 1 + \frac{x}{1!} + \frac{x^2}{2!} + \frac{x^3}{3!} + \cdots + \frac{x^n}{n!}</w:t>
-      </w:r>
-    </w:p>
-    <w:p>
-      <w:pPr>
-        <w:pStyle w:val="PreformattedText"/>
-        <w:spacing w:before="0" w:after="283"/>
-        <w:ind w:hanging="0" w:left="0" w:right="0"/>
-        <w:rPr/>
-      </w:pPr>
-      <w:r>
-        <w:rPr>
-          <w:color w:val="0000CC"/>
-        </w:rPr>
-        <w:t>\end</w:t>
-      </w:r>
-      <w:r>
-        <w:rPr>
-          <w:color w:val="000000"/>
-        </w:rPr>
-        <w:t>{equation*}</w:t>
-      </w:r>
-    </w:p>
-    <w:p>
-      <w:pPr>
-        <w:pStyle w:val="PreformattedText"/>
-        <w:spacing w:before="0" w:after="0"/>
-        <w:ind w:hanging="0" w:left="0" w:right="0"/>
-        <w:rPr>
-          <w:color w:val="606060"/>
-        </w:rPr>
-      </w:pPr>
-      <w:r>
-        <w:rPr>
-          <w:color w:val="606060"/>
-        </w:rPr>
-        <w:t>% Answer to The Question No. 2</w:t>
-      </w:r>
-    </w:p>
-    <w:p>
-      <w:pPr>
-        <w:pStyle w:val="PreformattedText"/>
-        <w:spacing w:before="0" w:after="0"/>
-        <w:ind w:hanging="0" w:left="0" w:right="0"/>
-        <w:rPr/>
-      </w:pPr>
-      <w:r>
-        <w:rPr>
-          <w:color w:val="0000CC"/>
-        </w:rPr>
-        <w:t>\begin</w:t>
-      </w:r>
-      <w:r>
-        <w:rPr>
-          <w:color w:val="000000"/>
-        </w:rPr>
-        <w:t>{center}</w:t>
-      </w:r>
-    </w:p>
-    <w:p>
-      <w:pPr>
-        <w:pStyle w:val="PreformattedText"/>
-        <w:spacing w:before="0" w:after="0"/>
-        <w:ind w:hanging="0" w:left="0" w:right="0"/>
-        <w:rPr>
-          <w:b/>
-          <w:color w:val="0000CC"/>
-        </w:rPr>
-      </w:pPr>
-      <w:r>
-        <w:rPr>
-          <w:b/>
-          <w:color w:val="0000CC"/>
-        </w:rPr>
-        <w:t>\section*{\underline{Answer to The Question No. 02}}</w:t>
-      </w:r>
-    </w:p>
-    <w:p>
-      <w:pPr>
-        <w:pStyle w:val="PreformattedText"/>
-        <w:spacing w:before="0" w:after="283"/>
-        <w:ind w:hanging="0" w:left="0" w:right="0"/>
-        <w:rPr/>
-      </w:pPr>
-      <w:r>
-        <w:rPr>
-          <w:color w:val="0000CC"/>
-        </w:rPr>
-        <w:t>\end</w:t>
-      </w:r>
-      <w:r>
-        <w:rPr>
-          <w:color w:val="000000"/>
-        </w:rPr>
-        <w:t>{center}</w:t>
-      </w:r>
-    </w:p>
-    <w:p>
-      <w:pPr>
-        <w:pStyle w:val="PreformattedText"/>
-        <w:spacing w:before="0" w:after="0"/>
-        <w:ind w:hanging="0" w:left="0" w:right="0"/>
-        <w:rPr>
-          <w:b/>
-          <w:color w:val="0000CC"/>
-        </w:rPr>
-      </w:pPr>
-      <w:r>
-        <w:rPr>
-          <w:b/>
-          <w:color w:val="0000CC"/>
-        </w:rPr>
-        <w:t>\subsection*{LaTeX Code for Text and Math Formatting}</w:t>
-      </w:r>
-    </w:p>
-    <w:p>
-      <w:pPr>
-        <w:pStyle w:val="PreformattedText"/>
-        <w:spacing w:before="0" w:after="283"/>
-        <w:ind w:hanging="0" w:left="0" w:right="0"/>
-        <w:rPr/>
-      </w:pPr>
-      <w:r>
-        <w:rPr>
-          <w:color w:val="800000"/>
-        </w:rPr>
-        <w:t>\textbf</w:t>
-      </w:r>
-      <w:r>
-        <w:rPr>
-          <w:color w:val="000000"/>
-        </w:rPr>
-        <w:t xml:space="preserve">{LaTeX is useful for creating documents} because it provides </w:t>
-      </w:r>
-      <w:r>
-        <w:rPr>
-          <w:color w:val="800000"/>
-        </w:rPr>
-        <w:t>\textbf</w:t>
-      </w:r>
-      <w:r>
-        <w:rPr>
-          <w:color w:val="000000"/>
-        </w:rPr>
-        <w:t xml:space="preserve">{high-quality typesetting}, especially for </w:t>
-      </w:r>
-      <w:r>
-        <w:rPr>
-          <w:color w:val="800000"/>
-        </w:rPr>
-        <w:t>\textit</w:t>
-      </w:r>
-      <w:r>
-        <w:rPr>
-          <w:color w:val="000000"/>
-        </w:rPr>
-        <w:t xml:space="preserve">{technical} and </w:t>
-      </w:r>
-      <w:r>
-        <w:rPr>
-          <w:color w:val="800000"/>
-        </w:rPr>
-        <w:t>\textit</w:t>
-      </w:r>
-      <w:r>
-        <w:rPr>
-          <w:color w:val="000000"/>
-        </w:rPr>
-        <w:t xml:space="preserve">{scientific writing}. It helps maintain </w:t>
-      </w:r>
-      <w:r>
-        <w:rPr>
-          <w:color w:val="800000"/>
-        </w:rPr>
-        <w:t>\textbf</w:t>
-      </w:r>
-      <w:r>
-        <w:rPr>
-          <w:color w:val="000000"/>
-        </w:rPr>
-        <w:t xml:space="preserve">{consistency} and </w:t>
-      </w:r>
-      <w:r>
-        <w:rPr>
-          <w:color w:val="800000"/>
-        </w:rPr>
-        <w:t>\textit</w:t>
-      </w:r>
-      <w:r>
-        <w:rPr>
-          <w:color w:val="000000"/>
-        </w:rPr>
-        <w:t>{professional formatting} throughout large documents. Moreover, LaTeX gives users fine control over the structure, citations, equations, and layout, making it an essential tool in academic and research settings.</w:t>
-      </w:r>
-    </w:p>
-    <w:p>
-      <w:pPr>
-        <w:pStyle w:val="PreformattedText"/>
-        <w:spacing w:before="0" w:after="0"/>
-        <w:ind w:hanging="0" w:left="0" w:right="0"/>
-        <w:rPr>
-          <w:b/>
-          <w:color w:val="0000CC"/>
-        </w:rPr>
-      </w:pPr>
-      <w:r>
-        <w:rPr>
-          <w:b/>
-          <w:color w:val="0000CC"/>
-        </w:rPr>
-        <w:t>\subsection*{Enumerated List for LaTeX Usage}</w:t>
-      </w:r>
-    </w:p>
-    <w:p>
-      <w:pPr>
-        <w:pStyle w:val="PreformattedText"/>
-        <w:spacing w:before="0" w:after="0"/>
-        <w:ind w:hanging="0" w:left="0" w:right="0"/>
-        <w:rPr/>
-      </w:pPr>
-      <w:r>
-        <w:rPr>
-          <w:color w:val="0000CC"/>
-        </w:rPr>
-        <w:t>\begin</w:t>
-      </w:r>
-      <w:r>
-        <w:rPr>
-          <w:color w:val="000000"/>
-        </w:rPr>
-        <w:t>{enumerate}</w:t>
-      </w:r>
-    </w:p>
-    <w:p>
-      <w:pPr>
-        <w:pStyle w:val="PreformattedText"/>
-        <w:spacing w:before="0" w:after="0"/>
-        <w:ind w:hanging="0" w:left="0" w:right="0"/>
-        <w:rPr/>
-      </w:pPr>
-      <w:r>
-        <w:rPr>
-          <w:color w:val="000000"/>
-        </w:rPr>
-        <w:t xml:space="preserve">    </w:t>
-      </w:r>
-      <w:r>
-        <w:rPr>
-          <w:color w:val="800000"/>
-        </w:rPr>
-        <w:t>\item</w:t>
-      </w:r>
-      <w:r>
-        <w:rPr>
-          <w:color w:val="000000"/>
-        </w:rPr>
-        <w:t xml:space="preserve"> </w:t>
-      </w:r>
-      <w:r>
-        <w:rPr>
-          <w:color w:val="800000"/>
-        </w:rPr>
-        <w:t>\textbf</w:t>
-      </w:r>
-      <w:r>
-        <w:rPr>
-          <w:color w:val="000000"/>
-        </w:rPr>
-        <w:t>{Write text with LaTeX commands:</w:t>
-      </w:r>
-      <w:r>
-        <w:rPr>
-          <w:color w:val="800000"/>
-        </w:rPr>
-        <w:t>\\</w:t>
-      </w:r>
-      <w:r>
-        <w:rPr>
-          <w:color w:val="000000"/>
-        </w:rPr>
-        <w:t xml:space="preserve">}  </w:t>
-      </w:r>
-    </w:p>
-    <w:p>
-      <w:pPr>
-        <w:pStyle w:val="PreformattedText"/>
-        <w:spacing w:before="0" w:after="0"/>
-        <w:ind w:hanging="0" w:left="0" w:right="0"/>
-        <w:rPr>
-          <w:color w:val="000000"/>
-        </w:rPr>
-      </w:pPr>
-      <w:r>
-        <w:rPr>
-          <w:color w:val="000000"/>
-        </w:rPr>
-        <w:t xml:space="preserve">    </w:t>
-      </w:r>
-      <w:r>
-        <w:rPr>
-          <w:color w:val="000000"/>
-        </w:rPr>
-        <w:t>Compose a document using LaTeX syntax for formatting, equations, sections, etc.</w:t>
-      </w:r>
-    </w:p>
-    <w:p>
-      <w:pPr>
-        <w:pStyle w:val="PreformattedText"/>
-        <w:spacing w:before="0" w:after="0"/>
-        <w:ind w:hanging="0" w:left="0" w:right="0"/>
-        <w:rPr/>
-      </w:pPr>
-      <w:r>
-        <w:rPr>
-          <w:color w:val="000000"/>
-        </w:rPr>
-        <w:t xml:space="preserve">    </w:t>
-      </w:r>
-      <w:r>
-        <w:rPr>
-          <w:color w:val="800000"/>
-        </w:rPr>
-        <w:t>\item</w:t>
-      </w:r>
-      <w:r>
-        <w:rPr>
-          <w:color w:val="000000"/>
-        </w:rPr>
-        <w:t xml:space="preserve"> </w:t>
-      </w:r>
-      <w:r>
-        <w:rPr>
-          <w:color w:val="800000"/>
-        </w:rPr>
-        <w:t>\textbf</w:t>
-      </w:r>
-      <w:r>
-        <w:rPr>
-          <w:color w:val="000000"/>
-        </w:rPr>
-        <w:t>{Compile the code:</w:t>
-      </w:r>
-      <w:r>
-        <w:rPr>
-          <w:color w:val="800000"/>
-        </w:rPr>
-        <w:t>\\</w:t>
-      </w:r>
-      <w:r>
-        <w:rPr>
-          <w:color w:val="000000"/>
-        </w:rPr>
-        <w:t xml:space="preserve">}  </w:t>
-      </w:r>
-    </w:p>
-    <w:p>
-      <w:pPr>
-        <w:pStyle w:val="PreformattedText"/>
-        <w:spacing w:before="0" w:after="0"/>
-        <w:ind w:hanging="0" w:left="0" w:right="0"/>
-        <w:rPr/>
-      </w:pPr>
-      <w:r>
-        <w:rPr>
-          <w:color w:val="000000"/>
-        </w:rPr>
-        <w:t xml:space="preserve">    </w:t>
-      </w:r>
-      <w:r>
-        <w:rPr>
-          <w:color w:val="000000"/>
-        </w:rPr>
-        <w:t xml:space="preserve">Use a LaTeX editor or command-line tool (like </w:t>
-      </w:r>
-      <w:r>
-        <w:rPr>
-          <w:color w:val="800000"/>
-        </w:rPr>
-        <w:t>\texttt</w:t>
-      </w:r>
-      <w:r>
-        <w:rPr>
-          <w:color w:val="000000"/>
-        </w:rPr>
-        <w:t>{pdflatex}) to compile the `.tex' file into a PDF.</w:t>
-      </w:r>
-    </w:p>
-    <w:p>
-      <w:pPr>
-        <w:pStyle w:val="PreformattedText"/>
-        <w:spacing w:before="0" w:after="0"/>
-        <w:ind w:hanging="0" w:left="0" w:right="0"/>
-        <w:rPr/>
-      </w:pPr>
-      <w:r>
-        <w:rPr>
-          <w:color w:val="000000"/>
-        </w:rPr>
-        <w:t xml:space="preserve">    </w:t>
-      </w:r>
-      <w:r>
-        <w:rPr>
-          <w:color w:val="800000"/>
-        </w:rPr>
-        <w:t>\item</w:t>
-      </w:r>
-      <w:r>
-        <w:rPr>
-          <w:color w:val="000000"/>
-        </w:rPr>
-        <w:t xml:space="preserve"> </w:t>
-      </w:r>
-      <w:r>
-        <w:rPr>
-          <w:color w:val="800000"/>
-        </w:rPr>
-        <w:t>\textbf</w:t>
-      </w:r>
-      <w:r>
-        <w:rPr>
-          <w:color w:val="000000"/>
-        </w:rPr>
-        <w:t>{Check for formatting errors:</w:t>
-      </w:r>
-      <w:r>
-        <w:rPr>
-          <w:color w:val="800000"/>
-        </w:rPr>
-        <w:t>\\</w:t>
-      </w:r>
-      <w:r>
-        <w:rPr>
-          <w:color w:val="000000"/>
-        </w:rPr>
-        <w:t xml:space="preserve">}  </w:t>
-      </w:r>
-    </w:p>
-    <w:p>
-      <w:pPr>
-        <w:pStyle w:val="PreformattedText"/>
-        <w:spacing w:before="0" w:after="0"/>
-        <w:ind w:hanging="0" w:left="0" w:right="0"/>
-        <w:rPr>
-          <w:color w:val="000000"/>
-        </w:rPr>
-      </w:pPr>
-      <w:r>
-        <w:rPr>
-          <w:color w:val="000000"/>
-        </w:rPr>
-        <w:t xml:space="preserve">    </w:t>
-      </w:r>
-      <w:r>
-        <w:rPr>
-          <w:color w:val="000000"/>
-        </w:rPr>
-        <w:t>Review the output and log messages for any syntax or formatting issues that need to be corrected.</w:t>
-      </w:r>
-    </w:p>
-    <w:p>
-      <w:pPr>
-        <w:pStyle w:val="PreformattedText"/>
-        <w:spacing w:before="0" w:after="283"/>
-        <w:ind w:hanging="0" w:left="0" w:right="0"/>
-        <w:rPr/>
-      </w:pPr>
-      <w:r>
-        <w:rPr>
-          <w:color w:val="0000CC"/>
-        </w:rPr>
-        <w:t>\end</w:t>
-      </w:r>
-      <w:r>
-        <w:rPr>
-          <w:color w:val="000000"/>
-        </w:rPr>
-        <w:t>{enumerate}</w:t>
-      </w:r>
-    </w:p>
-    <w:p>
-      <w:pPr>
-        <w:pStyle w:val="PreformattedText"/>
-        <w:spacing w:before="0" w:after="0"/>
-        <w:ind w:hanging="0" w:left="0" w:right="0"/>
-        <w:rPr>
-          <w:b/>
-          <w:color w:val="0000CC"/>
-        </w:rPr>
-      </w:pPr>
-      <w:r>
-        <w:rPr>
-          <w:b/>
-          <w:color w:val="0000CC"/>
-        </w:rPr>
-        <w:t>\subsection*{Subscript Notation}</w:t>
-      </w:r>
-    </w:p>
-    <w:p>
-      <w:pPr>
-        <w:pStyle w:val="PreformattedText"/>
-        <w:spacing w:before="0" w:after="0"/>
-        <w:ind w:hanging="0" w:left="0" w:right="0"/>
-        <w:rPr/>
-      </w:pPr>
-      <w:r>
-        <w:rPr>
-          <w:color w:val="800000"/>
-        </w:rPr>
-        <w:t>\textbf</w:t>
-      </w:r>
-      <w:r>
-        <w:rPr>
-          <w:color w:val="000000"/>
-        </w:rPr>
-        <w:t>{Fibonacci Equation :}</w:t>
-      </w:r>
-    </w:p>
-    <w:p>
-      <w:pPr>
-        <w:pStyle w:val="PreformattedText"/>
-        <w:spacing w:before="0" w:after="0"/>
-        <w:ind w:hanging="0" w:left="0" w:right="0"/>
-        <w:rPr/>
-      </w:pPr>
-      <w:r>
-        <w:rPr>
-          <w:color w:val="0000CC"/>
-        </w:rPr>
-        <w:t>\begin</w:t>
-      </w:r>
-      <w:r>
-        <w:rPr>
-          <w:color w:val="000000"/>
-        </w:rPr>
-        <w:t>{equation*}</w:t>
-      </w:r>
-    </w:p>
-    <w:p>
-      <w:pPr>
-        <w:pStyle w:val="PreformattedText"/>
-        <w:spacing w:before="0" w:after="0"/>
-        <w:ind w:hanging="0" w:left="0" w:right="0"/>
-        <w:rPr>
-          <w:color w:val="008000"/>
-        </w:rPr>
-      </w:pPr>
-      <w:r>
-        <w:rPr>
-          <w:color w:val="008000"/>
-        </w:rPr>
-        <w:t xml:space="preserve">    </w:t>
-      </w:r>
-      <w:r>
-        <w:rPr>
-          <w:color w:val="008000"/>
-        </w:rPr>
-        <w:t>F_n = F_{n-1} + F_{n-2}</w:t>
-      </w:r>
-    </w:p>
-    <w:p>
-      <w:pPr>
-        <w:pStyle w:val="PreformattedText"/>
-        <w:spacing w:before="0" w:after="283"/>
-        <w:ind w:hanging="0" w:left="0" w:right="0"/>
-        <w:rPr/>
-      </w:pPr>
-      <w:r>
-        <w:rPr>
-          <w:color w:val="0000CC"/>
-        </w:rPr>
-        <w:t>\end</w:t>
-      </w:r>
-      <w:r>
-        <w:rPr>
-          <w:color w:val="000000"/>
-        </w:rPr>
-        <w:t>{equation*}</w:t>
-      </w:r>
-    </w:p>
-    <w:p>
-      <w:pPr>
-        <w:pStyle w:val="PreformattedText"/>
-        <w:spacing w:before="0" w:after="0"/>
-        <w:ind w:hanging="0" w:left="0" w:right="0"/>
-        <w:rPr>
-          <w:color w:val="606060"/>
-        </w:rPr>
-      </w:pPr>
-      <w:r>
-        <w:rPr>
-          <w:color w:val="606060"/>
-        </w:rPr>
-        <w:t>% Note for LaTeX beginners:</w:t>
-      </w:r>
-    </w:p>
-    <w:p>
-      <w:pPr>
-        <w:pStyle w:val="PreformattedText"/>
-        <w:spacing w:before="0" w:after="0"/>
-        <w:ind w:hanging="0" w:left="0" w:right="0"/>
-        <w:rPr>
-          <w:color w:val="606060"/>
-        </w:rPr>
-      </w:pPr>
-      <w:r>
-        <w:rPr>
-          <w:color w:val="606060"/>
-        </w:rPr>
-        <w:t xml:space="preserve">% Special characters like $, %, &amp;, #, _, {, and } have special meanings in LaTeX. </w:t>
-      </w:r>
-    </w:p>
-    <w:p>
-      <w:pPr>
-        <w:pStyle w:val="PreformattedText"/>
-        <w:spacing w:before="0" w:after="0"/>
-        <w:ind w:hanging="0" w:left="0" w:right="0"/>
-        <w:rPr>
-          <w:color w:val="606060"/>
-        </w:rPr>
-      </w:pPr>
-      <w:r>
-        <w:rPr>
-          <w:color w:val="606060"/>
-        </w:rPr>
-        <w:t xml:space="preserve">% To use them as normal text, you need to escape them using a backslash. </w:t>
-      </w:r>
-    </w:p>
-    <w:p>
-      <w:pPr>
-        <w:pStyle w:val="PreformattedText"/>
-        <w:spacing w:before="0" w:after="283"/>
-        <w:ind w:hanging="0" w:left="0" w:right="0"/>
-        <w:rPr>
-          <w:color w:val="606060"/>
-        </w:rPr>
-      </w:pPr>
-      <w:r>
-        <w:rPr>
-          <w:color w:val="606060"/>
-        </w:rPr>
-        <w:t>% For example: \$, \%, \&amp;, \_, \{, and \}.</w:t>
-      </w:r>
-    </w:p>
-    <w:p>
-      <w:pPr>
-        <w:pStyle w:val="PreformattedText"/>
-        <w:spacing w:before="0" w:after="283"/>
-        <w:ind w:hanging="0" w:left="0" w:right="0"/>
-        <w:rPr/>
-      </w:pPr>
-      <w:r>
-        <w:rPr>
-          <w:color w:val="0000CC"/>
-        </w:rPr>
-        <w:t>\end</w:t>
-      </w:r>
-      <w:r>
-        <w:rPr>
-          <w:color w:val="000000"/>
-        </w:rPr>
         <w:t>{document}</w:t>
+      </w:r>
+    </w:p>
+    <w:p>
+      <w:pPr>
+        <w:pStyle w:val="PreformattedText"/>
+        <w:spacing w:before="0" w:after="0"/>
+        <w:ind w:hanging="0" w:left="0" w:right="0"/>
+        <w:rPr>
+          <w:color w:val="000000"/>
+        </w:rPr>
+      </w:pPr>
+      <w:r>
+        <w:rPr>
+          <w:color w:val="000000"/>
+        </w:rPr>
+      </w:r>
+    </w:p>
+    <w:p>
+      <w:pPr>
+        <w:pStyle w:val="PreformattedText"/>
+        <w:spacing w:before="0" w:after="0"/>
+        <w:ind w:hanging="0" w:left="0" w:right="0"/>
+        <w:rPr>
+          <w:color w:val="000000"/>
+        </w:rPr>
+      </w:pPr>
+      <w:r>
+        <w:rPr>
+          <w:color w:val="000000"/>
+        </w:rPr>
+      </w:r>
+    </w:p>
+    <w:p>
+      <w:pPr>
+        <w:pStyle w:val="PreformattedText"/>
+        <w:spacing w:before="0" w:after="0"/>
+        <w:ind w:hanging="0" w:left="0" w:right="0"/>
+        <w:rPr>
+          <w:color w:val="000000"/>
+        </w:rPr>
+      </w:pPr>
+      <w:r>
+        <w:rPr>
+          <w:color w:val="000000"/>
+        </w:rPr>
+      </w:r>
+    </w:p>
+    <w:p>
+      <w:pPr>
+        <w:pStyle w:val="PreformattedText"/>
+        <w:spacing w:before="0" w:after="0"/>
+        <w:ind w:hanging="0" w:left="0" w:right="0"/>
+        <w:rPr>
+          <w:color w:val="000000"/>
+        </w:rPr>
+      </w:pPr>
+      <w:r>
+        <w:rPr>
+          <w:color w:val="000000"/>
+        </w:rPr>
+      </w:r>
+    </w:p>
+    <w:p>
+      <w:pPr>
+        <w:pStyle w:val="PreformattedText"/>
+        <w:spacing w:before="0" w:after="0"/>
+        <w:ind w:hanging="0" w:left="0" w:right="0"/>
+        <w:rPr>
+          <w:color w:val="000000"/>
+        </w:rPr>
+      </w:pPr>
+      <w:r>
+        <w:rPr>
+          <w:color w:val="000000"/>
+        </w:rPr>
+      </w:r>
+    </w:p>
+    <w:p>
+      <w:pPr>
+        <w:pStyle w:val="PreformattedText"/>
+        <w:spacing w:before="0" w:after="0"/>
+        <w:ind w:hanging="0" w:left="0" w:right="0"/>
+        <w:rPr>
+          <w:color w:val="000000"/>
+        </w:rPr>
+      </w:pPr>
+      <w:r>
+        <w:rPr>
+          <w:color w:val="000000"/>
+        </w:rPr>
+      </w:r>
+    </w:p>
+    <w:p>
+      <w:pPr>
+        <w:pStyle w:val="PreformattedText"/>
+        <w:spacing w:before="0" w:after="0"/>
+        <w:ind w:hanging="0" w:left="0" w:right="0"/>
+        <w:rPr>
+          <w:color w:val="000000"/>
+        </w:rPr>
+      </w:pPr>
+      <w:r>
+        <w:rPr>
+          <w:color w:val="000000"/>
+        </w:rPr>
+      </w:r>
+    </w:p>
+    <w:p>
+      <w:pPr>
+        <w:pStyle w:val="PreformattedText"/>
+        <w:spacing w:before="0" w:after="0"/>
+        <w:ind w:hanging="0" w:left="0" w:right="0"/>
+        <w:rPr>
+          <w:color w:val="000000"/>
+        </w:rPr>
+      </w:pPr>
+      <w:r>
+        <w:rPr>
+          <w:color w:val="000000"/>
+        </w:rPr>
+      </w:r>
+    </w:p>
+    <w:p>
+      <w:pPr>
+        <w:pStyle w:val="PreformattedText"/>
+        <w:spacing w:before="0" w:after="0"/>
+        <w:ind w:hanging="0" w:left="0" w:right="0"/>
+        <w:rPr>
+          <w:color w:val="000000"/>
+        </w:rPr>
+      </w:pPr>
+      <w:r>
+        <w:rPr>
+          <w:color w:val="000000"/>
+        </w:rPr>
+      </w:r>
+    </w:p>
+    <w:p>
+      <w:pPr>
+        <w:pStyle w:val="PreformattedText"/>
+        <w:spacing w:before="0" w:after="0"/>
+        <w:ind w:hanging="0" w:left="0" w:right="0"/>
+        <w:rPr>
+          <w:color w:val="000000"/>
+        </w:rPr>
+      </w:pPr>
+      <w:r>
+        <w:rPr>
+          <w:color w:val="000000"/>
+        </w:rPr>
+      </w:r>
+    </w:p>
+    <w:p>
+      <w:pPr>
+        <w:pStyle w:val="PreformattedText"/>
+        <w:spacing w:before="0" w:after="0"/>
+        <w:ind w:hanging="0" w:left="0" w:right="0"/>
+        <w:rPr>
+          <w:color w:val="000000"/>
+        </w:rPr>
+      </w:pPr>
+      <w:r>
+        <w:rPr>
+          <w:color w:val="000000"/>
+        </w:rPr>
+      </w:r>
+    </w:p>
+    <w:p>
+      <w:pPr>
+        <w:pStyle w:val="PreformattedText"/>
+        <w:spacing w:before="0" w:after="0"/>
+        <w:ind w:hanging="0" w:left="0" w:right="0"/>
+        <w:rPr>
+          <w:color w:val="000000"/>
+        </w:rPr>
+      </w:pPr>
+      <w:r>
+        <w:rPr>
+          <w:color w:val="000000"/>
+        </w:rPr>
       </w:r>
     </w:p>
     <w:p>
@@ -2296,13 +1565,35 @@
           <w:szCs w:val="32"/>
           <w:u w:val="single"/>
         </w:rPr>
-        <w:t>Output PDF of Texmaker :</w:t>
+        <w:t xml:space="preserve">Output PDF </w:t>
+      </w:r>
+      <w:r>
+        <w:rPr>
+          <w:rFonts w:cs="Times New Roman" w:ascii="Times New Roman Cyr" w:hAnsi="Times New Roman Cyr"/>
+          <w:b/>
+          <w:bCs/>
+          <w:sz w:val="32"/>
+          <w:szCs w:val="32"/>
+          <w:u w:val="single"/>
+        </w:rPr>
+        <w:t>by</w:t>
+      </w:r>
+      <w:r>
+        <w:rPr>
+          <w:rFonts w:cs="Times New Roman" w:ascii="Times New Roman Cyr" w:hAnsi="Times New Roman Cyr"/>
+          <w:b/>
+          <w:bCs/>
+          <w:sz w:val="32"/>
+          <w:szCs w:val="32"/>
+          <w:u w:val="single"/>
+        </w:rPr>
+        <w:t xml:space="preserve"> Texmaker :</w:t>
       </w:r>
     </w:p>
     <w:sectPr>
-      <w:footerReference w:type="even" r:id="rId5"/>
-      <w:footerReference w:type="default" r:id="rId6"/>
-      <w:footerReference w:type="first" r:id="rId7"/>
+      <w:footerReference w:type="even" r:id="rId3"/>
+      <w:footerReference w:type="default" r:id="rId4"/>
+      <w:footerReference w:type="first" r:id="rId5"/>
       <w:type w:val="nextPage"/>
       <w:pgSz w:w="11906" w:h="16838"/>
       <w:pgMar w:left="1440" w:right="1440" w:gutter="0" w:header="0" w:top="1440" w:footer="0" w:bottom="720"/>
@@ -2391,7 +1682,7 @@
     <w:pPr>
       <w:widowControl/>
       <w:suppressAutoHyphens w:val="true"/>
-      <w:overflowPunct w:val="false"/>
+      <w:overflowPunct w:val="true"/>
       <w:bidi w:val="0"/>
       <w:spacing w:lineRule="auto" w:line="259" w:before="0" w:after="160"/>
       <w:jc w:val="left"/>
@@ -2954,15 +2245,15 @@
     <w:pPr/>
     <w:rPr/>
   </w:style>
+  <w:style w:type="paragraph" w:styleId="FrameContents">
+    <w:name w:val="Frame Contents"/>
+    <w:basedOn w:val="Normal"/>
+    <w:qFormat/>
+    <w:pPr/>
+    <w:rPr/>
+  </w:style>
   <w:style w:type="paragraph" w:styleId="FrameContentsuser">
     <w:name w:val="Frame Contents (user)"/>
-    <w:basedOn w:val="Normal"/>
-    <w:qFormat/>
-    <w:pPr/>
-    <w:rPr/>
-  </w:style>
-  <w:style w:type="paragraph" w:styleId="FrameContents">
-    <w:name w:val="Frame Contents"/>
     <w:basedOn w:val="Normal"/>
     <w:qFormat/>
     <w:pPr/>
